--- a/02-放大电路/02-功率放大电路/变压器耦合功率放大电路/变压器耦合功率放大电路.docx
+++ b/02-放大电路/02-功率放大电路/变压器耦合功率放大电路/变压器耦合功率放大电路.docx
@@ -2525,6 +2525,20 @@
     </w:p>
     <w:bookmarkEnd w:id="26"/>
     <w:bookmarkEnd w:id="27"/>
+    <w:p>
+      <w:pPr>
+        <w:spacing w:before="360"/>
+        <w:jc w:val="center"/>
+      </w:pPr>
+      <w:r>
+        <w:rPr>
+          <w:rFonts w:ascii="Times New Roman" w:hAnsi="Times New Roman"/>
+          <w:color w:val="555555"/>
+          <w:sz w:val="21"/>
+        </w:rPr>
+        <w:t>材料收集者：杜文杰</w:t>
+      </w:r>
+    </w:p>
     <w:sectPr>
       <w:headerReference r:id="rId9" w:type="default"/>
       <w:footerReference r:id="rId10" w:type="default"/>

--- a/02-放大电路/02-功率放大电路/变压器耦合功率放大电路/变压器耦合功率放大电路.docx
+++ b/02-放大电路/02-功率放大电路/变压器耦合功率放大电路/变压器耦合功率放大电路.docx
@@ -1,6 +1,6 @@
 
 <file path=word/document.xml><?xml version="1.0" encoding="utf-8"?>
-<w:document xmlns:w="http://schemas.openxmlformats.org/wordprocessingml/2006/main" xmlns:m="http://schemas.openxmlformats.org/officeDocument/2006/math" xmlns:r="http://schemas.openxmlformats.org/officeDocument/2006/relationships" xmlns:o="urn:schemas-microsoft-com:office:office" xmlns:v="urn:schemas-microsoft-com:vml" xmlns:w10="urn:schemas-microsoft-com:office:word" xmlns:a="http://schemas.openxmlformats.org/drawingml/2006/main" xmlns:pic="http://schemas.openxmlformats.org/drawingml/2006/picture" xmlns:wp="http://schemas.openxmlformats.org/drawingml/2006/wordprocessingDrawing">
+<w:document xmlns:m="http://schemas.openxmlformats.org/officeDocument/2006/math" xmlns:r="http://schemas.openxmlformats.org/officeDocument/2006/relationships" xmlns:w="http://schemas.openxmlformats.org/wordprocessingml/2006/main" xmlns:o="urn:schemas-microsoft-com:office:office" xmlns:v="urn:schemas-microsoft-com:vml" xmlns:w10="urn:schemas-microsoft-com:office:word" xmlns:a="http://schemas.openxmlformats.org/drawingml/2006/main" xmlns:pic="http://schemas.openxmlformats.org/drawingml/2006/picture" xmlns:wp="http://schemas.openxmlformats.org/drawingml/2006/wordprocessingDrawing">
   <w:body>
     <w:bookmarkStart w:id="27" w:name="变压器耦合功率放大电路"/>
     <w:p>
@@ -9,7 +9,7 @@
       </w:pPr>
       <w:r>
         <w:rPr>
-          <w:rFonts w:hint="eastAsia"/>
+          <w:rFonts w:hint="eastAsia" w:eastAsia="黑体"/>
         </w:rPr>
         <w:t xml:space="preserve">变压器耦合功率放大电路</w:t>
       </w:r>
@@ -21,7 +21,7 @@
       </w:pPr>
       <w:r>
         <w:rPr>
-          <w:rFonts w:hint="eastAsia"/>
+          <w:rFonts w:hint="eastAsia" w:eastAsia="黑体"/>
         </w:rPr>
         <w:t xml:space="preserve">拓扑描述</w:t>
       </w:r>
@@ -32,16 +32,19 @@
       </w:pPr>
       <w:r>
         <w:rPr>
-          <w:rFonts w:hint="eastAsia"/>
+          <w:rFonts w:hint="eastAsia" w:eastAsia="黑体"/>
         </w:rPr>
         <w:t xml:space="preserve">由</w:t>
       </w:r>
       <w:r>
+        <w:rPr>
+          <w:rFonts w:eastAsia="黑体"/>
+        </w:rPr>
         <w:t xml:space="preserve"> </w:t>
       </w:r>
       <w:r>
         <w:rPr>
-          <w:rFonts w:hint="eastAsia"/>
+          <w:rFonts w:hint="eastAsia" w:eastAsia="黑体"/>
           <w:b/>
           <w:bCs/>
         </w:rPr>
@@ -49,6 +52,7 @@
       </w:r>
       <w:r>
         <w:rPr>
+          <w:rFonts w:eastAsia="黑体"/>
           <w:b/>
           <w:bCs/>
         </w:rPr>
@@ -61,22 +65,25 @@
       </m:oMath>
       <w:r>
         <w:rPr>
-          <w:rFonts w:hint="eastAsia"/>
+          <w:rFonts w:hint="eastAsia" w:eastAsia="黑体"/>
         </w:rPr>
         <w:t xml:space="preserve">（以</w:t>
       </w:r>
       <w:r>
+        <w:rPr>
+          <w:rFonts w:eastAsia="黑体"/>
+        </w:rPr>
         <w:t xml:space="preserve"> NPN </w:t>
       </w:r>
       <w:r>
         <w:rPr>
-          <w:rFonts w:hint="eastAsia"/>
+          <w:rFonts w:hint="eastAsia" w:eastAsia="黑体"/>
         </w:rPr>
         <w:t xml:space="preserve">单管甲类为例，乙类推挽时为一对互补管）、</w:t>
       </w:r>
       <w:r>
         <w:rPr>
-          <w:rFonts w:hint="eastAsia"/>
+          <w:rFonts w:hint="eastAsia" w:eastAsia="黑体"/>
           <w:b/>
           <w:bCs/>
         </w:rPr>
@@ -84,6 +91,7 @@
       </w:r>
       <w:r>
         <w:rPr>
+          <w:rFonts w:eastAsia="黑体"/>
           <w:b/>
           <w:bCs/>
         </w:rPr>
@@ -104,11 +112,14 @@
         </m:sSub>
       </m:oMath>
       <w:r>
+        <w:rPr>
+          <w:rFonts w:eastAsia="黑体"/>
+        </w:rPr>
         <w:t xml:space="preserve">、</w:t>
       </w:r>
       <w:r>
         <w:rPr>
-          <w:rFonts w:hint="eastAsia"/>
+          <w:rFonts w:hint="eastAsia" w:eastAsia="黑体"/>
           <w:b/>
           <w:bCs/>
         </w:rPr>
@@ -116,6 +127,7 @@
       </w:r>
       <w:r>
         <w:rPr>
+          <w:rFonts w:eastAsia="黑体"/>
           <w:b/>
           <w:bCs/>
         </w:rPr>
@@ -136,20 +148,26 @@
         </m:sSub>
       </m:oMath>
       <w:r>
+        <w:rPr>
+          <w:rFonts w:eastAsia="黑体"/>
+        </w:rPr>
         <w:t xml:space="preserve"> </w:t>
       </w:r>
       <w:r>
         <w:rPr>
-          <w:rFonts w:hint="eastAsia"/>
+          <w:rFonts w:hint="eastAsia" w:eastAsia="黑体"/>
         </w:rPr>
         <w:t xml:space="preserve">与</w:t>
       </w:r>
       <w:r>
+        <w:rPr>
+          <w:rFonts w:eastAsia="黑体"/>
+        </w:rPr>
         <w:t xml:space="preserve"> </w:t>
       </w:r>
       <w:r>
         <w:rPr>
-          <w:rFonts w:hint="eastAsia"/>
+          <w:rFonts w:hint="eastAsia" w:eastAsia="黑体"/>
           <w:b/>
           <w:bCs/>
         </w:rPr>
@@ -157,6 +175,7 @@
       </w:r>
       <w:r>
         <w:rPr>
+          <w:rFonts w:eastAsia="黑体"/>
           <w:b/>
           <w:bCs/>
         </w:rPr>
@@ -177,20 +196,26 @@
         </m:sSub>
       </m:oMath>
       <w:r>
+        <w:rPr>
+          <w:rFonts w:eastAsia="黑体"/>
+        </w:rPr>
         <w:t xml:space="preserve"> </w:t>
       </w:r>
       <w:r>
         <w:rPr>
-          <w:rFonts w:hint="eastAsia"/>
+          <w:rFonts w:hint="eastAsia" w:eastAsia="黑体"/>
         </w:rPr>
         <w:t xml:space="preserve">组成，采用</w:t>
       </w:r>
       <w:r>
+        <w:rPr>
+          <w:rFonts w:eastAsia="黑体"/>
+        </w:rPr>
         <w:t xml:space="preserve"> </w:t>
       </w:r>
       <w:r>
         <w:rPr>
-          <w:rFonts w:hint="eastAsia"/>
+          <w:rFonts w:hint="eastAsia" w:eastAsia="黑体"/>
           <w:b/>
           <w:bCs/>
         </w:rPr>
@@ -198,32 +223,39 @@
       </w:r>
       <w:r>
         <w:rPr>
+          <w:rFonts w:eastAsia="黑体"/>
           <w:b/>
           <w:bCs/>
         </w:rPr>
         <w:t xml:space="preserve"> +VCC</w:t>
       </w:r>
       <w:r>
+        <w:rPr>
+          <w:rFonts w:eastAsia="黑体"/>
+        </w:rPr>
         <w:t xml:space="preserve"> </w:t>
       </w:r>
       <w:r>
         <w:rPr>
-          <w:rFonts w:hint="eastAsia"/>
+          <w:rFonts w:hint="eastAsia" w:eastAsia="黑体"/>
         </w:rPr>
         <w:t xml:space="preserve">供电。电路共有</w:t>
       </w:r>
       <w:r>
+        <w:rPr>
+          <w:rFonts w:eastAsia="黑体"/>
+        </w:rPr>
         <w:t xml:space="preserve"> 6 </w:t>
       </w:r>
       <w:r>
         <w:rPr>
-          <w:rFonts w:hint="eastAsia"/>
+          <w:rFonts w:hint="eastAsia" w:eastAsia="黑体"/>
         </w:rPr>
         <w:t xml:space="preserve">个关键节点：</w:t>
       </w:r>
       <w:r>
         <w:rPr>
-          <w:rFonts w:hint="eastAsia"/>
+          <w:rFonts w:hint="eastAsia" w:eastAsia="黑体"/>
           <w:b/>
           <w:bCs/>
         </w:rPr>
@@ -231,6 +263,7 @@
       </w:r>
       <w:r>
         <w:rPr>
+          <w:rFonts w:eastAsia="黑体"/>
           <w:b/>
           <w:bCs/>
         </w:rPr>
@@ -238,7 +271,7 @@
       </w:r>
       <w:r>
         <w:rPr>
-          <w:rFonts w:hint="eastAsia"/>
+          <w:rFonts w:hint="eastAsia" w:eastAsia="黑体"/>
           <w:b/>
           <w:bCs/>
         </w:rPr>
@@ -246,11 +279,14 @@
       </w:r>
       <w:r>
         <w:rPr>
-          <w:rFonts w:hint="eastAsia"/>
+          <w:rFonts w:hint="eastAsia" w:eastAsia="黑体"/>
         </w:rPr>
         <w:t xml:space="preserve">（信号源</w:t>
       </w:r>
       <w:r>
+        <w:rPr>
+          <w:rFonts w:eastAsia="黑体"/>
+        </w:rPr>
         <w:t xml:space="preserve"> </w:t>
       </w:r>
       <m:oMath>
@@ -271,15 +307,21 @@
         </m:sSub>
       </m:oMath>
       <w:r>
+        <w:rPr>
+          <w:rFonts w:eastAsia="黑体"/>
+        </w:rPr>
         <w:t xml:space="preserve"> </w:t>
       </w:r>
       <w:r>
         <w:rPr>
-          <w:rFonts w:hint="eastAsia"/>
+          <w:rFonts w:hint="eastAsia" w:eastAsia="黑体"/>
         </w:rPr>
         <w:t xml:space="preserve">的正端与</w:t>
       </w:r>
       <w:r>
+        <w:rPr>
+          <w:rFonts w:eastAsia="黑体"/>
+        </w:rPr>
         <w:t xml:space="preserve"> </w:t>
       </w:r>
       <m:oMath>
@@ -297,17 +339,20 @@
         </m:sSub>
       </m:oMath>
       <w:r>
+        <w:rPr>
+          <w:rFonts w:eastAsia="黑体"/>
+        </w:rPr>
         <w:t xml:space="preserve"> </w:t>
       </w:r>
       <w:r>
         <w:rPr>
-          <w:rFonts w:hint="eastAsia"/>
+          <w:rFonts w:hint="eastAsia" w:eastAsia="黑体"/>
         </w:rPr>
         <w:t xml:space="preserve">初级的一端相连）；</w:t>
       </w:r>
       <w:r>
         <w:rPr>
-          <w:rFonts w:hint="eastAsia"/>
+          <w:rFonts w:hint="eastAsia" w:eastAsia="黑体"/>
           <w:b/>
           <w:bCs/>
         </w:rPr>
@@ -315,6 +360,7 @@
       </w:r>
       <w:r>
         <w:rPr>
+          <w:rFonts w:eastAsia="黑体"/>
           <w:b/>
           <w:bCs/>
         </w:rPr>
@@ -322,7 +368,7 @@
       </w:r>
       <w:r>
         <w:rPr>
-          <w:rFonts w:hint="eastAsia"/>
+          <w:rFonts w:hint="eastAsia" w:eastAsia="黑体"/>
           <w:b/>
           <w:bCs/>
         </w:rPr>
@@ -330,7 +376,7 @@
       </w:r>
       <w:r>
         <w:rPr>
-          <w:rFonts w:hint="eastAsia"/>
+          <w:rFonts w:hint="eastAsia" w:eastAsia="黑体"/>
         </w:rPr>
         <w:t xml:space="preserve">（</w:t>
       </w:r>
@@ -349,15 +395,21 @@
         </m:sSub>
       </m:oMath>
       <w:r>
+        <w:rPr>
+          <w:rFonts w:eastAsia="黑体"/>
+        </w:rPr>
         <w:t xml:space="preserve"> </w:t>
       </w:r>
       <w:r>
         <w:rPr>
-          <w:rFonts w:hint="eastAsia"/>
+          <w:rFonts w:hint="eastAsia" w:eastAsia="黑体"/>
         </w:rPr>
         <w:t xml:space="preserve">次级的一端与</w:t>
       </w:r>
       <w:r>
+        <w:rPr>
+          <w:rFonts w:eastAsia="黑体"/>
+        </w:rPr>
         <w:t xml:space="preserve"> </w:t>
       </w:r>
       <m:oMath>
@@ -366,26 +418,32 @@
         </m:r>
       </m:oMath>
       <w:r>
+        <w:rPr>
+          <w:rFonts w:eastAsia="黑体"/>
+        </w:rPr>
         <w:t xml:space="preserve"> </w:t>
       </w:r>
       <w:r>
         <w:rPr>
-          <w:rFonts w:hint="eastAsia"/>
+          <w:rFonts w:hint="eastAsia" w:eastAsia="黑体"/>
         </w:rPr>
         <w:t xml:space="preserve">的基极</w:t>
       </w:r>
       <w:r>
+        <w:rPr>
+          <w:rFonts w:eastAsia="黑体"/>
+        </w:rPr>
         <w:t xml:space="preserve"> B </w:t>
       </w:r>
       <w:r>
         <w:rPr>
-          <w:rFonts w:hint="eastAsia"/>
+          <w:rFonts w:hint="eastAsia" w:eastAsia="黑体"/>
         </w:rPr>
         <w:t xml:space="preserve">相连）；</w:t>
       </w:r>
       <w:r>
         <w:rPr>
-          <w:rFonts w:hint="eastAsia"/>
+          <w:rFonts w:hint="eastAsia" w:eastAsia="黑体"/>
           <w:b/>
           <w:bCs/>
         </w:rPr>
@@ -393,6 +451,7 @@
       </w:r>
       <w:r>
         <w:rPr>
+          <w:rFonts w:eastAsia="黑体"/>
           <w:b/>
           <w:bCs/>
         </w:rPr>
@@ -400,7 +459,7 @@
       </w:r>
       <w:r>
         <w:rPr>
-          <w:rFonts w:hint="eastAsia"/>
+          <w:rFonts w:hint="eastAsia" w:eastAsia="黑体"/>
           <w:b/>
           <w:bCs/>
         </w:rPr>
@@ -408,7 +467,7 @@
       </w:r>
       <w:r>
         <w:rPr>
-          <w:rFonts w:hint="eastAsia"/>
+          <w:rFonts w:hint="eastAsia" w:eastAsia="黑体"/>
         </w:rPr>
         <w:t xml:space="preserve">（</w:t>
       </w:r>
@@ -418,24 +477,33 @@
         </m:r>
       </m:oMath>
       <w:r>
+        <w:rPr>
+          <w:rFonts w:eastAsia="黑体"/>
+        </w:rPr>
         <w:t xml:space="preserve"> </w:t>
       </w:r>
       <w:r>
         <w:rPr>
-          <w:rFonts w:hint="eastAsia"/>
+          <w:rFonts w:hint="eastAsia" w:eastAsia="黑体"/>
         </w:rPr>
         <w:t xml:space="preserve">的集电极</w:t>
       </w:r>
       <w:r>
+        <w:rPr>
+          <w:rFonts w:eastAsia="黑体"/>
+        </w:rPr>
         <w:t xml:space="preserve"> C </w:t>
       </w:r>
       <w:r>
         <w:rPr>
-          <w:rFonts w:hint="eastAsia"/>
+          <w:rFonts w:hint="eastAsia" w:eastAsia="黑体"/>
         </w:rPr>
         <w:t xml:space="preserve">与</w:t>
       </w:r>
       <w:r>
+        <w:rPr>
+          <w:rFonts w:eastAsia="黑体"/>
+        </w:rPr>
         <w:t xml:space="preserve"> </w:t>
       </w:r>
       <m:oMath>
@@ -453,17 +521,20 @@
         </m:sSub>
       </m:oMath>
       <w:r>
+        <w:rPr>
+          <w:rFonts w:eastAsia="黑体"/>
+        </w:rPr>
         <w:t xml:space="preserve"> </w:t>
       </w:r>
       <w:r>
         <w:rPr>
-          <w:rFonts w:hint="eastAsia"/>
+          <w:rFonts w:hint="eastAsia" w:eastAsia="黑体"/>
         </w:rPr>
         <w:t xml:space="preserve">初级的一端相连）；</w:t>
       </w:r>
       <w:r>
         <w:rPr>
-          <w:rFonts w:hint="eastAsia"/>
+          <w:rFonts w:hint="eastAsia" w:eastAsia="黑体"/>
           <w:b/>
           <w:bCs/>
         </w:rPr>
@@ -471,6 +542,7 @@
       </w:r>
       <w:r>
         <w:rPr>
+          <w:rFonts w:eastAsia="黑体"/>
           <w:b/>
           <w:bCs/>
         </w:rPr>
@@ -478,7 +550,7 @@
       </w:r>
       <w:r>
         <w:rPr>
-          <w:rFonts w:hint="eastAsia"/>
+          <w:rFonts w:hint="eastAsia" w:eastAsia="黑体"/>
           <w:b/>
           <w:bCs/>
         </w:rPr>
@@ -486,7 +558,7 @@
       </w:r>
       <w:r>
         <w:rPr>
-          <w:rFonts w:hint="eastAsia"/>
+          <w:rFonts w:hint="eastAsia" w:eastAsia="黑体"/>
         </w:rPr>
         <w:t xml:space="preserve">（</w:t>
       </w:r>
@@ -505,26 +577,32 @@
         </m:sSub>
       </m:oMath>
       <w:r>
+        <w:rPr>
+          <w:rFonts w:eastAsia="黑体"/>
+        </w:rPr>
         <w:t xml:space="preserve"> </w:t>
       </w:r>
       <w:r>
         <w:rPr>
-          <w:rFonts w:hint="eastAsia"/>
+          <w:rFonts w:hint="eastAsia" w:eastAsia="黑体"/>
         </w:rPr>
         <w:t xml:space="preserve">初级的另一端接</w:t>
       </w:r>
       <w:r>
+        <w:rPr>
+          <w:rFonts w:eastAsia="黑体"/>
+        </w:rPr>
         <w:t xml:space="preserve"> </w:t>
       </w:r>
       <w:r>
         <w:rPr>
-          <w:rFonts w:hint="eastAsia"/>
+          <w:rFonts w:hint="eastAsia" w:eastAsia="黑体"/>
         </w:rPr>
         <w:t xml:space="preserve">+VCC）；</w:t>
       </w:r>
       <w:r>
         <w:rPr>
-          <w:rFonts w:hint="eastAsia"/>
+          <w:rFonts w:hint="eastAsia" w:eastAsia="黑体"/>
           <w:b/>
           <w:bCs/>
         </w:rPr>
@@ -532,6 +610,7 @@
       </w:r>
       <w:r>
         <w:rPr>
+          <w:rFonts w:eastAsia="黑体"/>
           <w:b/>
           <w:bCs/>
         </w:rPr>
@@ -539,7 +618,7 @@
       </w:r>
       <w:r>
         <w:rPr>
-          <w:rFonts w:hint="eastAsia"/>
+          <w:rFonts w:hint="eastAsia" w:eastAsia="黑体"/>
           <w:b/>
           <w:bCs/>
         </w:rPr>
@@ -547,7 +626,7 @@
       </w:r>
       <w:r>
         <w:rPr>
-          <w:rFonts w:hint="eastAsia"/>
+          <w:rFonts w:hint="eastAsia" w:eastAsia="黑体"/>
         </w:rPr>
         <w:t xml:space="preserve">（</w:t>
       </w:r>
@@ -557,35 +636,44 @@
         </m:r>
       </m:oMath>
       <w:r>
+        <w:rPr>
+          <w:rFonts w:eastAsia="黑体"/>
+        </w:rPr>
         <w:t xml:space="preserve"> </w:t>
       </w:r>
       <w:r>
         <w:rPr>
-          <w:rFonts w:hint="eastAsia"/>
+          <w:rFonts w:hint="eastAsia" w:eastAsia="黑体"/>
         </w:rPr>
         <w:t xml:space="preserve">的发射极</w:t>
       </w:r>
       <w:r>
+        <w:rPr>
+          <w:rFonts w:eastAsia="黑体"/>
+        </w:rPr>
         <w:t xml:space="preserve"> E </w:t>
       </w:r>
       <w:r>
         <w:rPr>
-          <w:rFonts w:hint="eastAsia"/>
+          <w:rFonts w:hint="eastAsia" w:eastAsia="黑体"/>
         </w:rPr>
         <w:t xml:space="preserve">接</w:t>
       </w:r>
       <w:r>
+        <w:rPr>
+          <w:rFonts w:eastAsia="黑体"/>
+        </w:rPr>
         <w:t xml:space="preserve"> </w:t>
       </w:r>
       <w:r>
         <w:rPr>
-          <w:rFonts w:hint="eastAsia"/>
+          <w:rFonts w:hint="eastAsia" w:eastAsia="黑体"/>
         </w:rPr>
         <w:t xml:space="preserve">GND）；</w:t>
       </w:r>
       <w:r>
         <w:rPr>
-          <w:rFonts w:hint="eastAsia"/>
+          <w:rFonts w:hint="eastAsia" w:eastAsia="黑体"/>
           <w:b/>
           <w:bCs/>
         </w:rPr>
@@ -593,6 +681,7 @@
       </w:r>
       <w:r>
         <w:rPr>
+          <w:rFonts w:eastAsia="黑体"/>
           <w:b/>
           <w:bCs/>
         </w:rPr>
@@ -600,7 +689,7 @@
       </w:r>
       <w:r>
         <w:rPr>
-          <w:rFonts w:hint="eastAsia"/>
+          <w:rFonts w:hint="eastAsia" w:eastAsia="黑体"/>
           <w:b/>
           <w:bCs/>
         </w:rPr>
@@ -608,7 +697,7 @@
       </w:r>
       <w:r>
         <w:rPr>
-          <w:rFonts w:hint="eastAsia"/>
+          <w:rFonts w:hint="eastAsia" w:eastAsia="黑体"/>
         </w:rPr>
         <w:t xml:space="preserve">（</w:t>
       </w:r>
@@ -627,15 +716,21 @@
         </m:sSub>
       </m:oMath>
       <w:r>
+        <w:rPr>
+          <w:rFonts w:eastAsia="黑体"/>
+        </w:rPr>
         <w:t xml:space="preserve"> </w:t>
       </w:r>
       <w:r>
         <w:rPr>
-          <w:rFonts w:hint="eastAsia"/>
+          <w:rFonts w:hint="eastAsia" w:eastAsia="黑体"/>
         </w:rPr>
         <w:t xml:space="preserve">次级的两端接负载</w:t>
       </w:r>
       <w:r>
+        <w:rPr>
+          <w:rFonts w:eastAsia="黑体"/>
+        </w:rPr>
         <w:t xml:space="preserve"> </w:t>
       </w:r>
       <m:oMath>
@@ -654,7 +749,7 @@
       </m:oMath>
       <w:r>
         <w:rPr>
-          <w:rFonts w:hint="eastAsia"/>
+          <w:rFonts w:hint="eastAsia" w:eastAsia="黑体"/>
         </w:rPr>
         <w:t xml:space="preserve">）。</w:t>
       </w:r>
@@ -663,7 +758,7 @@
       <w:pPr/>
       <w:r>
         <w:rPr>
-          <w:rFonts w:hint="eastAsia"/>
+          <w:rFonts w:hint="eastAsia" w:eastAsia="黑体"/>
         </w:rPr>
         <w:t xml:space="preserve">各元件管脚连接：</w:t>
       </w:r>
@@ -682,29 +777,38 @@
         </m:sSub>
       </m:oMath>
       <w:r>
+        <w:rPr>
+          <w:rFonts w:eastAsia="黑体"/>
+        </w:rPr>
         <w:t xml:space="preserve"> </w:t>
       </w:r>
       <w:r>
         <w:rPr>
-          <w:rFonts w:hint="eastAsia"/>
+          <w:rFonts w:hint="eastAsia" w:eastAsia="黑体"/>
         </w:rPr>
         <w:t xml:space="preserve">初级一端接输入节点、初级另一端接</w:t>
       </w:r>
       <w:r>
+        <w:rPr>
+          <w:rFonts w:eastAsia="黑体"/>
+        </w:rPr>
         <w:t xml:space="preserve"> </w:t>
       </w:r>
       <w:r>
         <w:rPr>
-          <w:rFonts w:hint="eastAsia"/>
+          <w:rFonts w:hint="eastAsia" w:eastAsia="黑体"/>
         </w:rPr>
         <w:t xml:space="preserve">GND；次级一端接基极节点、次级另一端接</w:t>
       </w:r>
       <w:r>
+        <w:rPr>
+          <w:rFonts w:eastAsia="黑体"/>
+        </w:rPr>
         <w:t xml:space="preserve"> </w:t>
       </w:r>
       <w:r>
         <w:rPr>
-          <w:rFonts w:hint="eastAsia"/>
+          <w:rFonts w:hint="eastAsia" w:eastAsia="黑体"/>
         </w:rPr>
         <w:t xml:space="preserve">GND（为基极提供交流/直流回路）；</w:t>
       </w:r>
@@ -714,38 +818,50 @@
         </m:r>
       </m:oMath>
       <w:r>
+        <w:rPr>
+          <w:rFonts w:eastAsia="黑体"/>
+        </w:rPr>
         <w:t xml:space="preserve"> </w:t>
       </w:r>
       <w:r>
         <w:rPr>
-          <w:rFonts w:hint="eastAsia"/>
+          <w:rFonts w:hint="eastAsia" w:eastAsia="黑体"/>
         </w:rPr>
         <w:t xml:space="preserve">的</w:t>
       </w:r>
       <w:r>
+        <w:rPr>
+          <w:rFonts w:eastAsia="黑体"/>
+        </w:rPr>
         <w:t xml:space="preserve"> B </w:t>
       </w:r>
       <w:r>
         <w:rPr>
-          <w:rFonts w:hint="eastAsia"/>
+          <w:rFonts w:hint="eastAsia" w:eastAsia="黑体"/>
         </w:rPr>
         <w:t xml:space="preserve">接基极节点、C</w:t>
       </w:r>
       <w:r>
+        <w:rPr>
+          <w:rFonts w:eastAsia="黑体"/>
+        </w:rPr>
         <w:t xml:space="preserve"> </w:t>
       </w:r>
       <w:r>
         <w:rPr>
-          <w:rFonts w:hint="eastAsia"/>
+          <w:rFonts w:hint="eastAsia" w:eastAsia="黑体"/>
         </w:rPr>
         <w:t xml:space="preserve">接集电极节点、E</w:t>
       </w:r>
       <w:r>
+        <w:rPr>
+          <w:rFonts w:eastAsia="黑体"/>
+        </w:rPr>
         <w:t xml:space="preserve"> </w:t>
       </w:r>
       <w:r>
         <w:rPr>
-          <w:rFonts w:hint="eastAsia"/>
+          <w:rFonts w:hint="eastAsia" w:eastAsia="黑体"/>
         </w:rPr>
         <w:t xml:space="preserve">接发射极节点；</w:t>
       </w:r>
@@ -764,11 +880,14 @@
         </m:sSub>
       </m:oMath>
       <w:r>
+        <w:rPr>
+          <w:rFonts w:eastAsia="黑体"/>
+        </w:rPr>
         <w:t xml:space="preserve"> </w:t>
       </w:r>
       <w:r>
         <w:rPr>
-          <w:rFonts w:hint="eastAsia"/>
+          <w:rFonts w:hint="eastAsia" w:eastAsia="黑体"/>
         </w:rPr>
         <w:t xml:space="preserve">初级一端接集电极节点、初级另一端接电源节点、次级两端接输出节点（负载）；</w:t>
       </w:r>
@@ -787,15 +906,21 @@
         </m:sSub>
       </m:oMath>
       <w:r>
+        <w:rPr>
+          <w:rFonts w:eastAsia="黑体"/>
+        </w:rPr>
         <w:t xml:space="preserve"> </w:t>
       </w:r>
       <w:r>
         <w:rPr>
-          <w:rFonts w:hint="eastAsia"/>
+          <w:rFonts w:hint="eastAsia" w:eastAsia="黑体"/>
         </w:rPr>
         <w:t xml:space="preserve">跨接在</w:t>
       </w:r>
       <w:r>
+        <w:rPr>
+          <w:rFonts w:eastAsia="黑体"/>
+        </w:rPr>
         <w:t xml:space="preserve"> </w:t>
       </w:r>
       <m:oMath>
@@ -813,11 +938,14 @@
         </m:sSub>
       </m:oMath>
       <w:r>
+        <w:rPr>
+          <w:rFonts w:eastAsia="黑体"/>
+        </w:rPr>
         <w:t xml:space="preserve"> </w:t>
       </w:r>
       <w:r>
         <w:rPr>
-          <w:rFonts w:hint="eastAsia"/>
+          <w:rFonts w:hint="eastAsia" w:eastAsia="黑体"/>
         </w:rPr>
         <w:t xml:space="preserve">次级两端。</w:t>
       </w:r>
@@ -826,7 +954,7 @@
       <w:pPr/>
       <w:r>
         <w:rPr>
-          <w:rFonts w:hint="eastAsia"/>
+          <w:rFonts w:hint="eastAsia" w:eastAsia="黑体"/>
         </w:rPr>
         <w:t xml:space="preserve">由此构成”输入变压器把前级信号耦合到基极、输出变压器把集电极交流信号耦合到负载并完成阻抗变换”的变压器耦合功放组态，变压器实现电源、负载与放大管的直流隔离与阻抗匹配，使功放管工作在合适的负载线上以获得最大功率输出。</w:t>
       </w:r>
@@ -839,7 +967,7 @@
       </w:pPr>
       <w:r>
         <w:rPr>
-          <w:rFonts w:hint="eastAsia"/>
+          <w:rFonts w:hint="eastAsia" w:eastAsia="黑体"/>
         </w:rPr>
         <w:t xml:space="preserve">工作原理</w:t>
       </w:r>
@@ -850,7 +978,7 @@
       </w:pPr>
       <w:r>
         <w:rPr>
-          <w:rFonts w:hint="eastAsia"/>
+          <w:rFonts w:hint="eastAsia" w:eastAsia="黑体"/>
         </w:rPr>
         <w:t xml:space="preserve">变压器利用电磁感应把初级回路的变化电流转换到次级。输出变压器将功放管集电极回路的较大交流摆幅与负载匹配，反激到初级的等效交流负载电阻由匝数比决定，使功放管工作在合适的负载线上以获得最大功率输出。</w:t>
       </w:r>
@@ -863,7 +991,7 @@
       </w:pPr>
       <w:r>
         <w:rPr>
-          <w:rFonts w:hint="eastAsia"/>
+          <w:rFonts w:hint="eastAsia" w:eastAsia="黑体"/>
         </w:rPr>
         <w:t xml:space="preserve">关键计算公式</w:t>
       </w:r>
@@ -877,7 +1005,7 @@
       </w:pPr>
       <w:r>
         <w:rPr>
-          <w:rFonts w:hint="eastAsia"/>
+          <w:rFonts w:hint="eastAsia" w:eastAsia="黑体"/>
         </w:rPr>
         <w:t xml:space="preserve">理想变压器阻抗变换（</w:t>
       </w:r>
@@ -887,15 +1015,21 @@
         </m:r>
       </m:oMath>
       <w:r>
+        <w:rPr>
+          <w:rFonts w:eastAsia="黑体"/>
+        </w:rPr>
         <w:t xml:space="preserve"> </w:t>
       </w:r>
       <w:r>
         <w:rPr>
-          <w:rFonts w:hint="eastAsia"/>
+          <w:rFonts w:hint="eastAsia" w:eastAsia="黑体"/>
         </w:rPr>
         <w:t xml:space="preserve">为匝数比</w:t>
       </w:r>
       <w:r>
+        <w:rPr>
+          <w:rFonts w:eastAsia="黑体"/>
+        </w:rPr>
         <w:t xml:space="preserve"> </w:t>
       </w:r>
       <m:oMath>
@@ -932,7 +1066,7 @@
       </m:oMath>
       <w:r>
         <w:rPr>
-          <w:rFonts w:hint="eastAsia"/>
+          <w:rFonts w:hint="eastAsia" w:eastAsia="黑体"/>
         </w:rPr>
         <w:t xml:space="preserve">）：</w:t>
       </w:r>
@@ -1009,7 +1143,7 @@
       </w:pPr>
       <w:r>
         <w:rPr>
-          <w:rFonts w:hint="eastAsia"/>
+          <w:rFonts w:hint="eastAsia" w:eastAsia="黑体"/>
         </w:rPr>
         <w:t xml:space="preserve">匝数比与电压关系：</w:t>
       </w:r>
@@ -1117,7 +1251,7 @@
       </w:pPr>
       <w:r>
         <w:rPr>
-          <w:rFonts w:hint="eastAsia"/>
+          <w:rFonts w:hint="eastAsia" w:eastAsia="黑体"/>
         </w:rPr>
         <w:t xml:space="preserve">甲类最大输出功率：</w:t>
       </w:r>
@@ -1220,11 +1354,14 @@
       </w:pPr>
       <w:r>
         <w:rPr>
-          <w:rFonts w:hint="eastAsia"/>
+          <w:rFonts w:hint="eastAsia" w:eastAsia="黑体"/>
         </w:rPr>
         <w:t xml:space="preserve">变压器传输效率（设变压器效率为</w:t>
       </w:r>
       <w:r>
+        <w:rPr>
+          <w:rFonts w:eastAsia="黑体"/>
+        </w:rPr>
         <w:t xml:space="preserve"> </w:t>
       </w:r>
       <m:oMath>
@@ -1243,11 +1380,14 @@
       </m:oMath>
       <w:r>
         <w:rPr>
-          <w:rFonts w:hint="eastAsia"/>
+          <w:rFonts w:hint="eastAsia" w:eastAsia="黑体"/>
         </w:rPr>
         <w:t xml:space="preserve">，理想</w:t>
       </w:r>
       <w:r>
+        <w:rPr>
+          <w:rFonts w:eastAsia="黑体"/>
+        </w:rPr>
         <w:t xml:space="preserve"> </w:t>
       </w:r>
       <m:oMath>
@@ -1275,7 +1415,7 @@
       </m:oMath>
       <w:r>
         <w:rPr>
-          <w:rFonts w:hint="eastAsia"/>
+          <w:rFonts w:hint="eastAsia" w:eastAsia="黑体"/>
         </w:rPr>
         <w:t xml:space="preserve">）：</w:t>
       </w:r>
@@ -1375,7 +1515,7 @@
             </w:pPr>
             <w:r>
               <w:rPr>
-                <w:rFonts w:hint="eastAsia"/>
+                <w:rFonts w:hint="eastAsia" w:eastAsia="黑体"/>
               </w:rPr>
               <w:t xml:space="preserve">符号</w:t>
             </w:r>
@@ -1389,7 +1529,7 @@
             </w:pPr>
             <w:r>
               <w:rPr>
-                <w:rFonts w:hint="eastAsia"/>
+                <w:rFonts w:hint="eastAsia" w:eastAsia="黑体"/>
               </w:rPr>
               <w:t xml:space="preserve">含义</w:t>
             </w:r>
@@ -1403,7 +1543,7 @@
             </w:pPr>
             <w:r>
               <w:rPr>
-                <w:rFonts w:hint="eastAsia"/>
+                <w:rFonts w:hint="eastAsia" w:eastAsia="黑体"/>
               </w:rPr>
               <w:t xml:space="preserve">单位</w:t>
             </w:r>
@@ -1450,6 +1590,9 @@
               </m:sSub>
             </m:oMath>
             <w:r>
+              <w:rPr>
+                <w:rFonts w:eastAsia="黑体"/>
+              </w:rPr>
               <w:t xml:space="preserve">​</w:t>
             </w:r>
           </w:p>
@@ -1462,7 +1605,7 @@
             </w:pPr>
             <w:r>
               <w:rPr>
-                <w:rFonts w:hint="eastAsia"/>
+                <w:rFonts w:hint="eastAsia" w:eastAsia="黑体"/>
               </w:rPr>
               <w:t xml:space="preserve">初/次级匝数</w:t>
             </w:r>
@@ -1475,6 +1618,9 @@
               <w:pStyle w:val="Compact"/>
             </w:pPr>
             <w:r>
+              <w:rPr>
+                <w:rFonts w:eastAsia="黑体"/>
+              </w:rPr>
               <w:t xml:space="preserve">—</w:t>
             </w:r>
           </w:p>
@@ -1493,6 +1639,9 @@
               </m:r>
             </m:oMath>
             <w:r>
+              <w:rPr>
+                <w:rFonts w:eastAsia="黑体"/>
+              </w:rPr>
               <w:t xml:space="preserve">​</w:t>
             </w:r>
           </w:p>
@@ -1505,7 +1654,7 @@
             </w:pPr>
             <w:r>
               <w:rPr>
-                <w:rFonts w:hint="eastAsia"/>
+                <w:rFonts w:hint="eastAsia" w:eastAsia="黑体"/>
               </w:rPr>
               <w:t xml:space="preserve">匝数比</w:t>
             </w:r>
@@ -1518,6 +1667,9 @@
               <w:pStyle w:val="Compact"/>
             </w:pPr>
             <w:r>
+              <w:rPr>
+                <w:rFonts w:eastAsia="黑体"/>
+              </w:rPr>
               <w:t xml:space="preserve">—</w:t>
             </w:r>
           </w:p>
@@ -1545,6 +1697,9 @@
               </m:sSub>
             </m:oMath>
             <w:r>
+              <w:rPr>
+                <w:rFonts w:eastAsia="黑体"/>
+              </w:rPr>
               <w:t xml:space="preserve">​</w:t>
             </w:r>
           </w:p>
@@ -1557,7 +1712,7 @@
             </w:pPr>
             <w:r>
               <w:rPr>
-                <w:rFonts w:hint="eastAsia"/>
+                <w:rFonts w:hint="eastAsia" w:eastAsia="黑体"/>
               </w:rPr>
               <w:t xml:space="preserve">负载电阻</w:t>
             </w:r>
@@ -1570,6 +1725,9 @@
               <w:pStyle w:val="Compact"/>
             </w:pPr>
             <w:r>
+              <w:rPr>
+                <w:rFonts w:eastAsia="黑体"/>
+              </w:rPr>
               <w:t xml:space="preserve">Ω</w:t>
             </w:r>
           </w:p>
@@ -1605,6 +1763,9 @@
               </m:sSubSup>
             </m:oMath>
             <w:r>
+              <w:rPr>
+                <w:rFonts w:eastAsia="黑体"/>
+              </w:rPr>
               <w:t xml:space="preserve">​</w:t>
             </w:r>
           </w:p>
@@ -1617,7 +1778,7 @@
             </w:pPr>
             <w:r>
               <w:rPr>
-                <w:rFonts w:hint="eastAsia"/>
+                <w:rFonts w:hint="eastAsia" w:eastAsia="黑体"/>
               </w:rPr>
               <w:t xml:space="preserve">折合到初级的等效负载电阻</w:t>
             </w:r>
@@ -1630,6 +1791,9 @@
               <w:pStyle w:val="Compact"/>
             </w:pPr>
             <w:r>
+              <w:rPr>
+                <w:rFonts w:eastAsia="黑体"/>
+              </w:rPr>
               <w:t xml:space="preserve">Ω</w:t>
             </w:r>
           </w:p>
@@ -1675,6 +1839,9 @@
               </m:sSub>
             </m:oMath>
             <w:r>
+              <w:rPr>
+                <w:rFonts w:eastAsia="黑体"/>
+              </w:rPr>
               <w:t xml:space="preserve">​</w:t>
             </w:r>
           </w:p>
@@ -1687,7 +1854,7 @@
             </w:pPr>
             <w:r>
               <w:rPr>
-                <w:rFonts w:hint="eastAsia"/>
+                <w:rFonts w:hint="eastAsia" w:eastAsia="黑体"/>
               </w:rPr>
               <w:t xml:space="preserve">初/次级电压</w:t>
             </w:r>
@@ -1700,6 +1867,9 @@
               <w:pStyle w:val="Compact"/>
             </w:pPr>
             <w:r>
+              <w:rPr>
+                <w:rFonts w:eastAsia="黑体"/>
+              </w:rPr>
               <w:t xml:space="preserve">V</w:t>
             </w:r>
           </w:p>
@@ -1727,6 +1897,9 @@
               </m:sSub>
             </m:oMath>
             <w:r>
+              <w:rPr>
+                <w:rFonts w:eastAsia="黑体"/>
+              </w:rPr>
               <w:t xml:space="preserve">​</w:t>
             </w:r>
           </w:p>
@@ -1739,7 +1912,7 @@
             </w:pPr>
             <w:r>
               <w:rPr>
-                <w:rFonts w:hint="eastAsia"/>
+                <w:rFonts w:hint="eastAsia" w:eastAsia="黑体"/>
               </w:rPr>
               <w:t xml:space="preserve">输出功率</w:t>
             </w:r>
@@ -1752,6 +1925,9 @@
               <w:pStyle w:val="Compact"/>
             </w:pPr>
             <w:r>
+              <w:rPr>
+                <w:rFonts w:eastAsia="黑体"/>
+              </w:rPr>
               <w:t xml:space="preserve">W</w:t>
             </w:r>
           </w:p>
@@ -1779,6 +1955,9 @@
               </m:sSub>
             </m:oMath>
             <w:r>
+              <w:rPr>
+                <w:rFonts w:eastAsia="黑体"/>
+              </w:rPr>
               <w:t xml:space="preserve">​</w:t>
             </w:r>
           </w:p>
@@ -1791,7 +1970,7 @@
             </w:pPr>
             <w:r>
               <w:rPr>
-                <w:rFonts w:hint="eastAsia"/>
+                <w:rFonts w:hint="eastAsia" w:eastAsia="黑体"/>
               </w:rPr>
               <w:t xml:space="preserve">变压器效率</w:t>
             </w:r>
@@ -1804,6 +1983,9 @@
               <w:pStyle w:val="Compact"/>
             </w:pPr>
             <w:r>
+              <w:rPr>
+                <w:rFonts w:eastAsia="黑体"/>
+              </w:rPr>
               <w:t xml:space="preserve">—</w:t>
             </w:r>
           </w:p>
@@ -1818,7 +2000,7 @@
       </w:pPr>
       <w:r>
         <w:rPr>
-          <w:rFonts w:hint="eastAsia"/>
+          <w:rFonts w:hint="eastAsia" w:eastAsia="黑体"/>
         </w:rPr>
         <w:t xml:space="preserve">元件调整影响</w:t>
       </w:r>
@@ -1833,7 +2015,7 @@
       </w:pPr>
       <w:r>
         <w:rPr>
-          <w:rFonts w:hint="eastAsia"/>
+          <w:rFonts w:hint="eastAsia" w:eastAsia="黑体"/>
           <w:b/>
           <w:bCs/>
         </w:rPr>
@@ -1841,20 +2023,27 @@
       </w:r>
       <w:r>
         <w:rPr>
+          <w:rFonts w:eastAsia="黑体"/>
           <w:b/>
           <w:bCs/>
         </w:rPr>
         <w:t xml:space="preserve"> n ↑</w:t>
       </w:r>
       <w:r>
+        <w:rPr>
+          <w:rFonts w:eastAsia="黑体"/>
+        </w:rPr>
         <w:t xml:space="preserve"> </w:t>
       </w:r>
       <w:r>
+        <w:rPr>
+          <w:rFonts w:eastAsia="黑体"/>
+        </w:rPr>
         <w:t xml:space="preserve">→ </w:t>
       </w:r>
       <w:r>
         <w:rPr>
-          <w:rFonts w:hint="eastAsia"/>
+          <w:rFonts w:hint="eastAsia" w:eastAsia="黑体"/>
         </w:rPr>
         <w:t xml:space="preserve">折合到初级的负载阻抗变大，可匹配高阻输出管，但次级电压能力与功率分配改变。</w:t>
       </w:r>
@@ -1869,21 +2058,27 @@
       </w:pPr>
       <w:r>
         <w:rPr>
-          <w:rFonts w:hint="eastAsia"/>
+          <w:rFonts w:hint="eastAsia" w:eastAsia="黑体"/>
           <w:b/>
           <w:bCs/>
         </w:rPr>
         <w:t xml:space="preserve">变压器效率下降（漏磁、铜损增大）</w:t>
       </w:r>
       <w:r>
+        <w:rPr>
+          <w:rFonts w:eastAsia="黑体"/>
+        </w:rPr>
         <w:t xml:space="preserve"> </w:t>
       </w:r>
       <w:r>
+        <w:rPr>
+          <w:rFonts w:eastAsia="黑体"/>
+        </w:rPr>
         <w:t xml:space="preserve">→ </w:t>
       </w:r>
       <w:r>
         <w:rPr>
-          <w:rFonts w:hint="eastAsia"/>
+          <w:rFonts w:hint="eastAsia" w:eastAsia="黑体"/>
         </w:rPr>
         <w:t xml:space="preserve">输出功率与总效率下降，发热增大。</w:t>
       </w:r>
@@ -1898,7 +2093,7 @@
       </w:pPr>
       <w:r>
         <w:rPr>
-          <w:rFonts w:hint="eastAsia"/>
+          <w:rFonts w:hint="eastAsia" w:eastAsia="黑体"/>
           <w:b/>
           <w:bCs/>
         </w:rPr>
@@ -1906,24 +2101,34 @@
       </w:r>
       <w:r>
         <w:rPr>
+          <w:rFonts w:eastAsia="黑体"/>
           <w:b/>
           <w:bCs/>
         </w:rPr>
         <w:t xml:space="preserve"> RL ↑</w:t>
       </w:r>
       <w:r>
+        <w:rPr>
+          <w:rFonts w:eastAsia="黑体"/>
+        </w:rPr>
         <w:t xml:space="preserve"> </w:t>
       </w:r>
       <w:r>
+        <w:rPr>
+          <w:rFonts w:eastAsia="黑体"/>
+        </w:rPr>
         <w:t xml:space="preserve">→ </w:t>
       </w:r>
       <w:r>
         <w:rPr>
-          <w:rFonts w:hint="eastAsia"/>
+          <w:rFonts w:hint="eastAsia" w:eastAsia="黑体"/>
         </w:rPr>
         <w:t xml:space="preserve">折合阻抗</w:t>
       </w:r>
       <w:r>
+        <w:rPr>
+          <w:rFonts w:eastAsia="黑体"/>
+        </w:rPr>
         <w:t xml:space="preserve"> </w:t>
       </w:r>
       <m:oMath>
@@ -1949,11 +2154,14 @@
         </m:sSubSup>
       </m:oMath>
       <w:r>
+        <w:rPr>
+          <w:rFonts w:eastAsia="黑体"/>
+        </w:rPr>
         <w:t xml:space="preserve"> </w:t>
       </w:r>
       <w:r>
         <w:rPr>
-          <w:rFonts w:hint="eastAsia"/>
+          <w:rFonts w:hint="eastAsia" w:eastAsia="黑体"/>
         </w:rPr>
         <w:t xml:space="preserve">增大，功放管负载线改变，需重新匹配以获得最大输出。</w:t>
       </w:r>
@@ -1968,7 +2176,7 @@
       </w:pPr>
       <w:r>
         <w:rPr>
-          <w:rFonts w:hint="eastAsia"/>
+          <w:rFonts w:hint="eastAsia" w:eastAsia="黑体"/>
         </w:rPr>
         <w:t xml:space="preserve">输入变压器变比决定功放管的激励电压，需与前级输出能力匹配。</w:t>
       </w:r>
@@ -1981,7 +2189,7 @@
       </w:pPr>
       <w:r>
         <w:rPr>
-          <w:rFonts w:hint="eastAsia"/>
+          <w:rFonts w:hint="eastAsia" w:eastAsia="黑体"/>
         </w:rPr>
         <w:t xml:space="preserve">典型参数示例</w:t>
       </w:r>
@@ -1996,11 +2204,14 @@
       </w:pPr>
       <w:r>
         <w:rPr>
-          <w:rFonts w:hint="eastAsia"/>
+          <w:rFonts w:hint="eastAsia" w:eastAsia="黑体"/>
         </w:rPr>
         <w:t xml:space="preserve">设</w:t>
       </w:r>
       <w:r>
+        <w:rPr>
+          <w:rFonts w:eastAsia="黑体"/>
+        </w:rPr>
         <w:t xml:space="preserve"> </w:t>
       </w:r>
       <m:oMath>
@@ -2054,6 +2265,9 @@
         </m:r>
       </m:oMath>
       <w:r>
+        <w:rPr>
+          <w:rFonts w:eastAsia="黑体"/>
+        </w:rPr>
         <w:t xml:space="preserve">、</w:t>
       </w:r>
       <m:oMath>
@@ -2090,7 +2304,7 @@
       </m:oMath>
       <w:r>
         <w:rPr>
-          <w:rFonts w:hint="eastAsia"/>
+          <w:rFonts w:hint="eastAsia" w:eastAsia="黑体"/>
         </w:rPr>
         <w:t xml:space="preserve">：</w:t>
       </w:r>
@@ -2162,6 +2376,9 @@
         </m:r>
       </m:oMath>
       <w:r>
+        <w:rPr>
+          <w:rFonts w:eastAsia="黑体"/>
+        </w:rPr>
         <w:t xml:space="preserve">。</w:t>
       </w:r>
     </w:p>
@@ -2175,11 +2392,14 @@
       </w:pPr>
       <w:r>
         <w:rPr>
-          <w:rFonts w:hint="eastAsia"/>
+          <w:rFonts w:hint="eastAsia" w:eastAsia="黑体"/>
         </w:rPr>
         <w:t xml:space="preserve">设</w:t>
       </w:r>
       <w:r>
+        <w:rPr>
+          <w:rFonts w:eastAsia="黑体"/>
+        </w:rPr>
         <w:t xml:space="preserve"> </w:t>
       </w:r>
       <m:oMath>
@@ -2219,6 +2439,9 @@
         </m:r>
       </m:oMath>
       <w:r>
+        <w:rPr>
+          <w:rFonts w:eastAsia="黑体"/>
+        </w:rPr>
         <w:t xml:space="preserve">、</w:t>
       </w:r>
       <m:oMath>
@@ -2263,7 +2486,7 @@
       </m:oMath>
       <w:r>
         <w:rPr>
-          <w:rFonts w:hint="eastAsia"/>
+          <w:rFonts w:hint="eastAsia" w:eastAsia="黑体"/>
         </w:rPr>
         <w:t xml:space="preserve">：</w:t>
       </w:r>
@@ -2347,7 +2570,7 @@
       </m:oMath>
       <w:r>
         <w:rPr>
-          <w:rFonts w:hint="eastAsia"/>
+          <w:rFonts w:hint="eastAsia" w:eastAsia="黑体"/>
         </w:rPr>
         <w:t xml:space="preserve">（甲类）。</w:t>
       </w:r>
@@ -2360,7 +2583,7 @@
       </w:pPr>
       <w:r>
         <w:rPr>
-          <w:rFonts w:hint="eastAsia"/>
+          <w:rFonts w:hint="eastAsia" w:eastAsia="黑体"/>
         </w:rPr>
         <w:t xml:space="preserve">常见器件型号</w:t>
       </w:r>
@@ -2375,7 +2598,7 @@
       </w:pPr>
       <w:r>
         <w:rPr>
-          <w:rFonts w:hint="eastAsia"/>
+          <w:rFonts w:hint="eastAsia" w:eastAsia="黑体"/>
         </w:rPr>
         <w:t xml:space="preserve">输出变压器：常用：按需选型（音频输出变压器、射频阻抗变换器）。</w:t>
       </w:r>
@@ -2390,7 +2613,7 @@
       </w:pPr>
       <w:r>
         <w:rPr>
-          <w:rFonts w:hint="eastAsia"/>
+          <w:rFonts w:hint="eastAsia" w:eastAsia="黑体"/>
         </w:rPr>
         <w:t xml:space="preserve">功放管：2N3055（音频）、IRF510（射频）、2SC2879。</w:t>
       </w:r>
@@ -2403,7 +2626,7 @@
       </w:pPr>
       <w:r>
         <w:rPr>
-          <w:rFonts w:hint="eastAsia"/>
+          <w:rFonts w:hint="eastAsia" w:eastAsia="黑体"/>
         </w:rPr>
         <w:t xml:space="preserve">注意事项</w:t>
       </w:r>
@@ -2418,7 +2641,7 @@
       </w:pPr>
       <w:r>
         <w:rPr>
-          <w:rFonts w:hint="eastAsia"/>
+          <w:rFonts w:hint="eastAsia" w:eastAsia="黑体"/>
         </w:rPr>
         <w:t xml:space="preserve">变压器存在铁芯磁饱和，大信号时可能失真，需保证磁芯不饱和。</w:t>
       </w:r>
@@ -2433,16 +2656,19 @@
       </w:pPr>
       <w:r>
         <w:rPr>
-          <w:rFonts w:hint="eastAsia"/>
+          <w:rFonts w:hint="eastAsia" w:eastAsia="黑体"/>
         </w:rPr>
         <w:t xml:space="preserve">变压器体积大、成本高、频响受绕制工艺限制，现代低频电路多用</w:t>
       </w:r>
       <w:r>
+        <w:rPr>
+          <w:rFonts w:eastAsia="黑体"/>
+        </w:rPr>
         <w:t xml:space="preserve"> OCL/OTL </w:t>
       </w:r>
       <w:r>
         <w:rPr>
-          <w:rFonts w:hint="eastAsia"/>
+          <w:rFonts w:hint="eastAsia" w:eastAsia="黑体"/>
         </w:rPr>
         <w:t xml:space="preserve">取代。</w:t>
       </w:r>
@@ -2457,7 +2683,7 @@
       </w:pPr>
       <w:r>
         <w:rPr>
-          <w:rFonts w:hint="eastAsia"/>
+          <w:rFonts w:hint="eastAsia" w:eastAsia="黑体"/>
         </w:rPr>
         <w:t xml:space="preserve">射频场合注意变压器漏感与分布电容对带宽的影响。</w:t>
       </w:r>
@@ -2470,7 +2696,7 @@
       </w:pPr>
       <w:r>
         <w:rPr>
-          <w:rFonts w:hint="eastAsia"/>
+          <w:rFonts w:hint="eastAsia" w:eastAsia="黑体"/>
         </w:rPr>
         <w:t xml:space="preserve">参考资料</w:t>
       </w:r>
@@ -2485,7 +2711,7 @@
       </w:pPr>
       <w:r>
         <w:rPr>
-          <w:rFonts w:hint="eastAsia"/>
+          <w:rFonts w:hint="eastAsia" w:eastAsia="黑体"/>
         </w:rPr>
         <w:t xml:space="preserve">《模拟电子技术基础》（童诗白、华成英）变压器耦合放大电路。</w:t>
       </w:r>
@@ -2499,11 +2725,14 @@
         </w:numPr>
       </w:pPr>
       <w:r>
+        <w:rPr>
+          <w:rFonts w:eastAsia="黑体"/>
+        </w:rPr>
         <w:t xml:space="preserve">Wikipedia: </w:t>
       </w:r>
       <w:r>
         <w:rPr>
-          <w:rFonts w:hint="eastAsia"/>
+          <w:rFonts w:hint="eastAsia" w:eastAsia="黑体"/>
         </w:rPr>
         <w:t xml:space="preserve">Amplifier（变压器耦合）。</w:t>
       </w:r>
@@ -2518,7 +2747,7 @@
       </w:pPr>
       <w:r>
         <w:rPr>
-          <w:rFonts w:hint="eastAsia"/>
+          <w:rFonts w:hint="eastAsia" w:eastAsia="黑体"/>
         </w:rPr>
         <w:t xml:space="preserve">《高频电子线路》输出变压器阻抗匹配。</w:t>
       </w:r>
@@ -2532,11 +2761,11 @@
       </w:pPr>
       <w:r>
         <w:rPr>
-          <w:rFonts w:ascii="Times New Roman" w:hAnsi="Times New Roman"/>
+          <w:rFonts w:ascii="Times New Roman" w:hAnsi="Times New Roman" w:eastAsia="黑体"/>
           <w:color w:val="555555"/>
           <w:sz w:val="21"/>
         </w:rPr>
-        <w:t>材料收集者：杜文杰</w:t>
+        <w:t>材料收集者：杜文杰，WX手机：19519196569，QQ:3478827729</w:t>
       </w:r>
     </w:p>
     <w:sectPr>
@@ -2556,7 +2785,7 @@
 </file>
 
 <file path=word/footer1.xml><?xml version="1.0" encoding="utf-8"?>
-<w:ftr xmlns:m="http://schemas.openxmlformats.org/officeDocument/2006/math" xmlns:mc="http://schemas.openxmlformats.org/markup-compatibility/2006" xmlns:mo="http://schemas.microsoft.com/office/mac/office/2008/main" xmlns:mv="urn:schemas-microsoft-com:mac:vml" xmlns:o="urn:schemas-microsoft-com:office:office" xmlns:r="http://schemas.openxmlformats.org/officeDocument/2006/relationships" xmlns:v="urn:schemas-microsoft-com:vml" xmlns:w10="urn:schemas-microsoft-com:office:word" xmlns:w14="http://schemas.microsoft.com/office/word/2010/wordml" xmlns:w="http://schemas.openxmlformats.org/wordprocessingml/2006/main" xmlns:wne="http://schemas.microsoft.com/office/word/2006/wordml" xmlns:wp14="http://schemas.microsoft.com/office/word/2010/wordprocessingDrawing" xmlns:wp="http://schemas.openxmlformats.org/drawingml/2006/wordprocessingDrawing" xmlns:wpc="http://schemas.microsoft.com/office/word/2010/wordprocessingCanvas" xmlns:wpg="http://schemas.microsoft.com/office/word/2010/wordprocessingGroup" xmlns:wpi="http://schemas.microsoft.com/office/word/2010/wordprocessingInk" xmlns:wps="http://schemas.microsoft.com/office/word/2010/wordprocessingShape" mc:Ignorable="w14 wp14">
+<w:ftr xmlns:mc="http://schemas.openxmlformats.org/markup-compatibility/2006" xmlns:w="http://schemas.openxmlformats.org/wordprocessingml/2006/main" xmlns:m="http://schemas.openxmlformats.org/officeDocument/2006/math" xmlns:mo="http://schemas.microsoft.com/office/mac/office/2008/main" xmlns:mv="urn:schemas-microsoft-com:mac:vml" xmlns:o="urn:schemas-microsoft-com:office:office" xmlns:r="http://schemas.openxmlformats.org/officeDocument/2006/relationships" xmlns:v="urn:schemas-microsoft-com:vml" xmlns:w10="urn:schemas-microsoft-com:office:word" xmlns:w14="http://schemas.microsoft.com/office/word/2010/wordml" xmlns:wne="http://schemas.microsoft.com/office/word/2006/wordml" xmlns:wp14="http://schemas.microsoft.com/office/word/2010/wordprocessingDrawing" xmlns:wp="http://schemas.openxmlformats.org/drawingml/2006/wordprocessingDrawing" xmlns:wpc="http://schemas.microsoft.com/office/word/2010/wordprocessingCanvas" xmlns:wpg="http://schemas.microsoft.com/office/word/2010/wordprocessingGroup" xmlns:wpi="http://schemas.microsoft.com/office/word/2010/wordprocessingInk" xmlns:wps="http://schemas.microsoft.com/office/word/2010/wordprocessingShape" mc:Ignorable="w14 wp14">
   <w:p>
     <w:pPr>
       <w:pStyle w:val="Footer"/>
@@ -2564,12 +2793,14 @@
     </w:pPr>
     <w:r>
       <w:rPr>
+        <w:rFonts w:eastAsia="黑体"/>
         <w:sz w:val="18"/>
       </w:rPr>
       <w:t xml:space="preserve">第 </w:t>
     </w:r>
     <w:r>
       <w:rPr>
+        <w:rFonts w:eastAsia="黑体"/>
         <w:sz w:val="18"/>
       </w:rPr>
       <w:fldChar w:fldCharType="begin"/>
@@ -2578,6 +2809,7 @@
     </w:r>
     <w:r>
       <w:rPr>
+        <w:rFonts w:eastAsia="黑体"/>
         <w:sz w:val="18"/>
       </w:rPr>
       <w:t xml:space="preserve"> 页</w:t>
@@ -2591,6 +2823,9 @@
   <w:footnote w:type="continuationSeparator" w:id="0">
     <w:p>
       <w:r>
+        <w:rPr>
+          <w:rFonts w:eastAsia="黑体"/>
+        </w:rPr>
         <w:continuationSeparator/>
       </w:r>
     </w:p>
@@ -2598,6 +2833,9 @@
   <w:footnote w:type="separator" w:id="-1">
     <w:p>
       <w:r>
+        <w:rPr>
+          <w:rFonts w:eastAsia="黑体"/>
+        </w:rPr>
         <w:separator/>
       </w:r>
     </w:p>
@@ -2606,7 +2844,7 @@
 </file>
 
 <file path=word/header1.xml><?xml version="1.0" encoding="utf-8"?>
-<w:hdr xmlns:m="http://schemas.openxmlformats.org/officeDocument/2006/math" xmlns:mc="http://schemas.openxmlformats.org/markup-compatibility/2006" xmlns:mo="http://schemas.microsoft.com/office/mac/office/2008/main" xmlns:mv="urn:schemas-microsoft-com:mac:vml" xmlns:o="urn:schemas-microsoft-com:office:office" xmlns:r="http://schemas.openxmlformats.org/officeDocument/2006/relationships" xmlns:v="urn:schemas-microsoft-com:vml" xmlns:w10="urn:schemas-microsoft-com:office:word" xmlns:w14="http://schemas.microsoft.com/office/word/2010/wordml" xmlns:w="http://schemas.openxmlformats.org/wordprocessingml/2006/main" xmlns:wne="http://schemas.microsoft.com/office/word/2006/wordml" xmlns:wp14="http://schemas.microsoft.com/office/word/2010/wordprocessingDrawing" xmlns:wp="http://schemas.openxmlformats.org/drawingml/2006/wordprocessingDrawing" xmlns:wpc="http://schemas.microsoft.com/office/word/2010/wordprocessingCanvas" xmlns:wpg="http://schemas.microsoft.com/office/word/2010/wordprocessingGroup" xmlns:wpi="http://schemas.microsoft.com/office/word/2010/wordprocessingInk" xmlns:wps="http://schemas.microsoft.com/office/word/2010/wordprocessingShape" mc:Ignorable="w14 wp14">
+<w:hdr xmlns:mc="http://schemas.openxmlformats.org/markup-compatibility/2006" xmlns:w="http://schemas.openxmlformats.org/wordprocessingml/2006/main" xmlns:m="http://schemas.openxmlformats.org/officeDocument/2006/math" xmlns:mo="http://schemas.microsoft.com/office/mac/office/2008/main" xmlns:mv="urn:schemas-microsoft-com:mac:vml" xmlns:o="urn:schemas-microsoft-com:office:office" xmlns:r="http://schemas.openxmlformats.org/officeDocument/2006/relationships" xmlns:v="urn:schemas-microsoft-com:vml" xmlns:w10="urn:schemas-microsoft-com:office:word" xmlns:w14="http://schemas.microsoft.com/office/word/2010/wordml" xmlns:wne="http://schemas.microsoft.com/office/word/2006/wordml" xmlns:wp14="http://schemas.microsoft.com/office/word/2010/wordprocessingDrawing" xmlns:wp="http://schemas.openxmlformats.org/drawingml/2006/wordprocessingDrawing" xmlns:wpc="http://schemas.microsoft.com/office/word/2010/wordprocessingCanvas" xmlns:wpg="http://schemas.microsoft.com/office/word/2010/wordprocessingGroup" xmlns:wpi="http://schemas.microsoft.com/office/word/2010/wordprocessingInk" xmlns:wps="http://schemas.microsoft.com/office/word/2010/wordprocessingShape" mc:Ignorable="w14 wp14">
   <w:p>
     <w:pPr>
       <w:pStyle w:val="Header"/>
@@ -2614,7 +2852,7 @@
     </w:pPr>
     <w:r>
       <w:rPr>
-        <w:rFonts w:ascii="Times New Roman" w:hAnsi="Times New Roman"/>
+        <w:rFonts w:ascii="Times New Roman" w:hAnsi="Times New Roman" w:eastAsia="黑体"/>
         <w:sz w:val="18"/>
         <w:rFonts w:eastAsia="黑体"/>
         <w:rFonts w:eastAsia="黑体"/>
@@ -2626,7 +2864,7 @@
 </file>
 
 <file path=word/numbering.xml><?xml version="1.0" encoding="utf-8"?>
-<w:numbering xmlns:m="http://schemas.openxmlformats.org/officeDocument/2006/math" xmlns:mc="http://schemas.openxmlformats.org/markup-compatibility/2006" xmlns:mo="http://schemas.microsoft.com/office/mac/office/2008/main" xmlns:mv="urn:schemas-microsoft-com:mac:vml" xmlns:o="urn:schemas-microsoft-com:office:office" xmlns:r="http://schemas.openxmlformats.org/officeDocument/2006/relationships" xmlns:v="urn:schemas-microsoft-com:vml" xmlns:w="http://schemas.openxmlformats.org/wordprocessingml/2006/main" xmlns:w10="urn:schemas-microsoft-com:office:word" xmlns:w14="http://schemas.microsoft.com/office/word/2010/wordml" xmlns:wne="http://schemas.microsoft.com/office/word/2006/wordml" xmlns:wp="http://schemas.openxmlformats.org/drawingml/2006/wordprocessingDrawing" xmlns:wp14="http://schemas.microsoft.com/office/word/2010/wordprocessingDrawing" xmlns:wpc="http://schemas.microsoft.com/office/word/2010/wordprocessingCanvas" xmlns:wpg="http://schemas.microsoft.com/office/word/2010/wordprocessingGroup" xmlns:wpi="http://schemas.microsoft.com/office/word/2010/wordprocessingInk" xmlns:wps="http://schemas.microsoft.com/office/word/2010/wordprocessingShape" mc:Ignorable="w14 wp14">
+<w:numbering xmlns:mc="http://schemas.openxmlformats.org/markup-compatibility/2006" xmlns:w="http://schemas.openxmlformats.org/wordprocessingml/2006/main" xmlns:m="http://schemas.openxmlformats.org/officeDocument/2006/math" xmlns:mo="http://schemas.microsoft.com/office/mac/office/2008/main" xmlns:mv="urn:schemas-microsoft-com:mac:vml" xmlns:o="urn:schemas-microsoft-com:office:office" xmlns:r="http://schemas.openxmlformats.org/officeDocument/2006/relationships" xmlns:v="urn:schemas-microsoft-com:vml" xmlns:w10="urn:schemas-microsoft-com:office:word" xmlns:w14="http://schemas.microsoft.com/office/word/2010/wordml" xmlns:wne="http://schemas.microsoft.com/office/word/2006/wordml" xmlns:wp="http://schemas.openxmlformats.org/drawingml/2006/wordprocessingDrawing" xmlns:wp14="http://schemas.microsoft.com/office/word/2010/wordprocessingDrawing" xmlns:wpc="http://schemas.microsoft.com/office/word/2010/wordprocessingCanvas" xmlns:wpg="http://schemas.microsoft.com/office/word/2010/wordprocessingGroup" xmlns:wpi="http://schemas.microsoft.com/office/word/2010/wordprocessingInk" xmlns:wps="http://schemas.microsoft.com/office/word/2010/wordprocessingShape" mc:Ignorable="w14 wp14">
   <w:abstractNum w:abstractNumId="0">
     <w:nsid w:val="FFFFFF7C"/>
     <w:multiLevelType w:val="singleLevel"/>
@@ -2713,7 +2951,7 @@
         <w:ind w:hanging="360" w:left="1440"/>
       </w:pPr>
       <w:rPr>
-        <w:rFonts w:ascii="Symbol" w:hAnsi="Symbol" w:hint="default"/>
+        <w:rFonts w:ascii="Symbol" w:hAnsi="Symbol" w:hint="default" w:eastAsia="黑体"/>
       </w:rPr>
     </w:lvl>
   </w:abstractNum>
@@ -2734,7 +2972,7 @@
         <w:ind w:hanging="360" w:left="1080"/>
       </w:pPr>
       <w:rPr>
-        <w:rFonts w:ascii="Symbol" w:hAnsi="Symbol" w:hint="default"/>
+        <w:rFonts w:ascii="Symbol" w:hAnsi="Symbol" w:hint="default" w:eastAsia="黑体"/>
       </w:rPr>
     </w:lvl>
   </w:abstractNum>
@@ -2755,7 +2993,7 @@
         <w:ind w:hanging="360" w:left="720"/>
       </w:pPr>
       <w:rPr>
-        <w:rFonts w:ascii="Symbol" w:hAnsi="Symbol" w:hint="default"/>
+        <w:rFonts w:ascii="Symbol" w:hAnsi="Symbol" w:hint="default" w:eastAsia="黑体"/>
       </w:rPr>
     </w:lvl>
   </w:abstractNum>
@@ -2794,7 +3032,7 @@
         <w:ind w:hanging="360" w:left="360"/>
       </w:pPr>
       <w:rPr>
-        <w:rFonts w:ascii="Symbol" w:hAnsi="Symbol" w:hint="default"/>
+        <w:rFonts w:ascii="Symbol" w:hAnsi="Symbol" w:hint="default" w:eastAsia="黑体"/>
       </w:rPr>
     </w:lvl>
   </w:abstractNum>
@@ -2885,7 +3123,7 @@
         <w:ind w:left="720" w:hanging="360"/>
       </w:pPr>
       <w:rPr>
-        <w:rFonts w:ascii="Symbol" w:hAnsi="Symbol" w:cs="Symbol" w:hint="default"/>
+        <w:rFonts w:ascii="Symbol" w:hAnsi="Symbol" w:cs="Symbol" w:hint="default" w:eastAsia="黑体"/>
       </w:rPr>
     </w:lvl>
     <w:lvl w:ilvl="1">
@@ -2896,7 +3134,7 @@
         <w:ind w:left="1440" w:hanging="360"/>
       </w:pPr>
       <w:rPr>
-        <w:rFonts w:ascii="Courier New" w:hAnsi="Courier New" w:cs="Courier New" w:hint="default"/>
+        <w:rFonts w:ascii="Courier New" w:hAnsi="Courier New" w:cs="Courier New" w:hint="default" w:eastAsia="黑体"/>
       </w:rPr>
     </w:lvl>
     <w:lvl w:ilvl="2">
@@ -2907,7 +3145,7 @@
         <w:ind w:left="2160" w:hanging="360"/>
       </w:pPr>
       <w:rPr>
-        <w:rFonts w:ascii="Wingdings" w:hAnsi="Wingdings" w:cs="Wingdings" w:hint="default"/>
+        <w:rFonts w:ascii="Wingdings" w:hAnsi="Wingdings" w:cs="Wingdings" w:hint="default" w:eastAsia="黑体"/>
       </w:rPr>
     </w:lvl>
     <w:lvl w:ilvl="3">
@@ -2918,7 +3156,7 @@
         <w:ind w:left="2880" w:hanging="360"/>
       </w:pPr>
       <w:rPr>
-        <w:rFonts w:ascii="Symbol" w:hAnsi="Symbol" w:cs="Symbol" w:hint="default"/>
+        <w:rFonts w:ascii="Symbol" w:hAnsi="Symbol" w:cs="Symbol" w:hint="default" w:eastAsia="黑体"/>
       </w:rPr>
     </w:lvl>
     <w:lvl w:ilvl="4">
@@ -2929,7 +3167,7 @@
         <w:ind w:left="3600" w:hanging="360"/>
       </w:pPr>
       <w:rPr>
-        <w:rFonts w:ascii="Courier New" w:hAnsi="Courier New" w:cs="Courier New" w:hint="default"/>
+        <w:rFonts w:ascii="Courier New" w:hAnsi="Courier New" w:cs="Courier New" w:hint="default" w:eastAsia="黑体"/>
       </w:rPr>
     </w:lvl>
     <w:lvl w:ilvl="5">
@@ -2940,7 +3178,7 @@
         <w:ind w:left="4320" w:hanging="360"/>
       </w:pPr>
       <w:rPr>
-        <w:rFonts w:ascii="Wingdings" w:hAnsi="Wingdings" w:cs="Wingdings" w:hint="default"/>
+        <w:rFonts w:ascii="Wingdings" w:hAnsi="Wingdings" w:cs="Wingdings" w:hint="default" w:eastAsia="黑体"/>
       </w:rPr>
     </w:lvl>
     <w:lvl w:ilvl="6">
@@ -2951,7 +3189,7 @@
         <w:ind w:left="5040" w:hanging="360"/>
       </w:pPr>
       <w:rPr>
-        <w:rFonts w:ascii="Symbol" w:hAnsi="Symbol" w:cs="Symbol" w:hint="default"/>
+        <w:rFonts w:ascii="Symbol" w:hAnsi="Symbol" w:cs="Symbol" w:hint="default" w:eastAsia="黑体"/>
       </w:rPr>
     </w:lvl>
     <w:lvl w:ilvl="7">
@@ -2962,7 +3200,7 @@
         <w:ind w:left="5760" w:hanging="360"/>
       </w:pPr>
       <w:rPr>
-        <w:rFonts w:ascii="Courier New" w:hAnsi="Courier New" w:cs="Courier New" w:hint="default"/>
+        <w:rFonts w:ascii="Courier New" w:hAnsi="Courier New" w:cs="Courier New" w:hint="default" w:eastAsia="黑体"/>
       </w:rPr>
     </w:lvl>
     <w:lvl w:ilvl="8">
@@ -2973,7 +3211,7 @@
         <w:ind w:left="6480" w:hanging="360"/>
       </w:pPr>
       <w:rPr>
-        <w:rFonts w:ascii="Wingdings" w:hAnsi="Wingdings" w:cs="Wingdings" w:hint="default"/>
+        <w:rFonts w:ascii="Wingdings" w:hAnsi="Wingdings" w:cs="Wingdings" w:hint="default" w:eastAsia="黑体"/>
       </w:rPr>
     </w:lvl>
   </w:abstractNum>
@@ -3029,11 +3267,11 @@
 </file>
 
 <file path=word/styles.xml><?xml version="1.0" encoding="utf-8"?>
-<w:styles xmlns:mc="http://schemas.openxmlformats.org/markup-compatibility/2006" xmlns:r="http://schemas.openxmlformats.org/officeDocument/2006/relationships" xmlns:w="http://schemas.openxmlformats.org/wordprocessingml/2006/main" xmlns:w14="http://schemas.microsoft.com/office/word/2010/wordml" mc:Ignorable="w14">
+<w:styles xmlns:mc="http://schemas.openxmlformats.org/markup-compatibility/2006" xmlns:w="http://schemas.openxmlformats.org/wordprocessingml/2006/main" xmlns:r="http://schemas.openxmlformats.org/officeDocument/2006/relationships" xmlns:w14="http://schemas.microsoft.com/office/word/2010/wordml" mc:Ignorable="w14">
   <w:docDefaults>
     <w:rPrDefault>
       <w:rPr>
-        <w:rFonts w:asciiTheme="minorHAnsi" w:cstheme="minorBidi" w:eastAsiaTheme="minorEastAsia" w:hAnsiTheme="minorHAnsi"/>
+        <w:rFonts w:asciiTheme="minorHAnsi" w:cstheme="minorBidi" w:hAnsiTheme="minorHAnsi" w:eastAsia="黑体"/>
         <w:sz w:val="22"/>
         <w:szCs w:val="22"/>
         <w:lang w:bidi="ar-SA" w:eastAsia="en-US" w:val="en-US"/>
@@ -3255,7 +3493,7 @@
       <w:outlineLvl w:val="0"/>
     </w:pPr>
     <w:rPr>
-      <w:rFonts w:ascii="Times New Roman" w:asciiTheme="majorHAnsi" w:cstheme="majorBidi" w:eastAsia="黑体" w:eastAsiaTheme="majorEastAsia" w:hAnsi="Times New Roman" w:hAnsiTheme="majorHAnsi"/>
+      <w:rFonts w:ascii="Times New Roman" w:asciiTheme="majorHAnsi" w:cstheme="majorBidi" w:eastAsia="黑体" w:hAnsi="Times New Roman" w:hAnsiTheme="majorHAnsi"/>
       <w:b/>
       <w:bCs/>
       <w:color w:val="1F3864"/>
@@ -3279,7 +3517,7 @@
       <w:outlineLvl w:val="1"/>
     </w:pPr>
     <w:rPr>
-      <w:rFonts w:ascii="Times New Roman" w:asciiTheme="majorHAnsi" w:cstheme="majorBidi" w:eastAsia="黑体" w:eastAsiaTheme="majorEastAsia" w:hAnsi="Times New Roman" w:hAnsiTheme="majorHAnsi"/>
+      <w:rFonts w:ascii="Times New Roman" w:asciiTheme="majorHAnsi" w:cstheme="majorBidi" w:eastAsia="黑体" w:hAnsi="Times New Roman" w:hAnsiTheme="majorHAnsi"/>
       <w:b/>
       <w:bCs/>
       <w:color w:val="2E4E7E"/>
@@ -3303,7 +3541,7 @@
       <w:outlineLvl w:val="2"/>
     </w:pPr>
     <w:rPr>
-      <w:rFonts w:ascii="Times New Roman" w:asciiTheme="majorHAnsi" w:cstheme="majorBidi" w:eastAsia="黑体" w:eastAsiaTheme="majorEastAsia" w:hAnsi="Times New Roman" w:hAnsiTheme="majorHAnsi"/>
+      <w:rFonts w:ascii="Times New Roman" w:asciiTheme="majorHAnsi" w:cstheme="majorBidi" w:eastAsia="黑体" w:hAnsi="Times New Roman" w:hAnsiTheme="majorHAnsi"/>
       <w:b/>
       <w:bCs/>
       <w:color w:val="2E4E7E"/>
@@ -3327,7 +3565,7 @@
       <w:outlineLvl w:val="3"/>
     </w:pPr>
     <w:rPr>
-      <w:rFonts w:ascii="Times New Roman" w:asciiTheme="majorHAnsi" w:cstheme="majorBidi" w:eastAsia="黑体" w:eastAsiaTheme="majorEastAsia" w:hAnsi="Times New Roman" w:hAnsiTheme="majorHAnsi"/>
+      <w:rFonts w:ascii="Times New Roman" w:asciiTheme="majorHAnsi" w:cstheme="majorBidi" w:eastAsia="黑体" w:hAnsi="Times New Roman" w:hAnsiTheme="majorHAnsi"/>
       <w:b/>
       <w:bCs/>
       <w:i/>
@@ -3353,7 +3591,7 @@
       <w:outlineLvl w:val="4"/>
     </w:pPr>
     <w:rPr>
-      <w:rFonts w:ascii="Times New Roman" w:asciiTheme="majorHAnsi" w:cstheme="majorBidi" w:eastAsia="黑体" w:eastAsiaTheme="majorEastAsia" w:hAnsi="Times New Roman" w:hAnsiTheme="majorHAnsi"/>
+      <w:rFonts w:ascii="Times New Roman" w:asciiTheme="majorHAnsi" w:cstheme="majorBidi" w:eastAsia="黑体" w:hAnsi="Times New Roman" w:hAnsiTheme="majorHAnsi"/>
       <w:b/>
       <w:color w:val="333333"/>
       <w:sz w:val="22"/>
@@ -3376,7 +3614,7 @@
       <w:outlineLvl w:val="5"/>
     </w:pPr>
     <w:rPr>
-      <w:rFonts w:asciiTheme="majorHAnsi" w:cstheme="majorBidi" w:eastAsiaTheme="majorEastAsia" w:hAnsiTheme="majorHAnsi"/>
+      <w:rFonts w:asciiTheme="majorHAnsi" w:cstheme="majorBidi" w:hAnsiTheme="majorHAnsi" w:eastAsia="黑体"/>
       <w:i/>
       <w:iCs/>
       <w:color w:themeColor="accent1" w:themeShade="7F" w:val="243F60"/>
@@ -3399,7 +3637,7 @@
       <w:outlineLvl w:val="6"/>
     </w:pPr>
     <w:rPr>
-      <w:rFonts w:asciiTheme="majorHAnsi" w:cstheme="majorBidi" w:eastAsiaTheme="majorEastAsia" w:hAnsiTheme="majorHAnsi"/>
+      <w:rFonts w:asciiTheme="majorHAnsi" w:cstheme="majorBidi" w:hAnsiTheme="majorHAnsi" w:eastAsia="黑体"/>
       <w:i/>
       <w:iCs/>
       <w:color w:themeColor="text1" w:themeTint="BF" w:val="404040"/>
@@ -3422,7 +3660,7 @@
       <w:outlineLvl w:val="7"/>
     </w:pPr>
     <w:rPr>
-      <w:rFonts w:asciiTheme="majorHAnsi" w:cstheme="majorBidi" w:eastAsiaTheme="majorEastAsia" w:hAnsiTheme="majorHAnsi"/>
+      <w:rFonts w:asciiTheme="majorHAnsi" w:cstheme="majorBidi" w:hAnsiTheme="majorHAnsi" w:eastAsia="黑体"/>
       <w:color w:themeColor="accent1" w:val="4F81BD"/>
       <w:sz w:val="20"/>
       <w:szCs w:val="20"/>
@@ -3445,7 +3683,7 @@
       <w:outlineLvl w:val="8"/>
     </w:pPr>
     <w:rPr>
-      <w:rFonts w:asciiTheme="majorHAnsi" w:cstheme="majorBidi" w:eastAsiaTheme="majorEastAsia" w:hAnsiTheme="majorHAnsi"/>
+      <w:rFonts w:asciiTheme="majorHAnsi" w:cstheme="majorBidi" w:hAnsiTheme="majorHAnsi" w:eastAsia="黑体"/>
       <w:i/>
       <w:iCs/>
       <w:color w:themeColor="text1" w:themeTint="BF" w:val="404040"/>
@@ -3496,7 +3734,7 @@
     <w:uiPriority w:val="9"/>
     <w:rsid w:val="00FC693F"/>
     <w:rPr>
-      <w:rFonts w:asciiTheme="majorHAnsi" w:cstheme="majorBidi" w:eastAsiaTheme="majorEastAsia" w:hAnsiTheme="majorHAnsi"/>
+      <w:rFonts w:asciiTheme="majorHAnsi" w:cstheme="majorBidi" w:hAnsiTheme="majorHAnsi" w:eastAsia="黑体"/>
       <w:b/>
       <w:bCs/>
       <w:color w:themeColor="accent1" w:themeShade="BF" w:val="365F91"/>
@@ -3511,7 +3749,7 @@
     <w:uiPriority w:val="9"/>
     <w:rsid w:val="00FC693F"/>
     <w:rPr>
-      <w:rFonts w:asciiTheme="majorHAnsi" w:cstheme="majorBidi" w:eastAsiaTheme="majorEastAsia" w:hAnsiTheme="majorHAnsi"/>
+      <w:rFonts w:asciiTheme="majorHAnsi" w:cstheme="majorBidi" w:hAnsiTheme="majorHAnsi" w:eastAsia="黑体"/>
       <w:b/>
       <w:bCs/>
       <w:color w:themeColor="accent1" w:val="4F81BD"/>
@@ -3526,7 +3764,7 @@
     <w:uiPriority w:val="9"/>
     <w:rsid w:val="00FC693F"/>
     <w:rPr>
-      <w:rFonts w:asciiTheme="majorHAnsi" w:cstheme="majorBidi" w:eastAsiaTheme="majorEastAsia" w:hAnsiTheme="majorHAnsi"/>
+      <w:rFonts w:asciiTheme="majorHAnsi" w:cstheme="majorBidi" w:hAnsiTheme="majorHAnsi" w:eastAsia="黑体"/>
       <w:b/>
       <w:bCs/>
       <w:color w:themeColor="accent1" w:val="4F81BD"/>
@@ -3549,7 +3787,7 @@
       <w:contextualSpacing/>
     </w:pPr>
     <w:rPr>
-      <w:rFonts w:ascii="Times New Roman" w:asciiTheme="majorHAnsi" w:cstheme="majorBidi" w:eastAsia="黑体" w:eastAsiaTheme="majorEastAsia" w:hAnsi="Times New Roman" w:hAnsiTheme="majorHAnsi"/>
+      <w:rFonts w:ascii="Times New Roman" w:asciiTheme="majorHAnsi" w:cstheme="majorBidi" w:eastAsia="黑体" w:hAnsi="Times New Roman" w:hAnsiTheme="majorHAnsi"/>
       <w:b/>
       <w:color w:val="1F3864"/>
       <w:spacing w:val="5"/>
@@ -3565,7 +3803,7 @@
     <w:uiPriority w:val="10"/>
     <w:rsid w:val="00FC693F"/>
     <w:rPr>
-      <w:rFonts w:asciiTheme="majorHAnsi" w:cstheme="majorBidi" w:eastAsiaTheme="majorEastAsia" w:hAnsiTheme="majorHAnsi"/>
+      <w:rFonts w:asciiTheme="majorHAnsi" w:cstheme="majorBidi" w:hAnsiTheme="majorHAnsi" w:eastAsia="黑体"/>
       <w:color w:themeColor="text2" w:themeShade="BF" w:val="17365D"/>
       <w:spacing w:val="5"/>
       <w:kern w:val="28"/>
@@ -3587,7 +3825,7 @@
       </w:numPr>
     </w:pPr>
     <w:rPr>
-      <w:rFonts w:asciiTheme="majorHAnsi" w:cstheme="majorBidi" w:eastAsiaTheme="majorEastAsia" w:hAnsiTheme="majorHAnsi"/>
+      <w:rFonts w:asciiTheme="majorHAnsi" w:cstheme="majorBidi" w:hAnsiTheme="majorHAnsi" w:eastAsia="黑体"/>
       <w:i/>
       <w:iCs/>
       <w:color w:themeColor="accent1" w:val="4F81BD"/>
@@ -3603,7 +3841,7 @@
     <w:uiPriority w:val="11"/>
     <w:rsid w:val="00FC693F"/>
     <w:rPr>
-      <w:rFonts w:asciiTheme="majorHAnsi" w:cstheme="majorBidi" w:eastAsiaTheme="majorEastAsia" w:hAnsiTheme="majorHAnsi"/>
+      <w:rFonts w:asciiTheme="majorHAnsi" w:cstheme="majorBidi" w:hAnsiTheme="majorHAnsi" w:eastAsia="黑体"/>
       <w:i/>
       <w:iCs/>
       <w:color w:themeColor="accent1" w:val="4F81BD"/>
@@ -3670,6 +3908,7 @@
       <w:spacing w:after="120"/>
     </w:pPr>
     <w:rPr>
+      <w:rFonts w:eastAsia="黑体"/>
       <w:sz w:val="16"/>
       <w:szCs w:val="16"/>
     </w:rPr>
@@ -3681,6 +3920,7 @@
     <w:uiPriority w:val="99"/>
     <w:rsid w:val="00AA1D8D"/>
     <w:rPr>
+      <w:rFonts w:eastAsia="黑体"/>
       <w:sz w:val="16"/>
       <w:szCs w:val="16"/>
     </w:rPr>
@@ -3850,7 +4090,7 @@
       </w:tabs>
     </w:pPr>
     <w:rPr>
-      <w:rFonts w:ascii="Courier" w:hAnsi="Courier"/>
+      <w:rFonts w:ascii="Courier" w:hAnsi="Courier" w:eastAsia="黑体"/>
       <w:sz w:val="20"/>
       <w:szCs w:val="20"/>
     </w:rPr>
@@ -3862,7 +4102,7 @@
     <w:uiPriority w:val="99"/>
     <w:rsid w:val="0029639D"/>
     <w:rPr>
-      <w:rFonts w:ascii="Courier" w:hAnsi="Courier"/>
+      <w:rFonts w:ascii="Courier" w:hAnsi="Courier" w:eastAsia="黑体"/>
       <w:sz w:val="20"/>
       <w:szCs w:val="20"/>
     </w:rPr>
@@ -3898,6 +4138,7 @@
     <w:uiPriority w:val="29"/>
     <w:rsid w:val="00FC693F"/>
     <w:rPr>
+      <w:rFonts w:eastAsia="黑体"/>
       <w:i/>
       <w:iCs/>
       <w:color w:themeColor="text1" w:val="000000"/>
@@ -3911,7 +4152,7 @@
     <w:semiHidden/>
     <w:rsid w:val="00FC693F"/>
     <w:rPr>
-      <w:rFonts w:asciiTheme="majorHAnsi" w:cstheme="majorBidi" w:eastAsiaTheme="majorEastAsia" w:hAnsiTheme="majorHAnsi"/>
+      <w:rFonts w:asciiTheme="majorHAnsi" w:cstheme="majorBidi" w:hAnsiTheme="majorHAnsi" w:eastAsia="黑体"/>
       <w:b/>
       <w:bCs/>
       <w:i/>
@@ -3927,7 +4168,7 @@
     <w:semiHidden/>
     <w:rsid w:val="00FC693F"/>
     <w:rPr>
-      <w:rFonts w:asciiTheme="majorHAnsi" w:cstheme="majorBidi" w:eastAsiaTheme="majorEastAsia" w:hAnsiTheme="majorHAnsi"/>
+      <w:rFonts w:asciiTheme="majorHAnsi" w:cstheme="majorBidi" w:hAnsiTheme="majorHAnsi" w:eastAsia="黑体"/>
       <w:color w:themeColor="accent1" w:themeShade="7F" w:val="243F60"/>
     </w:rPr>
   </w:style>
@@ -3939,7 +4180,7 @@
     <w:semiHidden/>
     <w:rsid w:val="00FC693F"/>
     <w:rPr>
-      <w:rFonts w:asciiTheme="majorHAnsi" w:cstheme="majorBidi" w:eastAsiaTheme="majorEastAsia" w:hAnsiTheme="majorHAnsi"/>
+      <w:rFonts w:asciiTheme="majorHAnsi" w:cstheme="majorBidi" w:hAnsiTheme="majorHAnsi" w:eastAsia="黑体"/>
       <w:i/>
       <w:iCs/>
       <w:color w:themeColor="accent1" w:themeShade="7F" w:val="243F60"/>
@@ -3953,7 +4194,7 @@
     <w:semiHidden/>
     <w:rsid w:val="00FC693F"/>
     <w:rPr>
-      <w:rFonts w:asciiTheme="majorHAnsi" w:cstheme="majorBidi" w:eastAsiaTheme="majorEastAsia" w:hAnsiTheme="majorHAnsi"/>
+      <w:rFonts w:asciiTheme="majorHAnsi" w:cstheme="majorBidi" w:hAnsiTheme="majorHAnsi" w:eastAsia="黑体"/>
       <w:i/>
       <w:iCs/>
       <w:color w:themeColor="text1" w:themeTint="BF" w:val="404040"/>
@@ -3967,7 +4208,7 @@
     <w:semiHidden/>
     <w:rsid w:val="00FC693F"/>
     <w:rPr>
-      <w:rFonts w:asciiTheme="majorHAnsi" w:cstheme="majorBidi" w:eastAsiaTheme="majorEastAsia" w:hAnsiTheme="majorHAnsi"/>
+      <w:rFonts w:asciiTheme="majorHAnsi" w:cstheme="majorBidi" w:hAnsiTheme="majorHAnsi" w:eastAsia="黑体"/>
       <w:color w:themeColor="accent1" w:val="4F81BD"/>
       <w:sz w:val="20"/>
       <w:szCs w:val="20"/>
@@ -3981,7 +4222,7 @@
     <w:semiHidden/>
     <w:rsid w:val="00FC693F"/>
     <w:rPr>
-      <w:rFonts w:asciiTheme="majorHAnsi" w:cstheme="majorBidi" w:eastAsiaTheme="majorEastAsia" w:hAnsiTheme="majorHAnsi"/>
+      <w:rFonts w:asciiTheme="majorHAnsi" w:cstheme="majorBidi" w:hAnsiTheme="majorHAnsi" w:eastAsia="黑体"/>
       <w:i/>
       <w:iCs/>
       <w:color w:themeColor="text1" w:themeTint="BF" w:val="404040"/>
@@ -4002,6 +4243,7 @@
       <w:spacing w:line="240" w:lineRule="auto"/>
     </w:pPr>
     <w:rPr>
+      <w:rFonts w:eastAsia="黑体"/>
       <w:b/>
       <w:bCs/>
       <w:color w:themeColor="accent1" w:val="4F81BD"/>
@@ -4016,6 +4258,7 @@
     <w:qFormat/>
     <w:rsid w:val="00FC693F"/>
     <w:rPr>
+      <w:rFonts w:eastAsia="黑体"/>
       <w:b/>
       <w:bCs/>
     </w:rPr>
@@ -4027,6 +4270,7 @@
     <w:qFormat/>
     <w:rsid w:val="00FC693F"/>
     <w:rPr>
+      <w:rFonts w:eastAsia="黑体"/>
       <w:i/>
       <w:iCs/>
     </w:rPr>
@@ -4047,6 +4291,7 @@
       <w:ind w:left="936" w:right="936"/>
     </w:pPr>
     <w:rPr>
+      <w:rFonts w:eastAsia="黑体"/>
       <w:b/>
       <w:bCs/>
       <w:i/>
@@ -4061,6 +4306,7 @@
     <w:uiPriority w:val="30"/>
     <w:rsid w:val="00FC693F"/>
     <w:rPr>
+      <w:rFonts w:eastAsia="黑体"/>
       <w:b/>
       <w:bCs/>
       <w:i/>
@@ -4075,6 +4321,7 @@
     <w:qFormat/>
     <w:rsid w:val="00FC693F"/>
     <w:rPr>
+      <w:rFonts w:eastAsia="黑体"/>
       <w:i/>
       <w:iCs/>
       <w:color w:themeColor="text1" w:themeTint="7F" w:val="808080"/>
@@ -4087,6 +4334,7 @@
     <w:qFormat/>
     <w:rsid w:val="00FC693F"/>
     <w:rPr>
+      <w:rFonts w:eastAsia="黑体"/>
       <w:b/>
       <w:bCs/>
       <w:i/>
@@ -4101,6 +4349,7 @@
     <w:qFormat/>
     <w:rsid w:val="00FC693F"/>
     <w:rPr>
+      <w:rFonts w:eastAsia="黑体"/>
       <w:smallCaps/>
       <w:color w:themeColor="accent2" w:val="C0504D"/>
       <w:u w:val="single"/>
@@ -4113,6 +4362,7 @@
     <w:qFormat/>
     <w:rsid w:val="00FC693F"/>
     <w:rPr>
+      <w:rFonts w:eastAsia="黑体"/>
       <w:b/>
       <w:bCs/>
       <w:smallCaps/>
@@ -4128,6 +4378,7 @@
     <w:qFormat/>
     <w:rsid w:val="00FC693F"/>
     <w:rPr>
+      <w:rFonts w:eastAsia="黑体"/>
       <w:b/>
       <w:bCs/>
       <w:smallCaps/>
@@ -4182,6 +4433,7 @@
       <w:spacing w:after="0" w:line="240" w:lineRule="auto"/>
     </w:pPr>
     <w:rPr>
+      <w:rFonts w:eastAsia="黑体"/>
       <w:color w:themeColor="text1" w:themeShade="BF" w:val="000000"/>
     </w:rPr>
     <w:tblPr>
@@ -4204,6 +4456,7 @@
         <w:spacing w:after="0" w:before="0" w:line="240" w:lineRule="auto"/>
       </w:pPr>
       <w:rPr>
+        <w:rFonts w:eastAsia="黑体"/>
         <w:b/>
         <w:bCs/>
       </w:rPr>
@@ -4224,6 +4477,7 @@
         <w:spacing w:after="0" w:before="0" w:line="240" w:lineRule="auto"/>
       </w:pPr>
       <w:rPr>
+        <w:rFonts w:eastAsia="黑体"/>
         <w:b/>
         <w:bCs/>
       </w:rPr>
@@ -4241,12 +4495,14 @@
     </w:tblStylePr>
     <w:tblStylePr w:type="firstCol">
       <w:rPr>
+        <w:rFonts w:eastAsia="黑体"/>
         <w:b/>
         <w:bCs/>
       </w:rPr>
     </w:tblStylePr>
     <w:tblStylePr w:type="lastCol">
       <w:rPr>
+        <w:rFonts w:eastAsia="黑体"/>
         <w:b/>
         <w:bCs/>
       </w:rPr>
@@ -4285,6 +4541,7 @@
       <w:spacing w:after="0" w:line="240" w:lineRule="auto"/>
     </w:pPr>
     <w:rPr>
+      <w:rFonts w:eastAsia="黑体"/>
       <w:color w:themeColor="accent1" w:themeShade="BF" w:val="365F91"/>
     </w:rPr>
     <w:tblPr>
@@ -4307,6 +4564,7 @@
         <w:spacing w:after="0" w:before="0" w:line="240" w:lineRule="auto"/>
       </w:pPr>
       <w:rPr>
+        <w:rFonts w:eastAsia="黑体"/>
         <w:b/>
         <w:bCs/>
       </w:rPr>
@@ -4327,6 +4585,7 @@
         <w:spacing w:after="0" w:before="0" w:line="240" w:lineRule="auto"/>
       </w:pPr>
       <w:rPr>
+        <w:rFonts w:eastAsia="黑体"/>
         <w:b/>
         <w:bCs/>
       </w:rPr>
@@ -4344,12 +4603,14 @@
     </w:tblStylePr>
     <w:tblStylePr w:type="firstCol">
       <w:rPr>
+        <w:rFonts w:eastAsia="黑体"/>
         <w:b/>
         <w:bCs/>
       </w:rPr>
     </w:tblStylePr>
     <w:tblStylePr w:type="lastCol">
       <w:rPr>
+        <w:rFonts w:eastAsia="黑体"/>
         <w:b/>
         <w:bCs/>
       </w:rPr>
@@ -4388,6 +4649,7 @@
       <w:spacing w:after="0" w:line="240" w:lineRule="auto"/>
     </w:pPr>
     <w:rPr>
+      <w:rFonts w:eastAsia="黑体"/>
       <w:color w:themeColor="accent2" w:themeShade="BF" w:val="943634"/>
     </w:rPr>
     <w:tblPr>
@@ -4410,6 +4672,7 @@
         <w:spacing w:after="0" w:before="0" w:line="240" w:lineRule="auto"/>
       </w:pPr>
       <w:rPr>
+        <w:rFonts w:eastAsia="黑体"/>
         <w:b/>
         <w:bCs/>
       </w:rPr>
@@ -4430,6 +4693,7 @@
         <w:spacing w:after="0" w:before="0" w:line="240" w:lineRule="auto"/>
       </w:pPr>
       <w:rPr>
+        <w:rFonts w:eastAsia="黑体"/>
         <w:b/>
         <w:bCs/>
       </w:rPr>
@@ -4447,12 +4711,14 @@
     </w:tblStylePr>
     <w:tblStylePr w:type="firstCol">
       <w:rPr>
+        <w:rFonts w:eastAsia="黑体"/>
         <w:b/>
         <w:bCs/>
       </w:rPr>
     </w:tblStylePr>
     <w:tblStylePr w:type="lastCol">
       <w:rPr>
+        <w:rFonts w:eastAsia="黑体"/>
         <w:b/>
         <w:bCs/>
       </w:rPr>
@@ -4491,6 +4757,7 @@
       <w:spacing w:after="0" w:line="240" w:lineRule="auto"/>
     </w:pPr>
     <w:rPr>
+      <w:rFonts w:eastAsia="黑体"/>
       <w:color w:themeColor="accent3" w:themeShade="BF" w:val="76923C"/>
     </w:rPr>
     <w:tblPr>
@@ -4513,6 +4780,7 @@
         <w:spacing w:after="0" w:before="0" w:line="240" w:lineRule="auto"/>
       </w:pPr>
       <w:rPr>
+        <w:rFonts w:eastAsia="黑体"/>
         <w:b/>
         <w:bCs/>
       </w:rPr>
@@ -4533,6 +4801,7 @@
         <w:spacing w:after="0" w:before="0" w:line="240" w:lineRule="auto"/>
       </w:pPr>
       <w:rPr>
+        <w:rFonts w:eastAsia="黑体"/>
         <w:b/>
         <w:bCs/>
       </w:rPr>
@@ -4550,12 +4819,14 @@
     </w:tblStylePr>
     <w:tblStylePr w:type="firstCol">
       <w:rPr>
+        <w:rFonts w:eastAsia="黑体"/>
         <w:b/>
         <w:bCs/>
       </w:rPr>
     </w:tblStylePr>
     <w:tblStylePr w:type="lastCol">
       <w:rPr>
+        <w:rFonts w:eastAsia="黑体"/>
         <w:b/>
         <w:bCs/>
       </w:rPr>
@@ -4594,6 +4865,7 @@
       <w:spacing w:after="0" w:line="240" w:lineRule="auto"/>
     </w:pPr>
     <w:rPr>
+      <w:rFonts w:eastAsia="黑体"/>
       <w:color w:themeColor="accent4" w:themeShade="BF" w:val="5F497A"/>
     </w:rPr>
     <w:tblPr>
@@ -4616,6 +4888,7 @@
         <w:spacing w:after="0" w:before="0" w:line="240" w:lineRule="auto"/>
       </w:pPr>
       <w:rPr>
+        <w:rFonts w:eastAsia="黑体"/>
         <w:b/>
         <w:bCs/>
       </w:rPr>
@@ -4636,6 +4909,7 @@
         <w:spacing w:after="0" w:before="0" w:line="240" w:lineRule="auto"/>
       </w:pPr>
       <w:rPr>
+        <w:rFonts w:eastAsia="黑体"/>
         <w:b/>
         <w:bCs/>
       </w:rPr>
@@ -4653,12 +4927,14 @@
     </w:tblStylePr>
     <w:tblStylePr w:type="firstCol">
       <w:rPr>
+        <w:rFonts w:eastAsia="黑体"/>
         <w:b/>
         <w:bCs/>
       </w:rPr>
     </w:tblStylePr>
     <w:tblStylePr w:type="lastCol">
       <w:rPr>
+        <w:rFonts w:eastAsia="黑体"/>
         <w:b/>
         <w:bCs/>
       </w:rPr>
@@ -4697,6 +4973,7 @@
       <w:spacing w:after="0" w:line="240" w:lineRule="auto"/>
     </w:pPr>
     <w:rPr>
+      <w:rFonts w:eastAsia="黑体"/>
       <w:color w:themeColor="accent5" w:themeShade="BF" w:val="31849B"/>
     </w:rPr>
     <w:tblPr>
@@ -4719,6 +4996,7 @@
         <w:spacing w:after="0" w:before="0" w:line="240" w:lineRule="auto"/>
       </w:pPr>
       <w:rPr>
+        <w:rFonts w:eastAsia="黑体"/>
         <w:b/>
         <w:bCs/>
       </w:rPr>
@@ -4739,6 +5017,7 @@
         <w:spacing w:after="0" w:before="0" w:line="240" w:lineRule="auto"/>
       </w:pPr>
       <w:rPr>
+        <w:rFonts w:eastAsia="黑体"/>
         <w:b/>
         <w:bCs/>
       </w:rPr>
@@ -4756,12 +5035,14 @@
     </w:tblStylePr>
     <w:tblStylePr w:type="firstCol">
       <w:rPr>
+        <w:rFonts w:eastAsia="黑体"/>
         <w:b/>
         <w:bCs/>
       </w:rPr>
     </w:tblStylePr>
     <w:tblStylePr w:type="lastCol">
       <w:rPr>
+        <w:rFonts w:eastAsia="黑体"/>
         <w:b/>
         <w:bCs/>
       </w:rPr>
@@ -4800,6 +5081,7 @@
       <w:spacing w:after="0" w:line="240" w:lineRule="auto"/>
     </w:pPr>
     <w:rPr>
+      <w:rFonts w:eastAsia="黑体"/>
       <w:color w:themeColor="accent6" w:themeShade="BF" w:val="E36C0A"/>
     </w:rPr>
     <w:tblPr>
@@ -4822,6 +5104,7 @@
         <w:spacing w:after="0" w:before="0" w:line="240" w:lineRule="auto"/>
       </w:pPr>
       <w:rPr>
+        <w:rFonts w:eastAsia="黑体"/>
         <w:b/>
         <w:bCs/>
       </w:rPr>
@@ -4842,6 +5125,7 @@
         <w:spacing w:after="0" w:before="0" w:line="240" w:lineRule="auto"/>
       </w:pPr>
       <w:rPr>
+        <w:rFonts w:eastAsia="黑体"/>
         <w:b/>
         <w:bCs/>
       </w:rPr>
@@ -4859,12 +5143,14 @@
     </w:tblStylePr>
     <w:tblStylePr w:type="firstCol">
       <w:rPr>
+        <w:rFonts w:eastAsia="黑体"/>
         <w:b/>
         <w:bCs/>
       </w:rPr>
     </w:tblStylePr>
     <w:tblStylePr w:type="lastCol">
       <w:rPr>
+        <w:rFonts w:eastAsia="黑体"/>
         <w:b/>
         <w:bCs/>
       </w:rPr>
@@ -4924,6 +5210,7 @@
         <w:spacing w:after="0" w:before="0" w:line="240" w:lineRule="auto"/>
       </w:pPr>
       <w:rPr>
+        <w:rFonts w:eastAsia="黑体"/>
         <w:b/>
         <w:bCs/>
         <w:color w:themeColor="background1" w:val="FFFFFF"/>
@@ -4938,6 +5225,7 @@
         <w:spacing w:after="0" w:before="0" w:line="240" w:lineRule="auto"/>
       </w:pPr>
       <w:rPr>
+        <w:rFonts w:eastAsia="黑体"/>
         <w:b/>
         <w:bCs/>
       </w:rPr>
@@ -4953,12 +5241,14 @@
     </w:tblStylePr>
     <w:tblStylePr w:type="firstCol">
       <w:rPr>
+        <w:rFonts w:eastAsia="黑体"/>
         <w:b/>
         <w:bCs/>
       </w:rPr>
     </w:tblStylePr>
     <w:tblStylePr w:type="lastCol">
       <w:rPr>
+        <w:rFonts w:eastAsia="黑体"/>
         <w:b/>
         <w:bCs/>
       </w:rPr>
@@ -5016,6 +5306,7 @@
         <w:spacing w:after="0" w:before="0" w:line="240" w:lineRule="auto"/>
       </w:pPr>
       <w:rPr>
+        <w:rFonts w:eastAsia="黑体"/>
         <w:b/>
         <w:bCs/>
         <w:color w:themeColor="background1" w:val="FFFFFF"/>
@@ -5030,6 +5321,7 @@
         <w:spacing w:after="0" w:before="0" w:line="240" w:lineRule="auto"/>
       </w:pPr>
       <w:rPr>
+        <w:rFonts w:eastAsia="黑体"/>
         <w:b/>
         <w:bCs/>
       </w:rPr>
@@ -5045,12 +5337,14 @@
     </w:tblStylePr>
     <w:tblStylePr w:type="firstCol">
       <w:rPr>
+        <w:rFonts w:eastAsia="黑体"/>
         <w:b/>
         <w:bCs/>
       </w:rPr>
     </w:tblStylePr>
     <w:tblStylePr w:type="lastCol">
       <w:rPr>
+        <w:rFonts w:eastAsia="黑体"/>
         <w:b/>
         <w:bCs/>
       </w:rPr>
@@ -5108,6 +5402,7 @@
         <w:spacing w:after="0" w:before="0" w:line="240" w:lineRule="auto"/>
       </w:pPr>
       <w:rPr>
+        <w:rFonts w:eastAsia="黑体"/>
         <w:b/>
         <w:bCs/>
         <w:color w:themeColor="background1" w:val="FFFFFF"/>
@@ -5122,6 +5417,7 @@
         <w:spacing w:after="0" w:before="0" w:line="240" w:lineRule="auto"/>
       </w:pPr>
       <w:rPr>
+        <w:rFonts w:eastAsia="黑体"/>
         <w:b/>
         <w:bCs/>
       </w:rPr>
@@ -5137,12 +5433,14 @@
     </w:tblStylePr>
     <w:tblStylePr w:type="firstCol">
       <w:rPr>
+        <w:rFonts w:eastAsia="黑体"/>
         <w:b/>
         <w:bCs/>
       </w:rPr>
     </w:tblStylePr>
     <w:tblStylePr w:type="lastCol">
       <w:rPr>
+        <w:rFonts w:eastAsia="黑体"/>
         <w:b/>
         <w:bCs/>
       </w:rPr>
@@ -5200,6 +5498,7 @@
         <w:spacing w:after="0" w:before="0" w:line="240" w:lineRule="auto"/>
       </w:pPr>
       <w:rPr>
+        <w:rFonts w:eastAsia="黑体"/>
         <w:b/>
         <w:bCs/>
         <w:color w:themeColor="background1" w:val="FFFFFF"/>
@@ -5214,6 +5513,7 @@
         <w:spacing w:after="0" w:before="0" w:line="240" w:lineRule="auto"/>
       </w:pPr>
       <w:rPr>
+        <w:rFonts w:eastAsia="黑体"/>
         <w:b/>
         <w:bCs/>
       </w:rPr>
@@ -5229,12 +5529,14 @@
     </w:tblStylePr>
     <w:tblStylePr w:type="firstCol">
       <w:rPr>
+        <w:rFonts w:eastAsia="黑体"/>
         <w:b/>
         <w:bCs/>
       </w:rPr>
     </w:tblStylePr>
     <w:tblStylePr w:type="lastCol">
       <w:rPr>
+        <w:rFonts w:eastAsia="黑体"/>
         <w:b/>
         <w:bCs/>
       </w:rPr>
@@ -5292,6 +5594,7 @@
         <w:spacing w:after="0" w:before="0" w:line="240" w:lineRule="auto"/>
       </w:pPr>
       <w:rPr>
+        <w:rFonts w:eastAsia="黑体"/>
         <w:b/>
         <w:bCs/>
         <w:color w:themeColor="background1" w:val="FFFFFF"/>
@@ -5306,6 +5609,7 @@
         <w:spacing w:after="0" w:before="0" w:line="240" w:lineRule="auto"/>
       </w:pPr>
       <w:rPr>
+        <w:rFonts w:eastAsia="黑体"/>
         <w:b/>
         <w:bCs/>
       </w:rPr>
@@ -5321,12 +5625,14 @@
     </w:tblStylePr>
     <w:tblStylePr w:type="firstCol">
       <w:rPr>
+        <w:rFonts w:eastAsia="黑体"/>
         <w:b/>
         <w:bCs/>
       </w:rPr>
     </w:tblStylePr>
     <w:tblStylePr w:type="lastCol">
       <w:rPr>
+        <w:rFonts w:eastAsia="黑体"/>
         <w:b/>
         <w:bCs/>
       </w:rPr>
@@ -5384,6 +5690,7 @@
         <w:spacing w:after="0" w:before="0" w:line="240" w:lineRule="auto"/>
       </w:pPr>
       <w:rPr>
+        <w:rFonts w:eastAsia="黑体"/>
         <w:b/>
         <w:bCs/>
         <w:color w:themeColor="background1" w:val="FFFFFF"/>
@@ -5398,6 +5705,7 @@
         <w:spacing w:after="0" w:before="0" w:line="240" w:lineRule="auto"/>
       </w:pPr>
       <w:rPr>
+        <w:rFonts w:eastAsia="黑体"/>
         <w:b/>
         <w:bCs/>
       </w:rPr>
@@ -5413,12 +5721,14 @@
     </w:tblStylePr>
     <w:tblStylePr w:type="firstCol">
       <w:rPr>
+        <w:rFonts w:eastAsia="黑体"/>
         <w:b/>
         <w:bCs/>
       </w:rPr>
     </w:tblStylePr>
     <w:tblStylePr w:type="lastCol">
       <w:rPr>
+        <w:rFonts w:eastAsia="黑体"/>
         <w:b/>
         <w:bCs/>
       </w:rPr>
@@ -5476,6 +5786,7 @@
         <w:spacing w:after="0" w:before="0" w:line="240" w:lineRule="auto"/>
       </w:pPr>
       <w:rPr>
+        <w:rFonts w:eastAsia="黑体"/>
         <w:b/>
         <w:bCs/>
         <w:color w:themeColor="background1" w:val="FFFFFF"/>
@@ -5490,6 +5801,7 @@
         <w:spacing w:after="0" w:before="0" w:line="240" w:lineRule="auto"/>
       </w:pPr>
       <w:rPr>
+        <w:rFonts w:eastAsia="黑体"/>
         <w:b/>
         <w:bCs/>
       </w:rPr>
@@ -5505,12 +5817,14 @@
     </w:tblStylePr>
     <w:tblStylePr w:type="firstCol">
       <w:rPr>
+        <w:rFonts w:eastAsia="黑体"/>
         <w:b/>
         <w:bCs/>
       </w:rPr>
     </w:tblStylePr>
     <w:tblStylePr w:type="lastCol">
       <w:rPr>
+        <w:rFonts w:eastAsia="黑体"/>
         <w:b/>
         <w:bCs/>
       </w:rPr>
@@ -5570,7 +5884,7 @@
         <w:spacing w:after="0" w:before="0" w:line="240" w:lineRule="auto"/>
       </w:pPr>
       <w:rPr>
-        <w:rFonts w:asciiTheme="majorHAnsi" w:cstheme="majorBidi" w:eastAsiaTheme="majorEastAsia" w:hAnsiTheme="majorHAnsi"/>
+        <w:rFonts w:asciiTheme="majorHAnsi" w:cstheme="majorBidi" w:hAnsiTheme="majorHAnsi" w:eastAsia="黑体"/>
         <w:b/>
         <w:bCs/>
       </w:rPr>
@@ -5591,7 +5905,7 @@
         <w:spacing w:after="0" w:before="0" w:line="240" w:lineRule="auto"/>
       </w:pPr>
       <w:rPr>
-        <w:rFonts w:asciiTheme="majorHAnsi" w:cstheme="majorBidi" w:eastAsiaTheme="majorEastAsia" w:hAnsiTheme="majorHAnsi"/>
+        <w:rFonts w:asciiTheme="majorHAnsi" w:cstheme="majorBidi" w:hAnsiTheme="majorHAnsi" w:eastAsia="黑体"/>
         <w:b/>
         <w:bCs/>
       </w:rPr>
@@ -5609,14 +5923,14 @@
     </w:tblStylePr>
     <w:tblStylePr w:type="firstCol">
       <w:rPr>
-        <w:rFonts w:asciiTheme="majorHAnsi" w:cstheme="majorBidi" w:eastAsiaTheme="majorEastAsia" w:hAnsiTheme="majorHAnsi"/>
+        <w:rFonts w:asciiTheme="majorHAnsi" w:cstheme="majorBidi" w:hAnsiTheme="majorHAnsi" w:eastAsia="黑体"/>
         <w:b/>
         <w:bCs/>
       </w:rPr>
     </w:tblStylePr>
     <w:tblStylePr w:type="lastCol">
       <w:rPr>
-        <w:rFonts w:asciiTheme="majorHAnsi" w:cstheme="majorBidi" w:eastAsiaTheme="majorEastAsia" w:hAnsiTheme="majorHAnsi"/>
+        <w:rFonts w:asciiTheme="majorHAnsi" w:cstheme="majorBidi" w:hAnsiTheme="majorHAnsi" w:eastAsia="黑体"/>
         <w:b/>
         <w:bCs/>
       </w:rPr>
@@ -5700,7 +6014,7 @@
         <w:spacing w:after="0" w:before="0" w:line="240" w:lineRule="auto"/>
       </w:pPr>
       <w:rPr>
-        <w:rFonts w:asciiTheme="majorHAnsi" w:cstheme="majorBidi" w:eastAsiaTheme="majorEastAsia" w:hAnsiTheme="majorHAnsi"/>
+        <w:rFonts w:asciiTheme="majorHAnsi" w:cstheme="majorBidi" w:hAnsiTheme="majorHAnsi" w:eastAsia="黑体"/>
         <w:b/>
         <w:bCs/>
       </w:rPr>
@@ -5721,7 +6035,7 @@
         <w:spacing w:after="0" w:before="0" w:line="240" w:lineRule="auto"/>
       </w:pPr>
       <w:rPr>
-        <w:rFonts w:asciiTheme="majorHAnsi" w:cstheme="majorBidi" w:eastAsiaTheme="majorEastAsia" w:hAnsiTheme="majorHAnsi"/>
+        <w:rFonts w:asciiTheme="majorHAnsi" w:cstheme="majorBidi" w:hAnsiTheme="majorHAnsi" w:eastAsia="黑体"/>
         <w:b/>
         <w:bCs/>
       </w:rPr>
@@ -5739,14 +6053,14 @@
     </w:tblStylePr>
     <w:tblStylePr w:type="firstCol">
       <w:rPr>
-        <w:rFonts w:asciiTheme="majorHAnsi" w:cstheme="majorBidi" w:eastAsiaTheme="majorEastAsia" w:hAnsiTheme="majorHAnsi"/>
+        <w:rFonts w:asciiTheme="majorHAnsi" w:cstheme="majorBidi" w:hAnsiTheme="majorHAnsi" w:eastAsia="黑体"/>
         <w:b/>
         <w:bCs/>
       </w:rPr>
     </w:tblStylePr>
     <w:tblStylePr w:type="lastCol">
       <w:rPr>
-        <w:rFonts w:asciiTheme="majorHAnsi" w:cstheme="majorBidi" w:eastAsiaTheme="majorEastAsia" w:hAnsiTheme="majorHAnsi"/>
+        <w:rFonts w:asciiTheme="majorHAnsi" w:cstheme="majorBidi" w:hAnsiTheme="majorHAnsi" w:eastAsia="黑体"/>
         <w:b/>
         <w:bCs/>
       </w:rPr>
@@ -5830,7 +6144,7 @@
         <w:spacing w:after="0" w:before="0" w:line="240" w:lineRule="auto"/>
       </w:pPr>
       <w:rPr>
-        <w:rFonts w:asciiTheme="majorHAnsi" w:cstheme="majorBidi" w:eastAsiaTheme="majorEastAsia" w:hAnsiTheme="majorHAnsi"/>
+        <w:rFonts w:asciiTheme="majorHAnsi" w:cstheme="majorBidi" w:hAnsiTheme="majorHAnsi" w:eastAsia="黑体"/>
         <w:b/>
         <w:bCs/>
       </w:rPr>
@@ -5851,7 +6165,7 @@
         <w:spacing w:after="0" w:before="0" w:line="240" w:lineRule="auto"/>
       </w:pPr>
       <w:rPr>
-        <w:rFonts w:asciiTheme="majorHAnsi" w:cstheme="majorBidi" w:eastAsiaTheme="majorEastAsia" w:hAnsiTheme="majorHAnsi"/>
+        <w:rFonts w:asciiTheme="majorHAnsi" w:cstheme="majorBidi" w:hAnsiTheme="majorHAnsi" w:eastAsia="黑体"/>
         <w:b/>
         <w:bCs/>
       </w:rPr>
@@ -5869,14 +6183,14 @@
     </w:tblStylePr>
     <w:tblStylePr w:type="firstCol">
       <w:rPr>
-        <w:rFonts w:asciiTheme="majorHAnsi" w:cstheme="majorBidi" w:eastAsiaTheme="majorEastAsia" w:hAnsiTheme="majorHAnsi"/>
+        <w:rFonts w:asciiTheme="majorHAnsi" w:cstheme="majorBidi" w:hAnsiTheme="majorHAnsi" w:eastAsia="黑体"/>
         <w:b/>
         <w:bCs/>
       </w:rPr>
     </w:tblStylePr>
     <w:tblStylePr w:type="lastCol">
       <w:rPr>
-        <w:rFonts w:asciiTheme="majorHAnsi" w:cstheme="majorBidi" w:eastAsiaTheme="majorEastAsia" w:hAnsiTheme="majorHAnsi"/>
+        <w:rFonts w:asciiTheme="majorHAnsi" w:cstheme="majorBidi" w:hAnsiTheme="majorHAnsi" w:eastAsia="黑体"/>
         <w:b/>
         <w:bCs/>
       </w:rPr>
@@ -5960,7 +6274,7 @@
         <w:spacing w:after="0" w:before="0" w:line="240" w:lineRule="auto"/>
       </w:pPr>
       <w:rPr>
-        <w:rFonts w:asciiTheme="majorHAnsi" w:cstheme="majorBidi" w:eastAsiaTheme="majorEastAsia" w:hAnsiTheme="majorHAnsi"/>
+        <w:rFonts w:asciiTheme="majorHAnsi" w:cstheme="majorBidi" w:hAnsiTheme="majorHAnsi" w:eastAsia="黑体"/>
         <w:b/>
         <w:bCs/>
       </w:rPr>
@@ -5981,7 +6295,7 @@
         <w:spacing w:after="0" w:before="0" w:line="240" w:lineRule="auto"/>
       </w:pPr>
       <w:rPr>
-        <w:rFonts w:asciiTheme="majorHAnsi" w:cstheme="majorBidi" w:eastAsiaTheme="majorEastAsia" w:hAnsiTheme="majorHAnsi"/>
+        <w:rFonts w:asciiTheme="majorHAnsi" w:cstheme="majorBidi" w:hAnsiTheme="majorHAnsi" w:eastAsia="黑体"/>
         <w:b/>
         <w:bCs/>
       </w:rPr>
@@ -5999,14 +6313,14 @@
     </w:tblStylePr>
     <w:tblStylePr w:type="firstCol">
       <w:rPr>
-        <w:rFonts w:asciiTheme="majorHAnsi" w:cstheme="majorBidi" w:eastAsiaTheme="majorEastAsia" w:hAnsiTheme="majorHAnsi"/>
+        <w:rFonts w:asciiTheme="majorHAnsi" w:cstheme="majorBidi" w:hAnsiTheme="majorHAnsi" w:eastAsia="黑体"/>
         <w:b/>
         <w:bCs/>
       </w:rPr>
     </w:tblStylePr>
     <w:tblStylePr w:type="lastCol">
       <w:rPr>
-        <w:rFonts w:asciiTheme="majorHAnsi" w:cstheme="majorBidi" w:eastAsiaTheme="majorEastAsia" w:hAnsiTheme="majorHAnsi"/>
+        <w:rFonts w:asciiTheme="majorHAnsi" w:cstheme="majorBidi" w:hAnsiTheme="majorHAnsi" w:eastAsia="黑体"/>
         <w:b/>
         <w:bCs/>
       </w:rPr>
@@ -6090,7 +6404,7 @@
         <w:spacing w:after="0" w:before="0" w:line="240" w:lineRule="auto"/>
       </w:pPr>
       <w:rPr>
-        <w:rFonts w:asciiTheme="majorHAnsi" w:cstheme="majorBidi" w:eastAsiaTheme="majorEastAsia" w:hAnsiTheme="majorHAnsi"/>
+        <w:rFonts w:asciiTheme="majorHAnsi" w:cstheme="majorBidi" w:hAnsiTheme="majorHAnsi" w:eastAsia="黑体"/>
         <w:b/>
         <w:bCs/>
       </w:rPr>
@@ -6111,7 +6425,7 @@
         <w:spacing w:after="0" w:before="0" w:line="240" w:lineRule="auto"/>
       </w:pPr>
       <w:rPr>
-        <w:rFonts w:asciiTheme="majorHAnsi" w:cstheme="majorBidi" w:eastAsiaTheme="majorEastAsia" w:hAnsiTheme="majorHAnsi"/>
+        <w:rFonts w:asciiTheme="majorHAnsi" w:cstheme="majorBidi" w:hAnsiTheme="majorHAnsi" w:eastAsia="黑体"/>
         <w:b/>
         <w:bCs/>
       </w:rPr>
@@ -6129,14 +6443,14 @@
     </w:tblStylePr>
     <w:tblStylePr w:type="firstCol">
       <w:rPr>
-        <w:rFonts w:asciiTheme="majorHAnsi" w:cstheme="majorBidi" w:eastAsiaTheme="majorEastAsia" w:hAnsiTheme="majorHAnsi"/>
+        <w:rFonts w:asciiTheme="majorHAnsi" w:cstheme="majorBidi" w:hAnsiTheme="majorHAnsi" w:eastAsia="黑体"/>
         <w:b/>
         <w:bCs/>
       </w:rPr>
     </w:tblStylePr>
     <w:tblStylePr w:type="lastCol">
       <w:rPr>
-        <w:rFonts w:asciiTheme="majorHAnsi" w:cstheme="majorBidi" w:eastAsiaTheme="majorEastAsia" w:hAnsiTheme="majorHAnsi"/>
+        <w:rFonts w:asciiTheme="majorHAnsi" w:cstheme="majorBidi" w:hAnsiTheme="majorHAnsi" w:eastAsia="黑体"/>
         <w:b/>
         <w:bCs/>
       </w:rPr>
@@ -6220,7 +6534,7 @@
         <w:spacing w:after="0" w:before="0" w:line="240" w:lineRule="auto"/>
       </w:pPr>
       <w:rPr>
-        <w:rFonts w:asciiTheme="majorHAnsi" w:cstheme="majorBidi" w:eastAsiaTheme="majorEastAsia" w:hAnsiTheme="majorHAnsi"/>
+        <w:rFonts w:asciiTheme="majorHAnsi" w:cstheme="majorBidi" w:hAnsiTheme="majorHAnsi" w:eastAsia="黑体"/>
         <w:b/>
         <w:bCs/>
       </w:rPr>
@@ -6241,7 +6555,7 @@
         <w:spacing w:after="0" w:before="0" w:line="240" w:lineRule="auto"/>
       </w:pPr>
       <w:rPr>
-        <w:rFonts w:asciiTheme="majorHAnsi" w:cstheme="majorBidi" w:eastAsiaTheme="majorEastAsia" w:hAnsiTheme="majorHAnsi"/>
+        <w:rFonts w:asciiTheme="majorHAnsi" w:cstheme="majorBidi" w:hAnsiTheme="majorHAnsi" w:eastAsia="黑体"/>
         <w:b/>
         <w:bCs/>
       </w:rPr>
@@ -6259,14 +6573,14 @@
     </w:tblStylePr>
     <w:tblStylePr w:type="firstCol">
       <w:rPr>
-        <w:rFonts w:asciiTheme="majorHAnsi" w:cstheme="majorBidi" w:eastAsiaTheme="majorEastAsia" w:hAnsiTheme="majorHAnsi"/>
+        <w:rFonts w:asciiTheme="majorHAnsi" w:cstheme="majorBidi" w:hAnsiTheme="majorHAnsi" w:eastAsia="黑体"/>
         <w:b/>
         <w:bCs/>
       </w:rPr>
     </w:tblStylePr>
     <w:tblStylePr w:type="lastCol">
       <w:rPr>
-        <w:rFonts w:asciiTheme="majorHAnsi" w:cstheme="majorBidi" w:eastAsiaTheme="majorEastAsia" w:hAnsiTheme="majorHAnsi"/>
+        <w:rFonts w:asciiTheme="majorHAnsi" w:cstheme="majorBidi" w:hAnsiTheme="majorHAnsi" w:eastAsia="黑体"/>
         <w:b/>
         <w:bCs/>
       </w:rPr>
@@ -6350,7 +6664,7 @@
         <w:spacing w:after="0" w:before="0" w:line="240" w:lineRule="auto"/>
       </w:pPr>
       <w:rPr>
-        <w:rFonts w:asciiTheme="majorHAnsi" w:cstheme="majorBidi" w:eastAsiaTheme="majorEastAsia" w:hAnsiTheme="majorHAnsi"/>
+        <w:rFonts w:asciiTheme="majorHAnsi" w:cstheme="majorBidi" w:hAnsiTheme="majorHAnsi" w:eastAsia="黑体"/>
         <w:b/>
         <w:bCs/>
       </w:rPr>
@@ -6371,7 +6685,7 @@
         <w:spacing w:after="0" w:before="0" w:line="240" w:lineRule="auto"/>
       </w:pPr>
       <w:rPr>
-        <w:rFonts w:asciiTheme="majorHAnsi" w:cstheme="majorBidi" w:eastAsiaTheme="majorEastAsia" w:hAnsiTheme="majorHAnsi"/>
+        <w:rFonts w:asciiTheme="majorHAnsi" w:cstheme="majorBidi" w:hAnsiTheme="majorHAnsi" w:eastAsia="黑体"/>
         <w:b/>
         <w:bCs/>
       </w:rPr>
@@ -6389,14 +6703,14 @@
     </w:tblStylePr>
     <w:tblStylePr w:type="firstCol">
       <w:rPr>
-        <w:rFonts w:asciiTheme="majorHAnsi" w:cstheme="majorBidi" w:eastAsiaTheme="majorEastAsia" w:hAnsiTheme="majorHAnsi"/>
+        <w:rFonts w:asciiTheme="majorHAnsi" w:cstheme="majorBidi" w:hAnsiTheme="majorHAnsi" w:eastAsia="黑体"/>
         <w:b/>
         <w:bCs/>
       </w:rPr>
     </w:tblStylePr>
     <w:tblStylePr w:type="lastCol">
       <w:rPr>
-        <w:rFonts w:asciiTheme="majorHAnsi" w:cstheme="majorBidi" w:eastAsiaTheme="majorEastAsia" w:hAnsiTheme="majorHAnsi"/>
+        <w:rFonts w:asciiTheme="majorHAnsi" w:cstheme="majorBidi" w:hAnsiTheme="majorHAnsi" w:eastAsia="黑体"/>
         <w:b/>
         <w:bCs/>
       </w:rPr>
@@ -6479,6 +6793,7 @@
         <w:spacing w:after="0" w:before="0" w:line="240" w:lineRule="auto"/>
       </w:pPr>
       <w:rPr>
+        <w:rFonts w:eastAsia="黑体"/>
         <w:b/>
         <w:bCs/>
         <w:color w:themeColor="background1" w:val="FFFFFF"/>
@@ -6501,6 +6816,7 @@
         <w:spacing w:after="0" w:before="0" w:line="240" w:lineRule="auto"/>
       </w:pPr>
       <w:rPr>
+        <w:rFonts w:eastAsia="黑体"/>
         <w:b/>
         <w:bCs/>
       </w:rPr>
@@ -6518,12 +6834,14 @@
     </w:tblStylePr>
     <w:tblStylePr w:type="firstCol">
       <w:rPr>
+        <w:rFonts w:eastAsia="黑体"/>
         <w:b/>
         <w:bCs/>
       </w:rPr>
     </w:tblStylePr>
     <w:tblStylePr w:type="lastCol">
       <w:rPr>
+        <w:rFonts w:eastAsia="黑体"/>
         <w:b/>
         <w:bCs/>
       </w:rPr>
@@ -6585,6 +6903,7 @@
         <w:spacing w:after="0" w:before="0" w:line="240" w:lineRule="auto"/>
       </w:pPr>
       <w:rPr>
+        <w:rFonts w:eastAsia="黑体"/>
         <w:b/>
         <w:bCs/>
         <w:color w:themeColor="background1" w:val="FFFFFF"/>
@@ -6607,6 +6926,7 @@
         <w:spacing w:after="0" w:before="0" w:line="240" w:lineRule="auto"/>
       </w:pPr>
       <w:rPr>
+        <w:rFonts w:eastAsia="黑体"/>
         <w:b/>
         <w:bCs/>
       </w:rPr>
@@ -6624,12 +6944,14 @@
     </w:tblStylePr>
     <w:tblStylePr w:type="firstCol">
       <w:rPr>
+        <w:rFonts w:eastAsia="黑体"/>
         <w:b/>
         <w:bCs/>
       </w:rPr>
     </w:tblStylePr>
     <w:tblStylePr w:type="lastCol">
       <w:rPr>
+        <w:rFonts w:eastAsia="黑体"/>
         <w:b/>
         <w:bCs/>
       </w:rPr>
@@ -6691,6 +7013,7 @@
         <w:spacing w:after="0" w:before="0" w:line="240" w:lineRule="auto"/>
       </w:pPr>
       <w:rPr>
+        <w:rFonts w:eastAsia="黑体"/>
         <w:b/>
         <w:bCs/>
         <w:color w:themeColor="background1" w:val="FFFFFF"/>
@@ -6713,6 +7036,7 @@
         <w:spacing w:after="0" w:before="0" w:line="240" w:lineRule="auto"/>
       </w:pPr>
       <w:rPr>
+        <w:rFonts w:eastAsia="黑体"/>
         <w:b/>
         <w:bCs/>
       </w:rPr>
@@ -6730,12 +7054,14 @@
     </w:tblStylePr>
     <w:tblStylePr w:type="firstCol">
       <w:rPr>
+        <w:rFonts w:eastAsia="黑体"/>
         <w:b/>
         <w:bCs/>
       </w:rPr>
     </w:tblStylePr>
     <w:tblStylePr w:type="lastCol">
       <w:rPr>
+        <w:rFonts w:eastAsia="黑体"/>
         <w:b/>
         <w:bCs/>
       </w:rPr>
@@ -6797,6 +7123,7 @@
         <w:spacing w:after="0" w:before="0" w:line="240" w:lineRule="auto"/>
       </w:pPr>
       <w:rPr>
+        <w:rFonts w:eastAsia="黑体"/>
         <w:b/>
         <w:bCs/>
         <w:color w:themeColor="background1" w:val="FFFFFF"/>
@@ -6819,6 +7146,7 @@
         <w:spacing w:after="0" w:before="0" w:line="240" w:lineRule="auto"/>
       </w:pPr>
       <w:rPr>
+        <w:rFonts w:eastAsia="黑体"/>
         <w:b/>
         <w:bCs/>
       </w:rPr>
@@ -6836,12 +7164,14 @@
     </w:tblStylePr>
     <w:tblStylePr w:type="firstCol">
       <w:rPr>
+        <w:rFonts w:eastAsia="黑体"/>
         <w:b/>
         <w:bCs/>
       </w:rPr>
     </w:tblStylePr>
     <w:tblStylePr w:type="lastCol">
       <w:rPr>
+        <w:rFonts w:eastAsia="黑体"/>
         <w:b/>
         <w:bCs/>
       </w:rPr>
@@ -6903,6 +7233,7 @@
         <w:spacing w:after="0" w:before="0" w:line="240" w:lineRule="auto"/>
       </w:pPr>
       <w:rPr>
+        <w:rFonts w:eastAsia="黑体"/>
         <w:b/>
         <w:bCs/>
         <w:color w:themeColor="background1" w:val="FFFFFF"/>
@@ -6925,6 +7256,7 @@
         <w:spacing w:after="0" w:before="0" w:line="240" w:lineRule="auto"/>
       </w:pPr>
       <w:rPr>
+        <w:rFonts w:eastAsia="黑体"/>
         <w:b/>
         <w:bCs/>
       </w:rPr>
@@ -6942,12 +7274,14 @@
     </w:tblStylePr>
     <w:tblStylePr w:type="firstCol">
       <w:rPr>
+        <w:rFonts w:eastAsia="黑体"/>
         <w:b/>
         <w:bCs/>
       </w:rPr>
     </w:tblStylePr>
     <w:tblStylePr w:type="lastCol">
       <w:rPr>
+        <w:rFonts w:eastAsia="黑体"/>
         <w:b/>
         <w:bCs/>
       </w:rPr>
@@ -7009,6 +7343,7 @@
         <w:spacing w:after="0" w:before="0" w:line="240" w:lineRule="auto"/>
       </w:pPr>
       <w:rPr>
+        <w:rFonts w:eastAsia="黑体"/>
         <w:b/>
         <w:bCs/>
         <w:color w:themeColor="background1" w:val="FFFFFF"/>
@@ -7031,6 +7366,7 @@
         <w:spacing w:after="0" w:before="0" w:line="240" w:lineRule="auto"/>
       </w:pPr>
       <w:rPr>
+        <w:rFonts w:eastAsia="黑体"/>
         <w:b/>
         <w:bCs/>
       </w:rPr>
@@ -7048,12 +7384,14 @@
     </w:tblStylePr>
     <w:tblStylePr w:type="firstCol">
       <w:rPr>
+        <w:rFonts w:eastAsia="黑体"/>
         <w:b/>
         <w:bCs/>
       </w:rPr>
     </w:tblStylePr>
     <w:tblStylePr w:type="lastCol">
       <w:rPr>
+        <w:rFonts w:eastAsia="黑体"/>
         <w:b/>
         <w:bCs/>
       </w:rPr>
@@ -7115,6 +7453,7 @@
         <w:spacing w:after="0" w:before="0" w:line="240" w:lineRule="auto"/>
       </w:pPr>
       <w:rPr>
+        <w:rFonts w:eastAsia="黑体"/>
         <w:b/>
         <w:bCs/>
         <w:color w:themeColor="background1" w:val="FFFFFF"/>
@@ -7137,6 +7476,7 @@
         <w:spacing w:after="0" w:before="0" w:line="240" w:lineRule="auto"/>
       </w:pPr>
       <w:rPr>
+        <w:rFonts w:eastAsia="黑体"/>
         <w:b/>
         <w:bCs/>
       </w:rPr>
@@ -7154,12 +7494,14 @@
     </w:tblStylePr>
     <w:tblStylePr w:type="firstCol">
       <w:rPr>
+        <w:rFonts w:eastAsia="黑体"/>
         <w:b/>
         <w:bCs/>
       </w:rPr>
     </w:tblStylePr>
     <w:tblStylePr w:type="lastCol">
       <w:rPr>
+        <w:rFonts w:eastAsia="黑体"/>
         <w:b/>
         <w:bCs/>
       </w:rPr>
@@ -7218,6 +7560,7 @@
         <w:spacing w:after="0" w:before="0" w:line="240" w:lineRule="auto"/>
       </w:pPr>
       <w:rPr>
+        <w:rFonts w:eastAsia="黑体"/>
         <w:b/>
         <w:bCs/>
         <w:color w:themeColor="background1" w:val="FFFFFF"/>
@@ -7240,6 +7583,7 @@
         <w:spacing w:after="0" w:before="0" w:line="240" w:lineRule="auto"/>
       </w:pPr>
       <w:rPr>
+        <w:rFonts w:eastAsia="黑体"/>
         <w:color w:val="auto"/>
       </w:rPr>
       <w:tblPr/>
@@ -7257,6 +7601,7 @@
     </w:tblStylePr>
     <w:tblStylePr w:type="firstCol">
       <w:rPr>
+        <w:rFonts w:eastAsia="黑体"/>
         <w:b/>
         <w:bCs/>
         <w:color w:themeColor="background1" w:val="FFFFFF"/>
@@ -7276,6 +7621,7 @@
     </w:tblStylePr>
     <w:tblStylePr w:type="lastCol">
       <w:rPr>
+        <w:rFonts w:eastAsia="黑体"/>
         <w:b/>
         <w:bCs/>
         <w:color w:themeColor="background1" w:val="FFFFFF"/>
@@ -7324,6 +7670,7 @@
     </w:tblStylePr>
     <w:tblStylePr w:type="nwCell">
       <w:rPr>
+        <w:rFonts w:eastAsia="黑体"/>
         <w:color w:themeColor="background1" w:val="FFFFFF"/>
       </w:rPr>
       <w:tblPr/>
@@ -7367,6 +7714,7 @@
         <w:spacing w:after="0" w:before="0" w:line="240" w:lineRule="auto"/>
       </w:pPr>
       <w:rPr>
+        <w:rFonts w:eastAsia="黑体"/>
         <w:b/>
         <w:bCs/>
         <w:color w:themeColor="background1" w:val="FFFFFF"/>
@@ -7389,6 +7737,7 @@
         <w:spacing w:after="0" w:before="0" w:line="240" w:lineRule="auto"/>
       </w:pPr>
       <w:rPr>
+        <w:rFonts w:eastAsia="黑体"/>
         <w:color w:val="auto"/>
       </w:rPr>
       <w:tblPr/>
@@ -7406,6 +7755,7 @@
     </w:tblStylePr>
     <w:tblStylePr w:type="firstCol">
       <w:rPr>
+        <w:rFonts w:eastAsia="黑体"/>
         <w:b/>
         <w:bCs/>
         <w:color w:themeColor="background1" w:val="FFFFFF"/>
@@ -7425,6 +7775,7 @@
     </w:tblStylePr>
     <w:tblStylePr w:type="lastCol">
       <w:rPr>
+        <w:rFonts w:eastAsia="黑体"/>
         <w:b/>
         <w:bCs/>
         <w:color w:themeColor="background1" w:val="FFFFFF"/>
@@ -7473,6 +7824,7 @@
     </w:tblStylePr>
     <w:tblStylePr w:type="nwCell">
       <w:rPr>
+        <w:rFonts w:eastAsia="黑体"/>
         <w:color w:themeColor="background1" w:val="FFFFFF"/>
       </w:rPr>
       <w:tblPr/>
@@ -7516,6 +7868,7 @@
         <w:spacing w:after="0" w:before="0" w:line="240" w:lineRule="auto"/>
       </w:pPr>
       <w:rPr>
+        <w:rFonts w:eastAsia="黑体"/>
         <w:b/>
         <w:bCs/>
         <w:color w:themeColor="background1" w:val="FFFFFF"/>
@@ -7538,6 +7891,7 @@
         <w:spacing w:after="0" w:before="0" w:line="240" w:lineRule="auto"/>
       </w:pPr>
       <w:rPr>
+        <w:rFonts w:eastAsia="黑体"/>
         <w:color w:val="auto"/>
       </w:rPr>
       <w:tblPr/>
@@ -7555,6 +7909,7 @@
     </w:tblStylePr>
     <w:tblStylePr w:type="firstCol">
       <w:rPr>
+        <w:rFonts w:eastAsia="黑体"/>
         <w:b/>
         <w:bCs/>
         <w:color w:themeColor="background1" w:val="FFFFFF"/>
@@ -7574,6 +7929,7 @@
     </w:tblStylePr>
     <w:tblStylePr w:type="lastCol">
       <w:rPr>
+        <w:rFonts w:eastAsia="黑体"/>
         <w:b/>
         <w:bCs/>
         <w:color w:themeColor="background1" w:val="FFFFFF"/>
@@ -7622,6 +7978,7 @@
     </w:tblStylePr>
     <w:tblStylePr w:type="nwCell">
       <w:rPr>
+        <w:rFonts w:eastAsia="黑体"/>
         <w:color w:themeColor="background1" w:val="FFFFFF"/>
       </w:rPr>
       <w:tblPr/>
@@ -7665,6 +8022,7 @@
         <w:spacing w:after="0" w:before="0" w:line="240" w:lineRule="auto"/>
       </w:pPr>
       <w:rPr>
+        <w:rFonts w:eastAsia="黑体"/>
         <w:b/>
         <w:bCs/>
         <w:color w:themeColor="background1" w:val="FFFFFF"/>
@@ -7687,6 +8045,7 @@
         <w:spacing w:after="0" w:before="0" w:line="240" w:lineRule="auto"/>
       </w:pPr>
       <w:rPr>
+        <w:rFonts w:eastAsia="黑体"/>
         <w:color w:val="auto"/>
       </w:rPr>
       <w:tblPr/>
@@ -7704,6 +8063,7 @@
     </w:tblStylePr>
     <w:tblStylePr w:type="firstCol">
       <w:rPr>
+        <w:rFonts w:eastAsia="黑体"/>
         <w:b/>
         <w:bCs/>
         <w:color w:themeColor="background1" w:val="FFFFFF"/>
@@ -7723,6 +8083,7 @@
     </w:tblStylePr>
     <w:tblStylePr w:type="lastCol">
       <w:rPr>
+        <w:rFonts w:eastAsia="黑体"/>
         <w:b/>
         <w:bCs/>
         <w:color w:themeColor="background1" w:val="FFFFFF"/>
@@ -7771,6 +8132,7 @@
     </w:tblStylePr>
     <w:tblStylePr w:type="nwCell">
       <w:rPr>
+        <w:rFonts w:eastAsia="黑体"/>
         <w:color w:themeColor="background1" w:val="FFFFFF"/>
       </w:rPr>
       <w:tblPr/>
@@ -7814,6 +8176,7 @@
         <w:spacing w:after="0" w:before="0" w:line="240" w:lineRule="auto"/>
       </w:pPr>
       <w:rPr>
+        <w:rFonts w:eastAsia="黑体"/>
         <w:b/>
         <w:bCs/>
         <w:color w:themeColor="background1" w:val="FFFFFF"/>
@@ -7836,6 +8199,7 @@
         <w:spacing w:after="0" w:before="0" w:line="240" w:lineRule="auto"/>
       </w:pPr>
       <w:rPr>
+        <w:rFonts w:eastAsia="黑体"/>
         <w:color w:val="auto"/>
       </w:rPr>
       <w:tblPr/>
@@ -7853,6 +8217,7 @@
     </w:tblStylePr>
     <w:tblStylePr w:type="firstCol">
       <w:rPr>
+        <w:rFonts w:eastAsia="黑体"/>
         <w:b/>
         <w:bCs/>
         <w:color w:themeColor="background1" w:val="FFFFFF"/>
@@ -7872,6 +8237,7 @@
     </w:tblStylePr>
     <w:tblStylePr w:type="lastCol">
       <w:rPr>
+        <w:rFonts w:eastAsia="黑体"/>
         <w:b/>
         <w:bCs/>
         <w:color w:themeColor="background1" w:val="FFFFFF"/>
@@ -7920,6 +8286,7 @@
     </w:tblStylePr>
     <w:tblStylePr w:type="nwCell">
       <w:rPr>
+        <w:rFonts w:eastAsia="黑体"/>
         <w:color w:themeColor="background1" w:val="FFFFFF"/>
       </w:rPr>
       <w:tblPr/>
@@ -7963,6 +8330,7 @@
         <w:spacing w:after="0" w:before="0" w:line="240" w:lineRule="auto"/>
       </w:pPr>
       <w:rPr>
+        <w:rFonts w:eastAsia="黑体"/>
         <w:b/>
         <w:bCs/>
         <w:color w:themeColor="background1" w:val="FFFFFF"/>
@@ -7985,6 +8353,7 @@
         <w:spacing w:after="0" w:before="0" w:line="240" w:lineRule="auto"/>
       </w:pPr>
       <w:rPr>
+        <w:rFonts w:eastAsia="黑体"/>
         <w:color w:val="auto"/>
       </w:rPr>
       <w:tblPr/>
@@ -8002,6 +8371,7 @@
     </w:tblStylePr>
     <w:tblStylePr w:type="firstCol">
       <w:rPr>
+        <w:rFonts w:eastAsia="黑体"/>
         <w:b/>
         <w:bCs/>
         <w:color w:themeColor="background1" w:val="FFFFFF"/>
@@ -8021,6 +8391,7 @@
     </w:tblStylePr>
     <w:tblStylePr w:type="lastCol">
       <w:rPr>
+        <w:rFonts w:eastAsia="黑体"/>
         <w:b/>
         <w:bCs/>
         <w:color w:themeColor="background1" w:val="FFFFFF"/>
@@ -8069,6 +8440,7 @@
     </w:tblStylePr>
     <w:tblStylePr w:type="nwCell">
       <w:rPr>
+        <w:rFonts w:eastAsia="黑体"/>
         <w:color w:themeColor="background1" w:val="FFFFFF"/>
       </w:rPr>
       <w:tblPr/>
@@ -8112,6 +8484,7 @@
         <w:spacing w:after="0" w:before="0" w:line="240" w:lineRule="auto"/>
       </w:pPr>
       <w:rPr>
+        <w:rFonts w:eastAsia="黑体"/>
         <w:b/>
         <w:bCs/>
         <w:color w:themeColor="background1" w:val="FFFFFF"/>
@@ -8134,6 +8507,7 @@
         <w:spacing w:after="0" w:before="0" w:line="240" w:lineRule="auto"/>
       </w:pPr>
       <w:rPr>
+        <w:rFonts w:eastAsia="黑体"/>
         <w:color w:val="auto"/>
       </w:rPr>
       <w:tblPr/>
@@ -8151,6 +8525,7 @@
     </w:tblStylePr>
     <w:tblStylePr w:type="firstCol">
       <w:rPr>
+        <w:rFonts w:eastAsia="黑体"/>
         <w:b/>
         <w:bCs/>
         <w:color w:themeColor="background1" w:val="FFFFFF"/>
@@ -8170,6 +8545,7 @@
     </w:tblStylePr>
     <w:tblStylePr w:type="lastCol">
       <w:rPr>
+        <w:rFonts w:eastAsia="黑体"/>
         <w:b/>
         <w:bCs/>
         <w:color w:themeColor="background1" w:val="FFFFFF"/>
@@ -8218,6 +8594,7 @@
     </w:tblStylePr>
     <w:tblStylePr w:type="nwCell">
       <w:rPr>
+        <w:rFonts w:eastAsia="黑体"/>
         <w:color w:themeColor="background1" w:val="FFFFFF"/>
       </w:rPr>
       <w:tblPr/>
@@ -8242,6 +8619,7 @@
       <w:spacing w:after="0" w:line="240" w:lineRule="auto"/>
     </w:pPr>
     <w:rPr>
+      <w:rFonts w:eastAsia="黑体"/>
       <w:color w:themeColor="text1" w:val="000000"/>
     </w:rPr>
     <w:tblPr>
@@ -8261,7 +8639,7 @@
     </w:tblPr>
     <w:tblStylePr w:type="firstRow">
       <w:rPr>
-        <w:rFonts w:asciiTheme="majorHAnsi" w:cstheme="majorBidi" w:eastAsiaTheme="majorEastAsia" w:hAnsiTheme="majorHAnsi"/>
+        <w:rFonts w:asciiTheme="majorHAnsi" w:cstheme="majorBidi" w:hAnsiTheme="majorHAnsi" w:eastAsia="黑体"/>
       </w:rPr>
       <w:tblPr/>
       <w:tcPr>
@@ -8273,6 +8651,7 @@
     </w:tblStylePr>
     <w:tblStylePr w:type="lastRow">
       <w:rPr>
+        <w:rFonts w:eastAsia="黑体"/>
         <w:b/>
         <w:bCs/>
         <w:color w:themeColor="text2" w:val="1F497D"/>
@@ -8287,12 +8666,14 @@
     </w:tblStylePr>
     <w:tblStylePr w:type="firstCol">
       <w:rPr>
+        <w:rFonts w:eastAsia="黑体"/>
         <w:b/>
         <w:bCs/>
       </w:rPr>
     </w:tblStylePr>
     <w:tblStylePr w:type="lastCol">
       <w:rPr>
+        <w:rFonts w:eastAsia="黑体"/>
         <w:b/>
         <w:bCs/>
       </w:rPr>
@@ -8326,6 +8707,7 @@
       <w:spacing w:after="0" w:line="240" w:lineRule="auto"/>
     </w:pPr>
     <w:rPr>
+      <w:rFonts w:eastAsia="黑体"/>
       <w:color w:themeColor="text1" w:val="000000"/>
     </w:rPr>
     <w:tblPr>
@@ -8345,7 +8727,7 @@
     </w:tblPr>
     <w:tblStylePr w:type="firstRow">
       <w:rPr>
-        <w:rFonts w:asciiTheme="majorHAnsi" w:cstheme="majorBidi" w:eastAsiaTheme="majorEastAsia" w:hAnsiTheme="majorHAnsi"/>
+        <w:rFonts w:asciiTheme="majorHAnsi" w:cstheme="majorBidi" w:hAnsiTheme="majorHAnsi" w:eastAsia="黑体"/>
       </w:rPr>
       <w:tblPr/>
       <w:tcPr>
@@ -8357,6 +8739,7 @@
     </w:tblStylePr>
     <w:tblStylePr w:type="lastRow">
       <w:rPr>
+        <w:rFonts w:eastAsia="黑体"/>
         <w:b/>
         <w:bCs/>
         <w:color w:themeColor="text2" w:val="1F497D"/>
@@ -8371,12 +8754,14 @@
     </w:tblStylePr>
     <w:tblStylePr w:type="firstCol">
       <w:rPr>
+        <w:rFonts w:eastAsia="黑体"/>
         <w:b/>
         <w:bCs/>
       </w:rPr>
     </w:tblStylePr>
     <w:tblStylePr w:type="lastCol">
       <w:rPr>
+        <w:rFonts w:eastAsia="黑体"/>
         <w:b/>
         <w:bCs/>
       </w:rPr>
@@ -8410,6 +8795,7 @@
       <w:spacing w:after="0" w:line="240" w:lineRule="auto"/>
     </w:pPr>
     <w:rPr>
+      <w:rFonts w:eastAsia="黑体"/>
       <w:color w:themeColor="text1" w:val="000000"/>
     </w:rPr>
     <w:tblPr>
@@ -8429,7 +8815,7 @@
     </w:tblPr>
     <w:tblStylePr w:type="firstRow">
       <w:rPr>
-        <w:rFonts w:asciiTheme="majorHAnsi" w:cstheme="majorBidi" w:eastAsiaTheme="majorEastAsia" w:hAnsiTheme="majorHAnsi"/>
+        <w:rFonts w:asciiTheme="majorHAnsi" w:cstheme="majorBidi" w:hAnsiTheme="majorHAnsi" w:eastAsia="黑体"/>
       </w:rPr>
       <w:tblPr/>
       <w:tcPr>
@@ -8441,6 +8827,7 @@
     </w:tblStylePr>
     <w:tblStylePr w:type="lastRow">
       <w:rPr>
+        <w:rFonts w:eastAsia="黑体"/>
         <w:b/>
         <w:bCs/>
         <w:color w:themeColor="text2" w:val="1F497D"/>
@@ -8455,12 +8842,14 @@
     </w:tblStylePr>
     <w:tblStylePr w:type="firstCol">
       <w:rPr>
+        <w:rFonts w:eastAsia="黑体"/>
         <w:b/>
         <w:bCs/>
       </w:rPr>
     </w:tblStylePr>
     <w:tblStylePr w:type="lastCol">
       <w:rPr>
+        <w:rFonts w:eastAsia="黑体"/>
         <w:b/>
         <w:bCs/>
       </w:rPr>
@@ -8494,6 +8883,7 @@
       <w:spacing w:after="0" w:line="240" w:lineRule="auto"/>
     </w:pPr>
     <w:rPr>
+      <w:rFonts w:eastAsia="黑体"/>
       <w:color w:themeColor="text1" w:val="000000"/>
     </w:rPr>
     <w:tblPr>
@@ -8513,7 +8903,7 @@
     </w:tblPr>
     <w:tblStylePr w:type="firstRow">
       <w:rPr>
-        <w:rFonts w:asciiTheme="majorHAnsi" w:cstheme="majorBidi" w:eastAsiaTheme="majorEastAsia" w:hAnsiTheme="majorHAnsi"/>
+        <w:rFonts w:asciiTheme="majorHAnsi" w:cstheme="majorBidi" w:hAnsiTheme="majorHAnsi" w:eastAsia="黑体"/>
       </w:rPr>
       <w:tblPr/>
       <w:tcPr>
@@ -8525,6 +8915,7 @@
     </w:tblStylePr>
     <w:tblStylePr w:type="lastRow">
       <w:rPr>
+        <w:rFonts w:eastAsia="黑体"/>
         <w:b/>
         <w:bCs/>
         <w:color w:themeColor="text2" w:val="1F497D"/>
@@ -8539,12 +8930,14 @@
     </w:tblStylePr>
     <w:tblStylePr w:type="firstCol">
       <w:rPr>
+        <w:rFonts w:eastAsia="黑体"/>
         <w:b/>
         <w:bCs/>
       </w:rPr>
     </w:tblStylePr>
     <w:tblStylePr w:type="lastCol">
       <w:rPr>
+        <w:rFonts w:eastAsia="黑体"/>
         <w:b/>
         <w:bCs/>
       </w:rPr>
@@ -8578,6 +8971,7 @@
       <w:spacing w:after="0" w:line="240" w:lineRule="auto"/>
     </w:pPr>
     <w:rPr>
+      <w:rFonts w:eastAsia="黑体"/>
       <w:color w:themeColor="text1" w:val="000000"/>
     </w:rPr>
     <w:tblPr>
@@ -8597,7 +8991,7 @@
     </w:tblPr>
     <w:tblStylePr w:type="firstRow">
       <w:rPr>
-        <w:rFonts w:asciiTheme="majorHAnsi" w:cstheme="majorBidi" w:eastAsiaTheme="majorEastAsia" w:hAnsiTheme="majorHAnsi"/>
+        <w:rFonts w:asciiTheme="majorHAnsi" w:cstheme="majorBidi" w:hAnsiTheme="majorHAnsi" w:eastAsia="黑体"/>
       </w:rPr>
       <w:tblPr/>
       <w:tcPr>
@@ -8609,6 +9003,7 @@
     </w:tblStylePr>
     <w:tblStylePr w:type="lastRow">
       <w:rPr>
+        <w:rFonts w:eastAsia="黑体"/>
         <w:b/>
         <w:bCs/>
         <w:color w:themeColor="text2" w:val="1F497D"/>
@@ -8623,12 +9018,14 @@
     </w:tblStylePr>
     <w:tblStylePr w:type="firstCol">
       <w:rPr>
+        <w:rFonts w:eastAsia="黑体"/>
         <w:b/>
         <w:bCs/>
       </w:rPr>
     </w:tblStylePr>
     <w:tblStylePr w:type="lastCol">
       <w:rPr>
+        <w:rFonts w:eastAsia="黑体"/>
         <w:b/>
         <w:bCs/>
       </w:rPr>
@@ -8662,6 +9059,7 @@
       <w:spacing w:after="0" w:line="240" w:lineRule="auto"/>
     </w:pPr>
     <w:rPr>
+      <w:rFonts w:eastAsia="黑体"/>
       <w:color w:themeColor="text1" w:val="000000"/>
     </w:rPr>
     <w:tblPr>
@@ -8681,7 +9079,7 @@
     </w:tblPr>
     <w:tblStylePr w:type="firstRow">
       <w:rPr>
-        <w:rFonts w:asciiTheme="majorHAnsi" w:cstheme="majorBidi" w:eastAsiaTheme="majorEastAsia" w:hAnsiTheme="majorHAnsi"/>
+        <w:rFonts w:asciiTheme="majorHAnsi" w:cstheme="majorBidi" w:hAnsiTheme="majorHAnsi" w:eastAsia="黑体"/>
       </w:rPr>
       <w:tblPr/>
       <w:tcPr>
@@ -8693,6 +9091,7 @@
     </w:tblStylePr>
     <w:tblStylePr w:type="lastRow">
       <w:rPr>
+        <w:rFonts w:eastAsia="黑体"/>
         <w:b/>
         <w:bCs/>
         <w:color w:themeColor="text2" w:val="1F497D"/>
@@ -8707,12 +9106,14 @@
     </w:tblStylePr>
     <w:tblStylePr w:type="firstCol">
       <w:rPr>
+        <w:rFonts w:eastAsia="黑体"/>
         <w:b/>
         <w:bCs/>
       </w:rPr>
     </w:tblStylePr>
     <w:tblStylePr w:type="lastCol">
       <w:rPr>
+        <w:rFonts w:eastAsia="黑体"/>
         <w:b/>
         <w:bCs/>
       </w:rPr>
@@ -8746,6 +9147,7 @@
       <w:spacing w:after="0" w:line="240" w:lineRule="auto"/>
     </w:pPr>
     <w:rPr>
+      <w:rFonts w:eastAsia="黑体"/>
       <w:color w:themeColor="text1" w:val="000000"/>
     </w:rPr>
     <w:tblPr>
@@ -8765,7 +9167,7 @@
     </w:tblPr>
     <w:tblStylePr w:type="firstRow">
       <w:rPr>
-        <w:rFonts w:asciiTheme="majorHAnsi" w:cstheme="majorBidi" w:eastAsiaTheme="majorEastAsia" w:hAnsiTheme="majorHAnsi"/>
+        <w:rFonts w:asciiTheme="majorHAnsi" w:cstheme="majorBidi" w:hAnsiTheme="majorHAnsi" w:eastAsia="黑体"/>
       </w:rPr>
       <w:tblPr/>
       <w:tcPr>
@@ -8777,6 +9179,7 @@
     </w:tblStylePr>
     <w:tblStylePr w:type="lastRow">
       <w:rPr>
+        <w:rFonts w:eastAsia="黑体"/>
         <w:b/>
         <w:bCs/>
         <w:color w:themeColor="text2" w:val="1F497D"/>
@@ -8791,12 +9194,14 @@
     </w:tblStylePr>
     <w:tblStylePr w:type="firstCol">
       <w:rPr>
+        <w:rFonts w:eastAsia="黑体"/>
         <w:b/>
         <w:bCs/>
       </w:rPr>
     </w:tblStylePr>
     <w:tblStylePr w:type="lastCol">
       <w:rPr>
+        <w:rFonts w:eastAsia="黑体"/>
         <w:b/>
         <w:bCs/>
       </w:rPr>
@@ -8830,7 +9235,7 @@
       <w:spacing w:after="0" w:line="240" w:lineRule="auto"/>
     </w:pPr>
     <w:rPr>
-      <w:rFonts w:asciiTheme="majorHAnsi" w:cstheme="majorBidi" w:eastAsiaTheme="majorEastAsia" w:hAnsiTheme="majorHAnsi"/>
+      <w:rFonts w:asciiTheme="majorHAnsi" w:cstheme="majorBidi" w:hAnsiTheme="majorHAnsi" w:eastAsia="黑体"/>
       <w:color w:themeColor="text1" w:val="000000"/>
     </w:rPr>
     <w:tblPr>
@@ -8852,6 +9257,7 @@
     </w:tblPr>
     <w:tblStylePr w:type="firstRow">
       <w:rPr>
+        <w:rFonts w:eastAsia="黑体"/>
         <w:sz w:val="24"/>
         <w:szCs w:val="24"/>
       </w:rPr>
@@ -8958,7 +9364,7 @@
       <w:spacing w:after="0" w:line="240" w:lineRule="auto"/>
     </w:pPr>
     <w:rPr>
-      <w:rFonts w:asciiTheme="majorHAnsi" w:cstheme="majorBidi" w:eastAsiaTheme="majorEastAsia" w:hAnsiTheme="majorHAnsi"/>
+      <w:rFonts w:asciiTheme="majorHAnsi" w:cstheme="majorBidi" w:hAnsiTheme="majorHAnsi" w:eastAsia="黑体"/>
       <w:color w:themeColor="text1" w:val="000000"/>
     </w:rPr>
     <w:tblPr>
@@ -8980,6 +9386,7 @@
     </w:tblPr>
     <w:tblStylePr w:type="firstRow">
       <w:rPr>
+        <w:rFonts w:eastAsia="黑体"/>
         <w:sz w:val="24"/>
         <w:szCs w:val="24"/>
       </w:rPr>
@@ -9086,7 +9493,7 @@
       <w:spacing w:after="0" w:line="240" w:lineRule="auto"/>
     </w:pPr>
     <w:rPr>
-      <w:rFonts w:asciiTheme="majorHAnsi" w:cstheme="majorBidi" w:eastAsiaTheme="majorEastAsia" w:hAnsiTheme="majorHAnsi"/>
+      <w:rFonts w:asciiTheme="majorHAnsi" w:cstheme="majorBidi" w:hAnsiTheme="majorHAnsi" w:eastAsia="黑体"/>
       <w:color w:themeColor="text1" w:val="000000"/>
     </w:rPr>
     <w:tblPr>
@@ -9108,6 +9515,7 @@
     </w:tblPr>
     <w:tblStylePr w:type="firstRow">
       <w:rPr>
+        <w:rFonts w:eastAsia="黑体"/>
         <w:sz w:val="24"/>
         <w:szCs w:val="24"/>
       </w:rPr>
@@ -9214,7 +9622,7 @@
       <w:spacing w:after="0" w:line="240" w:lineRule="auto"/>
     </w:pPr>
     <w:rPr>
-      <w:rFonts w:asciiTheme="majorHAnsi" w:cstheme="majorBidi" w:eastAsiaTheme="majorEastAsia" w:hAnsiTheme="majorHAnsi"/>
+      <w:rFonts w:asciiTheme="majorHAnsi" w:cstheme="majorBidi" w:hAnsiTheme="majorHAnsi" w:eastAsia="黑体"/>
       <w:color w:themeColor="text1" w:val="000000"/>
     </w:rPr>
     <w:tblPr>
@@ -9236,6 +9644,7 @@
     </w:tblPr>
     <w:tblStylePr w:type="firstRow">
       <w:rPr>
+        <w:rFonts w:eastAsia="黑体"/>
         <w:sz w:val="24"/>
         <w:szCs w:val="24"/>
       </w:rPr>
@@ -9342,7 +9751,7 @@
       <w:spacing w:after="0" w:line="240" w:lineRule="auto"/>
     </w:pPr>
     <w:rPr>
-      <w:rFonts w:asciiTheme="majorHAnsi" w:cstheme="majorBidi" w:eastAsiaTheme="majorEastAsia" w:hAnsiTheme="majorHAnsi"/>
+      <w:rFonts w:asciiTheme="majorHAnsi" w:cstheme="majorBidi" w:hAnsiTheme="majorHAnsi" w:eastAsia="黑体"/>
       <w:color w:themeColor="text1" w:val="000000"/>
     </w:rPr>
     <w:tblPr>
@@ -9364,6 +9773,7 @@
     </w:tblPr>
     <w:tblStylePr w:type="firstRow">
       <w:rPr>
+        <w:rFonts w:eastAsia="黑体"/>
         <w:sz w:val="24"/>
         <w:szCs w:val="24"/>
       </w:rPr>
@@ -9470,7 +9880,7 @@
       <w:spacing w:after="0" w:line="240" w:lineRule="auto"/>
     </w:pPr>
     <w:rPr>
-      <w:rFonts w:asciiTheme="majorHAnsi" w:cstheme="majorBidi" w:eastAsiaTheme="majorEastAsia" w:hAnsiTheme="majorHAnsi"/>
+      <w:rFonts w:asciiTheme="majorHAnsi" w:cstheme="majorBidi" w:hAnsiTheme="majorHAnsi" w:eastAsia="黑体"/>
       <w:color w:themeColor="text1" w:val="000000"/>
     </w:rPr>
     <w:tblPr>
@@ -9492,6 +9902,7 @@
     </w:tblPr>
     <w:tblStylePr w:type="firstRow">
       <w:rPr>
+        <w:rFonts w:eastAsia="黑体"/>
         <w:sz w:val="24"/>
         <w:szCs w:val="24"/>
       </w:rPr>
@@ -9598,7 +10009,7 @@
       <w:spacing w:after="0" w:line="240" w:lineRule="auto"/>
     </w:pPr>
     <w:rPr>
-      <w:rFonts w:asciiTheme="majorHAnsi" w:cstheme="majorBidi" w:eastAsiaTheme="majorEastAsia" w:hAnsiTheme="majorHAnsi"/>
+      <w:rFonts w:asciiTheme="majorHAnsi" w:cstheme="majorBidi" w:hAnsiTheme="majorHAnsi" w:eastAsia="黑体"/>
       <w:color w:themeColor="text1" w:val="000000"/>
     </w:rPr>
     <w:tblPr>
@@ -9620,6 +10031,7 @@
     </w:tblPr>
     <w:tblStylePr w:type="firstRow">
       <w:rPr>
+        <w:rFonts w:eastAsia="黑体"/>
         <w:sz w:val="24"/>
         <w:szCs w:val="24"/>
       </w:rPr>
@@ -9749,12 +10161,14 @@
     </w:tcPr>
     <w:tblStylePr w:type="firstRow">
       <w:rPr>
+        <w:rFonts w:eastAsia="黑体"/>
         <w:b/>
         <w:bCs/>
       </w:rPr>
     </w:tblStylePr>
     <w:tblStylePr w:type="lastRow">
       <w:rPr>
+        <w:rFonts w:eastAsia="黑体"/>
         <w:b/>
         <w:bCs/>
       </w:rPr>
@@ -9767,12 +10181,14 @@
     </w:tblStylePr>
     <w:tblStylePr w:type="firstCol">
       <w:rPr>
+        <w:rFonts w:eastAsia="黑体"/>
         <w:b/>
         <w:bCs/>
       </w:rPr>
     </w:tblStylePr>
     <w:tblStylePr w:type="lastCol">
       <w:rPr>
+        <w:rFonts w:eastAsia="黑体"/>
         <w:b/>
         <w:bCs/>
       </w:rPr>
@@ -9822,12 +10238,14 @@
     </w:tcPr>
     <w:tblStylePr w:type="firstRow">
       <w:rPr>
+        <w:rFonts w:eastAsia="黑体"/>
         <w:b/>
         <w:bCs/>
       </w:rPr>
     </w:tblStylePr>
     <w:tblStylePr w:type="lastRow">
       <w:rPr>
+        <w:rFonts w:eastAsia="黑体"/>
         <w:b/>
         <w:bCs/>
       </w:rPr>
@@ -9840,12 +10258,14 @@
     </w:tblStylePr>
     <w:tblStylePr w:type="firstCol">
       <w:rPr>
+        <w:rFonts w:eastAsia="黑体"/>
         <w:b/>
         <w:bCs/>
       </w:rPr>
     </w:tblStylePr>
     <w:tblStylePr w:type="lastCol">
       <w:rPr>
+        <w:rFonts w:eastAsia="黑体"/>
         <w:b/>
         <w:bCs/>
       </w:rPr>
@@ -9895,12 +10315,14 @@
     </w:tcPr>
     <w:tblStylePr w:type="firstRow">
       <w:rPr>
+        <w:rFonts w:eastAsia="黑体"/>
         <w:b/>
         <w:bCs/>
       </w:rPr>
     </w:tblStylePr>
     <w:tblStylePr w:type="lastRow">
       <w:rPr>
+        <w:rFonts w:eastAsia="黑体"/>
         <w:b/>
         <w:bCs/>
       </w:rPr>
@@ -9913,12 +10335,14 @@
     </w:tblStylePr>
     <w:tblStylePr w:type="firstCol">
       <w:rPr>
+        <w:rFonts w:eastAsia="黑体"/>
         <w:b/>
         <w:bCs/>
       </w:rPr>
     </w:tblStylePr>
     <w:tblStylePr w:type="lastCol">
       <w:rPr>
+        <w:rFonts w:eastAsia="黑体"/>
         <w:b/>
         <w:bCs/>
       </w:rPr>
@@ -9968,12 +10392,14 @@
     </w:tcPr>
     <w:tblStylePr w:type="firstRow">
       <w:rPr>
+        <w:rFonts w:eastAsia="黑体"/>
         <w:b/>
         <w:bCs/>
       </w:rPr>
     </w:tblStylePr>
     <w:tblStylePr w:type="lastRow">
       <w:rPr>
+        <w:rFonts w:eastAsia="黑体"/>
         <w:b/>
         <w:bCs/>
       </w:rPr>
@@ -9986,12 +10412,14 @@
     </w:tblStylePr>
     <w:tblStylePr w:type="firstCol">
       <w:rPr>
+        <w:rFonts w:eastAsia="黑体"/>
         <w:b/>
         <w:bCs/>
       </w:rPr>
     </w:tblStylePr>
     <w:tblStylePr w:type="lastCol">
       <w:rPr>
+        <w:rFonts w:eastAsia="黑体"/>
         <w:b/>
         <w:bCs/>
       </w:rPr>
@@ -10041,12 +10469,14 @@
     </w:tcPr>
     <w:tblStylePr w:type="firstRow">
       <w:rPr>
+        <w:rFonts w:eastAsia="黑体"/>
         <w:b/>
         <w:bCs/>
       </w:rPr>
     </w:tblStylePr>
     <w:tblStylePr w:type="lastRow">
       <w:rPr>
+        <w:rFonts w:eastAsia="黑体"/>
         <w:b/>
         <w:bCs/>
       </w:rPr>
@@ -10059,12 +10489,14 @@
     </w:tblStylePr>
     <w:tblStylePr w:type="firstCol">
       <w:rPr>
+        <w:rFonts w:eastAsia="黑体"/>
         <w:b/>
         <w:bCs/>
       </w:rPr>
     </w:tblStylePr>
     <w:tblStylePr w:type="lastCol">
       <w:rPr>
+        <w:rFonts w:eastAsia="黑体"/>
         <w:b/>
         <w:bCs/>
       </w:rPr>
@@ -10114,12 +10546,14 @@
     </w:tcPr>
     <w:tblStylePr w:type="firstRow">
       <w:rPr>
+        <w:rFonts w:eastAsia="黑体"/>
         <w:b/>
         <w:bCs/>
       </w:rPr>
     </w:tblStylePr>
     <w:tblStylePr w:type="lastRow">
       <w:rPr>
+        <w:rFonts w:eastAsia="黑体"/>
         <w:b/>
         <w:bCs/>
       </w:rPr>
@@ -10132,12 +10566,14 @@
     </w:tblStylePr>
     <w:tblStylePr w:type="firstCol">
       <w:rPr>
+        <w:rFonts w:eastAsia="黑体"/>
         <w:b/>
         <w:bCs/>
       </w:rPr>
     </w:tblStylePr>
     <w:tblStylePr w:type="lastCol">
       <w:rPr>
+        <w:rFonts w:eastAsia="黑体"/>
         <w:b/>
         <w:bCs/>
       </w:rPr>
@@ -10187,12 +10623,14 @@
     </w:tcPr>
     <w:tblStylePr w:type="firstRow">
       <w:rPr>
+        <w:rFonts w:eastAsia="黑体"/>
         <w:b/>
         <w:bCs/>
       </w:rPr>
     </w:tblStylePr>
     <w:tblStylePr w:type="lastRow">
       <w:rPr>
+        <w:rFonts w:eastAsia="黑体"/>
         <w:b/>
         <w:bCs/>
       </w:rPr>
@@ -10205,12 +10643,14 @@
     </w:tblStylePr>
     <w:tblStylePr w:type="firstCol">
       <w:rPr>
+        <w:rFonts w:eastAsia="黑体"/>
         <w:b/>
         <w:bCs/>
       </w:rPr>
     </w:tblStylePr>
     <w:tblStylePr w:type="lastCol">
       <w:rPr>
+        <w:rFonts w:eastAsia="黑体"/>
         <w:b/>
         <w:bCs/>
       </w:rPr>
@@ -10237,7 +10677,7 @@
       <w:spacing w:after="0" w:line="240" w:lineRule="auto"/>
     </w:pPr>
     <w:rPr>
-      <w:rFonts w:asciiTheme="majorHAnsi" w:cstheme="majorBidi" w:eastAsiaTheme="majorEastAsia" w:hAnsiTheme="majorHAnsi"/>
+      <w:rFonts w:asciiTheme="majorHAnsi" w:cstheme="majorBidi" w:hAnsiTheme="majorHAnsi" w:eastAsia="黑体"/>
       <w:color w:themeColor="text1" w:val="000000"/>
     </w:rPr>
     <w:tblPr>
@@ -10264,6 +10704,7 @@
     </w:tcPr>
     <w:tblStylePr w:type="firstRow">
       <w:rPr>
+        <w:rFonts w:eastAsia="黑体"/>
         <w:b/>
         <w:bCs/>
         <w:color w:themeColor="text1" w:val="000000"/>
@@ -10275,6 +10716,7 @@
     </w:tblStylePr>
     <w:tblStylePr w:type="lastRow">
       <w:rPr>
+        <w:rFonts w:eastAsia="黑体"/>
         <w:b/>
         <w:bCs/>
         <w:color w:themeColor="text1" w:val="000000"/>
@@ -10294,6 +10736,7 @@
     </w:tblStylePr>
     <w:tblStylePr w:type="firstCol">
       <w:rPr>
+        <w:rFonts w:eastAsia="黑体"/>
         <w:b/>
         <w:bCs/>
         <w:color w:themeColor="text1" w:val="000000"/>
@@ -10313,6 +10756,7 @@
     </w:tblStylePr>
     <w:tblStylePr w:type="lastCol">
       <w:rPr>
+        <w:rFonts w:eastAsia="黑体"/>
         <w:b w:val="0"/>
         <w:bCs w:val="0"/>
         <w:color w:themeColor="text1" w:val="000000"/>
@@ -10362,7 +10806,7 @@
       <w:spacing w:after="0" w:line="240" w:lineRule="auto"/>
     </w:pPr>
     <w:rPr>
-      <w:rFonts w:asciiTheme="majorHAnsi" w:cstheme="majorBidi" w:eastAsiaTheme="majorEastAsia" w:hAnsiTheme="majorHAnsi"/>
+      <w:rFonts w:asciiTheme="majorHAnsi" w:cstheme="majorBidi" w:hAnsiTheme="majorHAnsi" w:eastAsia="黑体"/>
       <w:color w:themeColor="text1" w:val="000000"/>
     </w:rPr>
     <w:tblPr>
@@ -10389,6 +10833,7 @@
     </w:tcPr>
     <w:tblStylePr w:type="firstRow">
       <w:rPr>
+        <w:rFonts w:eastAsia="黑体"/>
         <w:b/>
         <w:bCs/>
         <w:color w:themeColor="text1" w:val="000000"/>
@@ -10400,6 +10845,7 @@
     </w:tblStylePr>
     <w:tblStylePr w:type="lastRow">
       <w:rPr>
+        <w:rFonts w:eastAsia="黑体"/>
         <w:b/>
         <w:bCs/>
         <w:color w:themeColor="text1" w:val="000000"/>
@@ -10419,6 +10865,7 @@
     </w:tblStylePr>
     <w:tblStylePr w:type="firstCol">
       <w:rPr>
+        <w:rFonts w:eastAsia="黑体"/>
         <w:b/>
         <w:bCs/>
         <w:color w:themeColor="text1" w:val="000000"/>
@@ -10438,6 +10885,7 @@
     </w:tblStylePr>
     <w:tblStylePr w:type="lastCol">
       <w:rPr>
+        <w:rFonts w:eastAsia="黑体"/>
         <w:b w:val="0"/>
         <w:bCs w:val="0"/>
         <w:color w:themeColor="text1" w:val="000000"/>
@@ -10487,7 +10935,7 @@
       <w:spacing w:after="0" w:line="240" w:lineRule="auto"/>
     </w:pPr>
     <w:rPr>
-      <w:rFonts w:asciiTheme="majorHAnsi" w:cstheme="majorBidi" w:eastAsiaTheme="majorEastAsia" w:hAnsiTheme="majorHAnsi"/>
+      <w:rFonts w:asciiTheme="majorHAnsi" w:cstheme="majorBidi" w:hAnsiTheme="majorHAnsi" w:eastAsia="黑体"/>
       <w:color w:themeColor="text1" w:val="000000"/>
     </w:rPr>
     <w:tblPr>
@@ -10514,6 +10962,7 @@
     </w:tcPr>
     <w:tblStylePr w:type="firstRow">
       <w:rPr>
+        <w:rFonts w:eastAsia="黑体"/>
         <w:b/>
         <w:bCs/>
         <w:color w:themeColor="text1" w:val="000000"/>
@@ -10525,6 +10974,7 @@
     </w:tblStylePr>
     <w:tblStylePr w:type="lastRow">
       <w:rPr>
+        <w:rFonts w:eastAsia="黑体"/>
         <w:b/>
         <w:bCs/>
         <w:color w:themeColor="text1" w:val="000000"/>
@@ -10544,6 +10994,7 @@
     </w:tblStylePr>
     <w:tblStylePr w:type="firstCol">
       <w:rPr>
+        <w:rFonts w:eastAsia="黑体"/>
         <w:b/>
         <w:bCs/>
         <w:color w:themeColor="text1" w:val="000000"/>
@@ -10563,6 +11014,7 @@
     </w:tblStylePr>
     <w:tblStylePr w:type="lastCol">
       <w:rPr>
+        <w:rFonts w:eastAsia="黑体"/>
         <w:b w:val="0"/>
         <w:bCs w:val="0"/>
         <w:color w:themeColor="text1" w:val="000000"/>
@@ -10612,7 +11064,7 @@
       <w:spacing w:after="0" w:line="240" w:lineRule="auto"/>
     </w:pPr>
     <w:rPr>
-      <w:rFonts w:asciiTheme="majorHAnsi" w:cstheme="majorBidi" w:eastAsiaTheme="majorEastAsia" w:hAnsiTheme="majorHAnsi"/>
+      <w:rFonts w:asciiTheme="majorHAnsi" w:cstheme="majorBidi" w:hAnsiTheme="majorHAnsi" w:eastAsia="黑体"/>
       <w:color w:themeColor="text1" w:val="000000"/>
     </w:rPr>
     <w:tblPr>
@@ -10639,6 +11091,7 @@
     </w:tcPr>
     <w:tblStylePr w:type="firstRow">
       <w:rPr>
+        <w:rFonts w:eastAsia="黑体"/>
         <w:b/>
         <w:bCs/>
         <w:color w:themeColor="text1" w:val="000000"/>
@@ -10650,6 +11103,7 @@
     </w:tblStylePr>
     <w:tblStylePr w:type="lastRow">
       <w:rPr>
+        <w:rFonts w:eastAsia="黑体"/>
         <w:b/>
         <w:bCs/>
         <w:color w:themeColor="text1" w:val="000000"/>
@@ -10669,6 +11123,7 @@
     </w:tblStylePr>
     <w:tblStylePr w:type="firstCol">
       <w:rPr>
+        <w:rFonts w:eastAsia="黑体"/>
         <w:b/>
         <w:bCs/>
         <w:color w:themeColor="text1" w:val="000000"/>
@@ -10688,6 +11143,7 @@
     </w:tblStylePr>
     <w:tblStylePr w:type="lastCol">
       <w:rPr>
+        <w:rFonts w:eastAsia="黑体"/>
         <w:b w:val="0"/>
         <w:bCs w:val="0"/>
         <w:color w:themeColor="text1" w:val="000000"/>
@@ -10737,7 +11193,7 @@
       <w:spacing w:after="0" w:line="240" w:lineRule="auto"/>
     </w:pPr>
     <w:rPr>
-      <w:rFonts w:asciiTheme="majorHAnsi" w:cstheme="majorBidi" w:eastAsiaTheme="majorEastAsia" w:hAnsiTheme="majorHAnsi"/>
+      <w:rFonts w:asciiTheme="majorHAnsi" w:cstheme="majorBidi" w:hAnsiTheme="majorHAnsi" w:eastAsia="黑体"/>
       <w:color w:themeColor="text1" w:val="000000"/>
     </w:rPr>
     <w:tblPr>
@@ -10764,6 +11220,7 @@
     </w:tcPr>
     <w:tblStylePr w:type="firstRow">
       <w:rPr>
+        <w:rFonts w:eastAsia="黑体"/>
         <w:b/>
         <w:bCs/>
         <w:color w:themeColor="text1" w:val="000000"/>
@@ -10775,6 +11232,7 @@
     </w:tblStylePr>
     <w:tblStylePr w:type="lastRow">
       <w:rPr>
+        <w:rFonts w:eastAsia="黑体"/>
         <w:b/>
         <w:bCs/>
         <w:color w:themeColor="text1" w:val="000000"/>
@@ -10794,6 +11252,7 @@
     </w:tblStylePr>
     <w:tblStylePr w:type="firstCol">
       <w:rPr>
+        <w:rFonts w:eastAsia="黑体"/>
         <w:b/>
         <w:bCs/>
         <w:color w:themeColor="text1" w:val="000000"/>
@@ -10813,6 +11272,7 @@
     </w:tblStylePr>
     <w:tblStylePr w:type="lastCol">
       <w:rPr>
+        <w:rFonts w:eastAsia="黑体"/>
         <w:b w:val="0"/>
         <w:bCs w:val="0"/>
         <w:color w:themeColor="text1" w:val="000000"/>
@@ -10862,7 +11322,7 @@
       <w:spacing w:after="0" w:line="240" w:lineRule="auto"/>
     </w:pPr>
     <w:rPr>
-      <w:rFonts w:asciiTheme="majorHAnsi" w:cstheme="majorBidi" w:eastAsiaTheme="majorEastAsia" w:hAnsiTheme="majorHAnsi"/>
+      <w:rFonts w:asciiTheme="majorHAnsi" w:cstheme="majorBidi" w:hAnsiTheme="majorHAnsi" w:eastAsia="黑体"/>
       <w:color w:themeColor="text1" w:val="000000"/>
     </w:rPr>
     <w:tblPr>
@@ -10889,6 +11349,7 @@
     </w:tcPr>
     <w:tblStylePr w:type="firstRow">
       <w:rPr>
+        <w:rFonts w:eastAsia="黑体"/>
         <w:b/>
         <w:bCs/>
         <w:color w:themeColor="text1" w:val="000000"/>
@@ -10900,6 +11361,7 @@
     </w:tblStylePr>
     <w:tblStylePr w:type="lastRow">
       <w:rPr>
+        <w:rFonts w:eastAsia="黑体"/>
         <w:b/>
         <w:bCs/>
         <w:color w:themeColor="text1" w:val="000000"/>
@@ -10919,6 +11381,7 @@
     </w:tblStylePr>
     <w:tblStylePr w:type="firstCol">
       <w:rPr>
+        <w:rFonts w:eastAsia="黑体"/>
         <w:b/>
         <w:bCs/>
         <w:color w:themeColor="text1" w:val="000000"/>
@@ -10938,6 +11401,7 @@
     </w:tblStylePr>
     <w:tblStylePr w:type="lastCol">
       <w:rPr>
+        <w:rFonts w:eastAsia="黑体"/>
         <w:b w:val="0"/>
         <w:bCs w:val="0"/>
         <w:color w:themeColor="text1" w:val="000000"/>
@@ -10987,7 +11451,7 @@
       <w:spacing w:after="0" w:line="240" w:lineRule="auto"/>
     </w:pPr>
     <w:rPr>
-      <w:rFonts w:asciiTheme="majorHAnsi" w:cstheme="majorBidi" w:eastAsiaTheme="majorEastAsia" w:hAnsiTheme="majorHAnsi"/>
+      <w:rFonts w:asciiTheme="majorHAnsi" w:cstheme="majorBidi" w:hAnsiTheme="majorHAnsi" w:eastAsia="黑体"/>
       <w:color w:themeColor="text1" w:val="000000"/>
     </w:rPr>
     <w:tblPr>
@@ -11014,6 +11478,7 @@
     </w:tcPr>
     <w:tblStylePr w:type="firstRow">
       <w:rPr>
+        <w:rFonts w:eastAsia="黑体"/>
         <w:b/>
         <w:bCs/>
         <w:color w:themeColor="text1" w:val="000000"/>
@@ -11025,6 +11490,7 @@
     </w:tblStylePr>
     <w:tblStylePr w:type="lastRow">
       <w:rPr>
+        <w:rFonts w:eastAsia="黑体"/>
         <w:b/>
         <w:bCs/>
         <w:color w:themeColor="text1" w:val="000000"/>
@@ -11044,6 +11510,7 @@
     </w:tblStylePr>
     <w:tblStylePr w:type="firstCol">
       <w:rPr>
+        <w:rFonts w:eastAsia="黑体"/>
         <w:b/>
         <w:bCs/>
         <w:color w:themeColor="text1" w:val="000000"/>
@@ -11063,6 +11530,7 @@
     </w:tblStylePr>
     <w:tblStylePr w:type="lastCol">
       <w:rPr>
+        <w:rFonts w:eastAsia="黑体"/>
         <w:b w:val="0"/>
         <w:bCs w:val="0"/>
         <w:color w:themeColor="text1" w:val="000000"/>
@@ -11135,6 +11603,7 @@
     </w:tcPr>
     <w:tblStylePr w:type="firstRow">
       <w:rPr>
+        <w:rFonts w:eastAsia="黑体"/>
         <w:b/>
         <w:bCs/>
         <w:i w:val="0"/>
@@ -11156,6 +11625,7 @@
     </w:tblStylePr>
     <w:tblStylePr w:type="lastRow">
       <w:rPr>
+        <w:rFonts w:eastAsia="黑体"/>
         <w:b/>
         <w:bCs/>
         <w:i w:val="0"/>
@@ -11177,6 +11647,7 @@
     </w:tblStylePr>
     <w:tblStylePr w:type="firstCol">
       <w:rPr>
+        <w:rFonts w:eastAsia="黑体"/>
         <w:b/>
         <w:bCs/>
         <w:i w:val="0"/>
@@ -11196,6 +11667,7 @@
     </w:tblStylePr>
     <w:tblStylePr w:type="lastCol">
       <w:rPr>
+        <w:rFonts w:eastAsia="黑体"/>
         <w:b/>
         <w:bCs/>
         <w:i w:val="0"/>
@@ -11276,6 +11748,7 @@
     </w:tcPr>
     <w:tblStylePr w:type="firstRow">
       <w:rPr>
+        <w:rFonts w:eastAsia="黑体"/>
         <w:b/>
         <w:bCs/>
         <w:i w:val="0"/>
@@ -11297,6 +11770,7 @@
     </w:tblStylePr>
     <w:tblStylePr w:type="lastRow">
       <w:rPr>
+        <w:rFonts w:eastAsia="黑体"/>
         <w:b/>
         <w:bCs/>
         <w:i w:val="0"/>
@@ -11318,6 +11792,7 @@
     </w:tblStylePr>
     <w:tblStylePr w:type="firstCol">
       <w:rPr>
+        <w:rFonts w:eastAsia="黑体"/>
         <w:b/>
         <w:bCs/>
         <w:i w:val="0"/>
@@ -11337,6 +11812,7 @@
     </w:tblStylePr>
     <w:tblStylePr w:type="lastCol">
       <w:rPr>
+        <w:rFonts w:eastAsia="黑体"/>
         <w:b/>
         <w:bCs/>
         <w:i w:val="0"/>
@@ -11417,6 +11893,7 @@
     </w:tcPr>
     <w:tblStylePr w:type="firstRow">
       <w:rPr>
+        <w:rFonts w:eastAsia="黑体"/>
         <w:b/>
         <w:bCs/>
         <w:i w:val="0"/>
@@ -11438,6 +11915,7 @@
     </w:tblStylePr>
     <w:tblStylePr w:type="lastRow">
       <w:rPr>
+        <w:rFonts w:eastAsia="黑体"/>
         <w:b/>
         <w:bCs/>
         <w:i w:val="0"/>
@@ -11459,6 +11937,7 @@
     </w:tblStylePr>
     <w:tblStylePr w:type="firstCol">
       <w:rPr>
+        <w:rFonts w:eastAsia="黑体"/>
         <w:b/>
         <w:bCs/>
         <w:i w:val="0"/>
@@ -11478,6 +11957,7 @@
     </w:tblStylePr>
     <w:tblStylePr w:type="lastCol">
       <w:rPr>
+        <w:rFonts w:eastAsia="黑体"/>
         <w:b/>
         <w:bCs/>
         <w:i w:val="0"/>
@@ -11558,6 +12038,7 @@
     </w:tcPr>
     <w:tblStylePr w:type="firstRow">
       <w:rPr>
+        <w:rFonts w:eastAsia="黑体"/>
         <w:b/>
         <w:bCs/>
         <w:i w:val="0"/>
@@ -11579,6 +12060,7 @@
     </w:tblStylePr>
     <w:tblStylePr w:type="lastRow">
       <w:rPr>
+        <w:rFonts w:eastAsia="黑体"/>
         <w:b/>
         <w:bCs/>
         <w:i w:val="0"/>
@@ -11600,6 +12082,7 @@
     </w:tblStylePr>
     <w:tblStylePr w:type="firstCol">
       <w:rPr>
+        <w:rFonts w:eastAsia="黑体"/>
         <w:b/>
         <w:bCs/>
         <w:i w:val="0"/>
@@ -11619,6 +12102,7 @@
     </w:tblStylePr>
     <w:tblStylePr w:type="lastCol">
       <w:rPr>
+        <w:rFonts w:eastAsia="黑体"/>
         <w:b/>
         <w:bCs/>
         <w:i w:val="0"/>
@@ -11699,6 +12183,7 @@
     </w:tcPr>
     <w:tblStylePr w:type="firstRow">
       <w:rPr>
+        <w:rFonts w:eastAsia="黑体"/>
         <w:b/>
         <w:bCs/>
         <w:i w:val="0"/>
@@ -11720,6 +12205,7 @@
     </w:tblStylePr>
     <w:tblStylePr w:type="lastRow">
       <w:rPr>
+        <w:rFonts w:eastAsia="黑体"/>
         <w:b/>
         <w:bCs/>
         <w:i w:val="0"/>
@@ -11741,6 +12227,7 @@
     </w:tblStylePr>
     <w:tblStylePr w:type="firstCol">
       <w:rPr>
+        <w:rFonts w:eastAsia="黑体"/>
         <w:b/>
         <w:bCs/>
         <w:i w:val="0"/>
@@ -11760,6 +12247,7 @@
     </w:tblStylePr>
     <w:tblStylePr w:type="lastCol">
       <w:rPr>
+        <w:rFonts w:eastAsia="黑体"/>
         <w:b/>
         <w:bCs/>
         <w:i w:val="0"/>
@@ -11840,6 +12328,7 @@
     </w:tcPr>
     <w:tblStylePr w:type="firstRow">
       <w:rPr>
+        <w:rFonts w:eastAsia="黑体"/>
         <w:b/>
         <w:bCs/>
         <w:i w:val="0"/>
@@ -11861,6 +12350,7 @@
     </w:tblStylePr>
     <w:tblStylePr w:type="lastRow">
       <w:rPr>
+        <w:rFonts w:eastAsia="黑体"/>
         <w:b/>
         <w:bCs/>
         <w:i w:val="0"/>
@@ -11882,6 +12372,7 @@
     </w:tblStylePr>
     <w:tblStylePr w:type="firstCol">
       <w:rPr>
+        <w:rFonts w:eastAsia="黑体"/>
         <w:b/>
         <w:bCs/>
         <w:i w:val="0"/>
@@ -11901,6 +12392,7 @@
     </w:tblStylePr>
     <w:tblStylePr w:type="lastCol">
       <w:rPr>
+        <w:rFonts w:eastAsia="黑体"/>
         <w:b/>
         <w:bCs/>
         <w:i w:val="0"/>
@@ -11981,6 +12473,7 @@
     </w:tcPr>
     <w:tblStylePr w:type="firstRow">
       <w:rPr>
+        <w:rFonts w:eastAsia="黑体"/>
         <w:b/>
         <w:bCs/>
         <w:i w:val="0"/>
@@ -12002,6 +12495,7 @@
     </w:tblStylePr>
     <w:tblStylePr w:type="lastRow">
       <w:rPr>
+        <w:rFonts w:eastAsia="黑体"/>
         <w:b/>
         <w:bCs/>
         <w:i w:val="0"/>
@@ -12023,6 +12517,7 @@
     </w:tblStylePr>
     <w:tblStylePr w:type="firstCol">
       <w:rPr>
+        <w:rFonts w:eastAsia="黑体"/>
         <w:b/>
         <w:bCs/>
         <w:i w:val="0"/>
@@ -12042,6 +12537,7 @@
     </w:tblStylePr>
     <w:tblStylePr w:type="lastCol">
       <w:rPr>
+        <w:rFonts w:eastAsia="黑体"/>
         <w:b/>
         <w:bCs/>
         <w:i w:val="0"/>
@@ -12099,6 +12595,7 @@
       <w:spacing w:after="0" w:line="240" w:lineRule="auto"/>
     </w:pPr>
     <w:rPr>
+      <w:rFonts w:eastAsia="黑体"/>
       <w:color w:themeColor="background1" w:val="FFFFFF"/>
     </w:rPr>
     <w:tblPr>
@@ -12117,6 +12614,7 @@
     </w:tcPr>
     <w:tblStylePr w:type="firstRow">
       <w:rPr>
+        <w:rFonts w:eastAsia="黑体"/>
         <w:b/>
         <w:bCs/>
       </w:rPr>
@@ -12213,6 +12711,7 @@
       <w:spacing w:after="0" w:line="240" w:lineRule="auto"/>
     </w:pPr>
     <w:rPr>
+      <w:rFonts w:eastAsia="黑体"/>
       <w:color w:themeColor="background1" w:val="FFFFFF"/>
     </w:rPr>
     <w:tblPr>
@@ -12231,6 +12730,7 @@
     </w:tcPr>
     <w:tblStylePr w:type="firstRow">
       <w:rPr>
+        <w:rFonts w:eastAsia="黑体"/>
         <w:b/>
         <w:bCs/>
       </w:rPr>
@@ -12327,6 +12827,7 @@
       <w:spacing w:after="0" w:line="240" w:lineRule="auto"/>
     </w:pPr>
     <w:rPr>
+      <w:rFonts w:eastAsia="黑体"/>
       <w:color w:themeColor="background1" w:val="FFFFFF"/>
     </w:rPr>
     <w:tblPr>
@@ -12345,6 +12846,7 @@
     </w:tcPr>
     <w:tblStylePr w:type="firstRow">
       <w:rPr>
+        <w:rFonts w:eastAsia="黑体"/>
         <w:b/>
         <w:bCs/>
       </w:rPr>
@@ -12441,6 +12943,7 @@
       <w:spacing w:after="0" w:line="240" w:lineRule="auto"/>
     </w:pPr>
     <w:rPr>
+      <w:rFonts w:eastAsia="黑体"/>
       <w:color w:themeColor="background1" w:val="FFFFFF"/>
     </w:rPr>
     <w:tblPr>
@@ -12459,6 +12962,7 @@
     </w:tcPr>
     <w:tblStylePr w:type="firstRow">
       <w:rPr>
+        <w:rFonts w:eastAsia="黑体"/>
         <w:b/>
         <w:bCs/>
       </w:rPr>
@@ -12555,6 +13059,7 @@
       <w:spacing w:after="0" w:line="240" w:lineRule="auto"/>
     </w:pPr>
     <w:rPr>
+      <w:rFonts w:eastAsia="黑体"/>
       <w:color w:themeColor="background1" w:val="FFFFFF"/>
     </w:rPr>
     <w:tblPr>
@@ -12573,6 +13078,7 @@
     </w:tcPr>
     <w:tblStylePr w:type="firstRow">
       <w:rPr>
+        <w:rFonts w:eastAsia="黑体"/>
         <w:b/>
         <w:bCs/>
       </w:rPr>
@@ -12669,6 +13175,7 @@
       <w:spacing w:after="0" w:line="240" w:lineRule="auto"/>
     </w:pPr>
     <w:rPr>
+      <w:rFonts w:eastAsia="黑体"/>
       <w:color w:themeColor="background1" w:val="FFFFFF"/>
     </w:rPr>
     <w:tblPr>
@@ -12687,6 +13194,7 @@
     </w:tcPr>
     <w:tblStylePr w:type="firstRow">
       <w:rPr>
+        <w:rFonts w:eastAsia="黑体"/>
         <w:b/>
         <w:bCs/>
       </w:rPr>
@@ -12783,6 +13291,7 @@
       <w:spacing w:after="0" w:line="240" w:lineRule="auto"/>
     </w:pPr>
     <w:rPr>
+      <w:rFonts w:eastAsia="黑体"/>
       <w:color w:themeColor="background1" w:val="FFFFFF"/>
     </w:rPr>
     <w:tblPr>
@@ -12801,6 +13310,7 @@
     </w:tcPr>
     <w:tblStylePr w:type="firstRow">
       <w:rPr>
+        <w:rFonts w:eastAsia="黑体"/>
         <w:b/>
         <w:bCs/>
       </w:rPr>
@@ -12897,6 +13407,7 @@
       <w:spacing w:after="0" w:line="240" w:lineRule="auto"/>
     </w:pPr>
     <w:rPr>
+      <w:rFonts w:eastAsia="黑体"/>
       <w:color w:themeColor="text1" w:val="000000"/>
     </w:rPr>
     <w:tblPr>
@@ -12923,6 +13434,7 @@
     </w:tcPr>
     <w:tblStylePr w:type="firstRow">
       <w:rPr>
+        <w:rFonts w:eastAsia="黑体"/>
         <w:b/>
         <w:bCs/>
       </w:rPr>
@@ -12941,6 +13453,7 @@
     </w:tblStylePr>
     <w:tblStylePr w:type="lastRow">
       <w:rPr>
+        <w:rFonts w:eastAsia="黑体"/>
         <w:b/>
         <w:bCs/>
         <w:color w:themeColor="background1" w:val="FFFFFF"/>
@@ -12955,6 +13468,7 @@
     </w:tblStylePr>
     <w:tblStylePr w:type="firstCol">
       <w:rPr>
+        <w:rFonts w:eastAsia="黑体"/>
         <w:color w:themeColor="background1" w:val="FFFFFF"/>
       </w:rPr>
       <w:tblPr/>
@@ -12972,6 +13486,7 @@
     </w:tblStylePr>
     <w:tblStylePr w:type="lastCol">
       <w:rPr>
+        <w:rFonts w:eastAsia="黑体"/>
         <w:color w:themeColor="background1" w:val="FFFFFF"/>
       </w:rPr>
       <w:tblPr/>
@@ -13001,11 +13516,13 @@
     </w:tblStylePr>
     <w:tblStylePr w:type="neCell">
       <w:rPr>
+        <w:rFonts w:eastAsia="黑体"/>
         <w:color w:themeColor="text1" w:val="000000"/>
       </w:rPr>
     </w:tblStylePr>
     <w:tblStylePr w:type="nwCell">
       <w:rPr>
+        <w:rFonts w:eastAsia="黑体"/>
         <w:color w:themeColor="text1" w:val="000000"/>
       </w:rPr>
     </w:tblStylePr>
@@ -13019,6 +13536,7 @@
       <w:spacing w:after="0" w:line="240" w:lineRule="auto"/>
     </w:pPr>
     <w:rPr>
+      <w:rFonts w:eastAsia="黑体"/>
       <w:color w:themeColor="text1" w:val="000000"/>
     </w:rPr>
     <w:tblPr>
@@ -13045,6 +13563,7 @@
     </w:tcPr>
     <w:tblStylePr w:type="firstRow">
       <w:rPr>
+        <w:rFonts w:eastAsia="黑体"/>
         <w:b/>
         <w:bCs/>
       </w:rPr>
@@ -13063,6 +13582,7 @@
     </w:tblStylePr>
     <w:tblStylePr w:type="lastRow">
       <w:rPr>
+        <w:rFonts w:eastAsia="黑体"/>
         <w:b/>
         <w:bCs/>
         <w:color w:themeColor="background1" w:val="FFFFFF"/>
@@ -13077,6 +13597,7 @@
     </w:tblStylePr>
     <w:tblStylePr w:type="firstCol">
       <w:rPr>
+        <w:rFonts w:eastAsia="黑体"/>
         <w:color w:themeColor="background1" w:val="FFFFFF"/>
       </w:rPr>
       <w:tblPr/>
@@ -13094,6 +13615,7 @@
     </w:tblStylePr>
     <w:tblStylePr w:type="lastCol">
       <w:rPr>
+        <w:rFonts w:eastAsia="黑体"/>
         <w:color w:themeColor="background1" w:val="FFFFFF"/>
       </w:rPr>
       <w:tblPr/>
@@ -13123,11 +13645,13 @@
     </w:tblStylePr>
     <w:tblStylePr w:type="neCell">
       <w:rPr>
+        <w:rFonts w:eastAsia="黑体"/>
         <w:color w:themeColor="text1" w:val="000000"/>
       </w:rPr>
     </w:tblStylePr>
     <w:tblStylePr w:type="nwCell">
       <w:rPr>
+        <w:rFonts w:eastAsia="黑体"/>
         <w:color w:themeColor="text1" w:val="000000"/>
       </w:rPr>
     </w:tblStylePr>
@@ -13141,6 +13665,7 @@
       <w:spacing w:after="0" w:line="240" w:lineRule="auto"/>
     </w:pPr>
     <w:rPr>
+      <w:rFonts w:eastAsia="黑体"/>
       <w:color w:themeColor="text1" w:val="000000"/>
     </w:rPr>
     <w:tblPr>
@@ -13167,6 +13692,7 @@
     </w:tcPr>
     <w:tblStylePr w:type="firstRow">
       <w:rPr>
+        <w:rFonts w:eastAsia="黑体"/>
         <w:b/>
         <w:bCs/>
       </w:rPr>
@@ -13185,6 +13711,7 @@
     </w:tblStylePr>
     <w:tblStylePr w:type="lastRow">
       <w:rPr>
+        <w:rFonts w:eastAsia="黑体"/>
         <w:b/>
         <w:bCs/>
         <w:color w:themeColor="background1" w:val="FFFFFF"/>
@@ -13199,6 +13726,7 @@
     </w:tblStylePr>
     <w:tblStylePr w:type="firstCol">
       <w:rPr>
+        <w:rFonts w:eastAsia="黑体"/>
         <w:color w:themeColor="background1" w:val="FFFFFF"/>
       </w:rPr>
       <w:tblPr/>
@@ -13216,6 +13744,7 @@
     </w:tblStylePr>
     <w:tblStylePr w:type="lastCol">
       <w:rPr>
+        <w:rFonts w:eastAsia="黑体"/>
         <w:color w:themeColor="background1" w:val="FFFFFF"/>
       </w:rPr>
       <w:tblPr/>
@@ -13245,11 +13774,13 @@
     </w:tblStylePr>
     <w:tblStylePr w:type="neCell">
       <w:rPr>
+        <w:rFonts w:eastAsia="黑体"/>
         <w:color w:themeColor="text1" w:val="000000"/>
       </w:rPr>
     </w:tblStylePr>
     <w:tblStylePr w:type="nwCell">
       <w:rPr>
+        <w:rFonts w:eastAsia="黑体"/>
         <w:color w:themeColor="text1" w:val="000000"/>
       </w:rPr>
     </w:tblStylePr>
@@ -13263,6 +13794,7 @@
       <w:spacing w:after="0" w:line="240" w:lineRule="auto"/>
     </w:pPr>
     <w:rPr>
+      <w:rFonts w:eastAsia="黑体"/>
       <w:color w:themeColor="text1" w:val="000000"/>
     </w:rPr>
     <w:tblPr>
@@ -13289,6 +13821,7 @@
     </w:tcPr>
     <w:tblStylePr w:type="firstRow">
       <w:rPr>
+        <w:rFonts w:eastAsia="黑体"/>
         <w:b/>
         <w:bCs/>
       </w:rPr>
@@ -13307,6 +13840,7 @@
     </w:tblStylePr>
     <w:tblStylePr w:type="lastRow">
       <w:rPr>
+        <w:rFonts w:eastAsia="黑体"/>
         <w:b/>
         <w:bCs/>
         <w:color w:themeColor="background1" w:val="FFFFFF"/>
@@ -13321,6 +13855,7 @@
     </w:tblStylePr>
     <w:tblStylePr w:type="firstCol">
       <w:rPr>
+        <w:rFonts w:eastAsia="黑体"/>
         <w:color w:themeColor="background1" w:val="FFFFFF"/>
       </w:rPr>
       <w:tblPr/>
@@ -13338,6 +13873,7 @@
     </w:tblStylePr>
     <w:tblStylePr w:type="lastCol">
       <w:rPr>
+        <w:rFonts w:eastAsia="黑体"/>
         <w:color w:themeColor="background1" w:val="FFFFFF"/>
       </w:rPr>
       <w:tblPr/>
@@ -13375,6 +13911,7 @@
       <w:spacing w:after="0" w:line="240" w:lineRule="auto"/>
     </w:pPr>
     <w:rPr>
+      <w:rFonts w:eastAsia="黑体"/>
       <w:color w:themeColor="text1" w:val="000000"/>
     </w:rPr>
     <w:tblPr>
@@ -13401,6 +13938,7 @@
     </w:tcPr>
     <w:tblStylePr w:type="firstRow">
       <w:rPr>
+        <w:rFonts w:eastAsia="黑体"/>
         <w:b/>
         <w:bCs/>
       </w:rPr>
@@ -13419,6 +13957,7 @@
     </w:tblStylePr>
     <w:tblStylePr w:type="lastRow">
       <w:rPr>
+        <w:rFonts w:eastAsia="黑体"/>
         <w:b/>
         <w:bCs/>
         <w:color w:themeColor="background1" w:val="FFFFFF"/>
@@ -13433,6 +13972,7 @@
     </w:tblStylePr>
     <w:tblStylePr w:type="firstCol">
       <w:rPr>
+        <w:rFonts w:eastAsia="黑体"/>
         <w:color w:themeColor="background1" w:val="FFFFFF"/>
       </w:rPr>
       <w:tblPr/>
@@ -13450,6 +13990,7 @@
     </w:tblStylePr>
     <w:tblStylePr w:type="lastCol">
       <w:rPr>
+        <w:rFonts w:eastAsia="黑体"/>
         <w:color w:themeColor="background1" w:val="FFFFFF"/>
       </w:rPr>
       <w:tblPr/>
@@ -13479,11 +14020,13 @@
     </w:tblStylePr>
     <w:tblStylePr w:type="neCell">
       <w:rPr>
+        <w:rFonts w:eastAsia="黑体"/>
         <w:color w:themeColor="text1" w:val="000000"/>
       </w:rPr>
     </w:tblStylePr>
     <w:tblStylePr w:type="nwCell">
       <w:rPr>
+        <w:rFonts w:eastAsia="黑体"/>
         <w:color w:themeColor="text1" w:val="000000"/>
       </w:rPr>
     </w:tblStylePr>
@@ -13497,6 +14040,7 @@
       <w:spacing w:after="0" w:line="240" w:lineRule="auto"/>
     </w:pPr>
     <w:rPr>
+      <w:rFonts w:eastAsia="黑体"/>
       <w:color w:themeColor="text1" w:val="000000"/>
     </w:rPr>
     <w:tblPr>
@@ -13523,6 +14067,7 @@
     </w:tcPr>
     <w:tblStylePr w:type="firstRow">
       <w:rPr>
+        <w:rFonts w:eastAsia="黑体"/>
         <w:b/>
         <w:bCs/>
       </w:rPr>
@@ -13541,6 +14086,7 @@
     </w:tblStylePr>
     <w:tblStylePr w:type="lastRow">
       <w:rPr>
+        <w:rFonts w:eastAsia="黑体"/>
         <w:b/>
         <w:bCs/>
         <w:color w:themeColor="background1" w:val="FFFFFF"/>
@@ -13555,6 +14101,7 @@
     </w:tblStylePr>
     <w:tblStylePr w:type="firstCol">
       <w:rPr>
+        <w:rFonts w:eastAsia="黑体"/>
         <w:color w:themeColor="background1" w:val="FFFFFF"/>
       </w:rPr>
       <w:tblPr/>
@@ -13572,6 +14119,7 @@
     </w:tblStylePr>
     <w:tblStylePr w:type="lastCol">
       <w:rPr>
+        <w:rFonts w:eastAsia="黑体"/>
         <w:color w:themeColor="background1" w:val="FFFFFF"/>
       </w:rPr>
       <w:tblPr/>
@@ -13601,11 +14149,13 @@
     </w:tblStylePr>
     <w:tblStylePr w:type="neCell">
       <w:rPr>
+        <w:rFonts w:eastAsia="黑体"/>
         <w:color w:themeColor="text1" w:val="000000"/>
       </w:rPr>
     </w:tblStylePr>
     <w:tblStylePr w:type="nwCell">
       <w:rPr>
+        <w:rFonts w:eastAsia="黑体"/>
         <w:color w:themeColor="text1" w:val="000000"/>
       </w:rPr>
     </w:tblStylePr>
@@ -13619,6 +14169,7 @@
       <w:spacing w:after="0" w:line="240" w:lineRule="auto"/>
     </w:pPr>
     <w:rPr>
+      <w:rFonts w:eastAsia="黑体"/>
       <w:color w:themeColor="text1" w:val="000000"/>
     </w:rPr>
     <w:tblPr>
@@ -13645,6 +14196,7 @@
     </w:tcPr>
     <w:tblStylePr w:type="firstRow">
       <w:rPr>
+        <w:rFonts w:eastAsia="黑体"/>
         <w:b/>
         <w:bCs/>
       </w:rPr>
@@ -13663,6 +14215,7 @@
     </w:tblStylePr>
     <w:tblStylePr w:type="lastRow">
       <w:rPr>
+        <w:rFonts w:eastAsia="黑体"/>
         <w:b/>
         <w:bCs/>
         <w:color w:themeColor="background1" w:val="FFFFFF"/>
@@ -13677,6 +14230,7 @@
     </w:tblStylePr>
     <w:tblStylePr w:type="firstCol">
       <w:rPr>
+        <w:rFonts w:eastAsia="黑体"/>
         <w:color w:themeColor="background1" w:val="FFFFFF"/>
       </w:rPr>
       <w:tblPr/>
@@ -13694,6 +14248,7 @@
     </w:tblStylePr>
     <w:tblStylePr w:type="lastCol">
       <w:rPr>
+        <w:rFonts w:eastAsia="黑体"/>
         <w:color w:themeColor="background1" w:val="FFFFFF"/>
       </w:rPr>
       <w:tblPr/>
@@ -13723,11 +14278,13 @@
     </w:tblStylePr>
     <w:tblStylePr w:type="neCell">
       <w:rPr>
+        <w:rFonts w:eastAsia="黑体"/>
         <w:color w:themeColor="text1" w:val="000000"/>
       </w:rPr>
     </w:tblStylePr>
     <w:tblStylePr w:type="nwCell">
       <w:rPr>
+        <w:rFonts w:eastAsia="黑体"/>
         <w:color w:themeColor="text1" w:val="000000"/>
       </w:rPr>
     </w:tblStylePr>
@@ -13741,6 +14298,7 @@
       <w:spacing w:after="0" w:line="240" w:lineRule="auto"/>
     </w:pPr>
     <w:rPr>
+      <w:rFonts w:eastAsia="黑体"/>
       <w:color w:themeColor="text1" w:val="000000"/>
     </w:rPr>
     <w:tblPr>
@@ -13759,6 +14317,7 @@
     </w:tcPr>
     <w:tblStylePr w:type="firstRow">
       <w:rPr>
+        <w:rFonts w:eastAsia="黑体"/>
         <w:b/>
         <w:bCs/>
         <w:color w:themeColor="background1" w:val="FFFFFF"/>
@@ -13773,6 +14332,7 @@
     </w:tblStylePr>
     <w:tblStylePr w:type="lastRow">
       <w:rPr>
+        <w:rFonts w:eastAsia="黑体"/>
         <w:b/>
         <w:bCs/>
         <w:color w:themeColor="accent2" w:themeShade="CC" w:val="9E3A38"/>
@@ -13787,12 +14347,14 @@
     </w:tblStylePr>
     <w:tblStylePr w:type="firstCol">
       <w:rPr>
+        <w:rFonts w:eastAsia="黑体"/>
         <w:b/>
         <w:bCs/>
       </w:rPr>
     </w:tblStylePr>
     <w:tblStylePr w:type="lastCol">
       <w:rPr>
+        <w:rFonts w:eastAsia="黑体"/>
         <w:b/>
         <w:bCs/>
       </w:rPr>
@@ -13827,6 +14389,7 @@
       <w:spacing w:after="0" w:line="240" w:lineRule="auto"/>
     </w:pPr>
     <w:rPr>
+      <w:rFonts w:eastAsia="黑体"/>
       <w:color w:themeColor="text1" w:val="000000"/>
     </w:rPr>
     <w:tblPr>
@@ -13845,6 +14408,7 @@
     </w:tcPr>
     <w:tblStylePr w:type="firstRow">
       <w:rPr>
+        <w:rFonts w:eastAsia="黑体"/>
         <w:b/>
         <w:bCs/>
         <w:color w:themeColor="background1" w:val="FFFFFF"/>
@@ -13859,6 +14423,7 @@
     </w:tblStylePr>
     <w:tblStylePr w:type="lastRow">
       <w:rPr>
+        <w:rFonts w:eastAsia="黑体"/>
         <w:b/>
         <w:bCs/>
         <w:color w:themeColor="accent2" w:themeShade="CC" w:val="9E3A38"/>
@@ -13873,12 +14438,14 @@
     </w:tblStylePr>
     <w:tblStylePr w:type="firstCol">
       <w:rPr>
+        <w:rFonts w:eastAsia="黑体"/>
         <w:b/>
         <w:bCs/>
       </w:rPr>
     </w:tblStylePr>
     <w:tblStylePr w:type="lastCol">
       <w:rPr>
+        <w:rFonts w:eastAsia="黑体"/>
         <w:b/>
         <w:bCs/>
       </w:rPr>
@@ -13913,6 +14480,7 @@
       <w:spacing w:after="0" w:line="240" w:lineRule="auto"/>
     </w:pPr>
     <w:rPr>
+      <w:rFonts w:eastAsia="黑体"/>
       <w:color w:themeColor="text1" w:val="000000"/>
     </w:rPr>
     <w:tblPr>
@@ -13931,6 +14499,7 @@
     </w:tcPr>
     <w:tblStylePr w:type="firstRow">
       <w:rPr>
+        <w:rFonts w:eastAsia="黑体"/>
         <w:b/>
         <w:bCs/>
         <w:color w:themeColor="background1" w:val="FFFFFF"/>
@@ -13945,6 +14514,7 @@
     </w:tblStylePr>
     <w:tblStylePr w:type="lastRow">
       <w:rPr>
+        <w:rFonts w:eastAsia="黑体"/>
         <w:b/>
         <w:bCs/>
         <w:color w:themeColor="accent2" w:themeShade="CC" w:val="9E3A38"/>
@@ -13959,12 +14529,14 @@
     </w:tblStylePr>
     <w:tblStylePr w:type="firstCol">
       <w:rPr>
+        <w:rFonts w:eastAsia="黑体"/>
         <w:b/>
         <w:bCs/>
       </w:rPr>
     </w:tblStylePr>
     <w:tblStylePr w:type="lastCol">
       <w:rPr>
+        <w:rFonts w:eastAsia="黑体"/>
         <w:b/>
         <w:bCs/>
       </w:rPr>
@@ -13999,6 +14571,7 @@
       <w:spacing w:after="0" w:line="240" w:lineRule="auto"/>
     </w:pPr>
     <w:rPr>
+      <w:rFonts w:eastAsia="黑体"/>
       <w:color w:themeColor="text1" w:val="000000"/>
     </w:rPr>
     <w:tblPr>
@@ -14017,6 +14590,7 @@
     </w:tcPr>
     <w:tblStylePr w:type="firstRow">
       <w:rPr>
+        <w:rFonts w:eastAsia="黑体"/>
         <w:b/>
         <w:bCs/>
         <w:color w:themeColor="background1" w:val="FFFFFF"/>
@@ -14031,6 +14605,7 @@
     </w:tblStylePr>
     <w:tblStylePr w:type="lastRow">
       <w:rPr>
+        <w:rFonts w:eastAsia="黑体"/>
         <w:b/>
         <w:bCs/>
         <w:color w:themeColor="accent4" w:themeShade="CC" w:val="664E82"/>
@@ -14045,12 +14620,14 @@
     </w:tblStylePr>
     <w:tblStylePr w:type="firstCol">
       <w:rPr>
+        <w:rFonts w:eastAsia="黑体"/>
         <w:b/>
         <w:bCs/>
       </w:rPr>
     </w:tblStylePr>
     <w:tblStylePr w:type="lastCol">
       <w:rPr>
+        <w:rFonts w:eastAsia="黑体"/>
         <w:b/>
         <w:bCs/>
       </w:rPr>
@@ -14085,6 +14662,7 @@
       <w:spacing w:after="0" w:line="240" w:lineRule="auto"/>
     </w:pPr>
     <w:rPr>
+      <w:rFonts w:eastAsia="黑体"/>
       <w:color w:themeColor="text1" w:val="000000"/>
     </w:rPr>
     <w:tblPr>
@@ -14103,6 +14681,7 @@
     </w:tcPr>
     <w:tblStylePr w:type="firstRow">
       <w:rPr>
+        <w:rFonts w:eastAsia="黑体"/>
         <w:b/>
         <w:bCs/>
         <w:color w:themeColor="background1" w:val="FFFFFF"/>
@@ -14117,6 +14696,7 @@
     </w:tblStylePr>
     <w:tblStylePr w:type="lastRow">
       <w:rPr>
+        <w:rFonts w:eastAsia="黑体"/>
         <w:b/>
         <w:bCs/>
         <w:color w:themeColor="accent3" w:themeShade="CC" w:val="7E9C40"/>
@@ -14131,12 +14711,14 @@
     </w:tblStylePr>
     <w:tblStylePr w:type="firstCol">
       <w:rPr>
+        <w:rFonts w:eastAsia="黑体"/>
         <w:b/>
         <w:bCs/>
       </w:rPr>
     </w:tblStylePr>
     <w:tblStylePr w:type="lastCol">
       <w:rPr>
+        <w:rFonts w:eastAsia="黑体"/>
         <w:b/>
         <w:bCs/>
       </w:rPr>
@@ -14171,6 +14753,7 @@
       <w:spacing w:after="0" w:line="240" w:lineRule="auto"/>
     </w:pPr>
     <w:rPr>
+      <w:rFonts w:eastAsia="黑体"/>
       <w:color w:themeColor="text1" w:val="000000"/>
     </w:rPr>
     <w:tblPr>
@@ -14189,6 +14772,7 @@
     </w:tcPr>
     <w:tblStylePr w:type="firstRow">
       <w:rPr>
+        <w:rFonts w:eastAsia="黑体"/>
         <w:b/>
         <w:bCs/>
         <w:color w:themeColor="background1" w:val="FFFFFF"/>
@@ -14203,6 +14787,7 @@
     </w:tblStylePr>
     <w:tblStylePr w:type="lastRow">
       <w:rPr>
+        <w:rFonts w:eastAsia="黑体"/>
         <w:b/>
         <w:bCs/>
         <w:color w:themeColor="accent6" w:themeShade="CC" w:val="F2730A"/>
@@ -14217,12 +14802,14 @@
     </w:tblStylePr>
     <w:tblStylePr w:type="firstCol">
       <w:rPr>
+        <w:rFonts w:eastAsia="黑体"/>
         <w:b/>
         <w:bCs/>
       </w:rPr>
     </w:tblStylePr>
     <w:tblStylePr w:type="lastCol">
       <w:rPr>
+        <w:rFonts w:eastAsia="黑体"/>
         <w:b/>
         <w:bCs/>
       </w:rPr>
@@ -14257,6 +14844,7 @@
       <w:spacing w:after="0" w:line="240" w:lineRule="auto"/>
     </w:pPr>
     <w:rPr>
+      <w:rFonts w:eastAsia="黑体"/>
       <w:color w:themeColor="text1" w:val="000000"/>
     </w:rPr>
     <w:tblPr>
@@ -14275,6 +14863,7 @@
     </w:tcPr>
     <w:tblStylePr w:type="firstRow">
       <w:rPr>
+        <w:rFonts w:eastAsia="黑体"/>
         <w:b/>
         <w:bCs/>
         <w:color w:themeColor="background1" w:val="FFFFFF"/>
@@ -14289,6 +14878,7 @@
     </w:tblStylePr>
     <w:tblStylePr w:type="lastRow">
       <w:rPr>
+        <w:rFonts w:eastAsia="黑体"/>
         <w:b/>
         <w:bCs/>
         <w:color w:themeColor="accent5" w:themeShade="CC" w:val="348DA5"/>
@@ -14303,12 +14893,14 @@
     </w:tblStylePr>
     <w:tblStylePr w:type="firstCol">
       <w:rPr>
+        <w:rFonts w:eastAsia="黑体"/>
         <w:b/>
         <w:bCs/>
       </w:rPr>
     </w:tblStylePr>
     <w:tblStylePr w:type="lastCol">
       <w:rPr>
+        <w:rFonts w:eastAsia="黑体"/>
         <w:b/>
         <w:bCs/>
       </w:rPr>
@@ -14343,6 +14935,7 @@
       <w:spacing w:after="0" w:line="240" w:lineRule="auto"/>
     </w:pPr>
     <w:rPr>
+      <w:rFonts w:eastAsia="黑体"/>
       <w:color w:themeColor="text1" w:val="000000"/>
     </w:rPr>
     <w:tblPr>
@@ -14364,6 +14957,7 @@
     </w:tcPr>
     <w:tblStylePr w:type="firstRow">
       <w:rPr>
+        <w:rFonts w:eastAsia="黑体"/>
         <w:b/>
         <w:bCs/>
       </w:rPr>
@@ -14374,6 +14968,7 @@
     </w:tblStylePr>
     <w:tblStylePr w:type="lastRow">
       <w:rPr>
+        <w:rFonts w:eastAsia="黑体"/>
         <w:b/>
         <w:bCs/>
         <w:color w:themeColor="text1" w:val="000000"/>
@@ -14385,6 +14980,7 @@
     </w:tblStylePr>
     <w:tblStylePr w:type="firstCol">
       <w:rPr>
+        <w:rFonts w:eastAsia="黑体"/>
         <w:color w:themeColor="background1" w:val="FFFFFF"/>
       </w:rPr>
       <w:tblPr/>
@@ -14394,6 +14990,7 @@
     </w:tblStylePr>
     <w:tblStylePr w:type="lastCol">
       <w:rPr>
+        <w:rFonts w:eastAsia="黑体"/>
         <w:color w:themeColor="background1" w:val="FFFFFF"/>
       </w:rPr>
       <w:tblPr/>
@@ -14423,6 +15020,7 @@
       <w:spacing w:after="0" w:line="240" w:lineRule="auto"/>
     </w:pPr>
     <w:rPr>
+      <w:rFonts w:eastAsia="黑体"/>
       <w:color w:themeColor="text1" w:val="000000"/>
     </w:rPr>
     <w:tblPr>
@@ -14444,6 +15042,7 @@
     </w:tcPr>
     <w:tblStylePr w:type="firstRow">
       <w:rPr>
+        <w:rFonts w:eastAsia="黑体"/>
         <w:b/>
         <w:bCs/>
       </w:rPr>
@@ -14454,6 +15053,7 @@
     </w:tblStylePr>
     <w:tblStylePr w:type="lastRow">
       <w:rPr>
+        <w:rFonts w:eastAsia="黑体"/>
         <w:b/>
         <w:bCs/>
         <w:color w:themeColor="text1" w:val="000000"/>
@@ -14465,6 +15065,7 @@
     </w:tblStylePr>
     <w:tblStylePr w:type="firstCol">
       <w:rPr>
+        <w:rFonts w:eastAsia="黑体"/>
         <w:color w:themeColor="background1" w:val="FFFFFF"/>
       </w:rPr>
       <w:tblPr/>
@@ -14474,6 +15075,7 @@
     </w:tblStylePr>
     <w:tblStylePr w:type="lastCol">
       <w:rPr>
+        <w:rFonts w:eastAsia="黑体"/>
         <w:color w:themeColor="background1" w:val="FFFFFF"/>
       </w:rPr>
       <w:tblPr/>
@@ -14503,6 +15105,7 @@
       <w:spacing w:after="0" w:line="240" w:lineRule="auto"/>
     </w:pPr>
     <w:rPr>
+      <w:rFonts w:eastAsia="黑体"/>
       <w:color w:themeColor="text1" w:val="000000"/>
     </w:rPr>
     <w:tblPr>
@@ -14524,6 +15127,7 @@
     </w:tcPr>
     <w:tblStylePr w:type="firstRow">
       <w:rPr>
+        <w:rFonts w:eastAsia="黑体"/>
         <w:b/>
         <w:bCs/>
       </w:rPr>
@@ -14534,6 +15138,7 @@
     </w:tblStylePr>
     <w:tblStylePr w:type="lastRow">
       <w:rPr>
+        <w:rFonts w:eastAsia="黑体"/>
         <w:b/>
         <w:bCs/>
         <w:color w:themeColor="text1" w:val="000000"/>
@@ -14545,6 +15150,7 @@
     </w:tblStylePr>
     <w:tblStylePr w:type="firstCol">
       <w:rPr>
+        <w:rFonts w:eastAsia="黑体"/>
         <w:color w:themeColor="background1" w:val="FFFFFF"/>
       </w:rPr>
       <w:tblPr/>
@@ -14554,6 +15160,7 @@
     </w:tblStylePr>
     <w:tblStylePr w:type="lastCol">
       <w:rPr>
+        <w:rFonts w:eastAsia="黑体"/>
         <w:color w:themeColor="background1" w:val="FFFFFF"/>
       </w:rPr>
       <w:tblPr/>
@@ -14583,6 +15190,7 @@
       <w:spacing w:after="0" w:line="240" w:lineRule="auto"/>
     </w:pPr>
     <w:rPr>
+      <w:rFonts w:eastAsia="黑体"/>
       <w:color w:themeColor="text1" w:val="000000"/>
     </w:rPr>
     <w:tblPr>
@@ -14604,6 +15212,7 @@
     </w:tcPr>
     <w:tblStylePr w:type="firstRow">
       <w:rPr>
+        <w:rFonts w:eastAsia="黑体"/>
         <w:b/>
         <w:bCs/>
       </w:rPr>
@@ -14614,6 +15223,7 @@
     </w:tblStylePr>
     <w:tblStylePr w:type="lastRow">
       <w:rPr>
+        <w:rFonts w:eastAsia="黑体"/>
         <w:b/>
         <w:bCs/>
         <w:color w:themeColor="text1" w:val="000000"/>
@@ -14625,6 +15235,7 @@
     </w:tblStylePr>
     <w:tblStylePr w:type="firstCol">
       <w:rPr>
+        <w:rFonts w:eastAsia="黑体"/>
         <w:color w:themeColor="background1" w:val="FFFFFF"/>
       </w:rPr>
       <w:tblPr/>
@@ -14634,6 +15245,7 @@
     </w:tblStylePr>
     <w:tblStylePr w:type="lastCol">
       <w:rPr>
+        <w:rFonts w:eastAsia="黑体"/>
         <w:color w:themeColor="background1" w:val="FFFFFF"/>
       </w:rPr>
       <w:tblPr/>
@@ -14663,6 +15275,7 @@
       <w:spacing w:after="0" w:line="240" w:lineRule="auto"/>
     </w:pPr>
     <w:rPr>
+      <w:rFonts w:eastAsia="黑体"/>
       <w:color w:themeColor="text1" w:val="000000"/>
     </w:rPr>
     <w:tblPr>
@@ -14684,6 +15297,7 @@
     </w:tcPr>
     <w:tblStylePr w:type="firstRow">
       <w:rPr>
+        <w:rFonts w:eastAsia="黑体"/>
         <w:b/>
         <w:bCs/>
       </w:rPr>
@@ -14694,6 +15308,7 @@
     </w:tblStylePr>
     <w:tblStylePr w:type="lastRow">
       <w:rPr>
+        <w:rFonts w:eastAsia="黑体"/>
         <w:b/>
         <w:bCs/>
         <w:color w:themeColor="text1" w:val="000000"/>
@@ -14705,6 +15320,7 @@
     </w:tblStylePr>
     <w:tblStylePr w:type="firstCol">
       <w:rPr>
+        <w:rFonts w:eastAsia="黑体"/>
         <w:color w:themeColor="background1" w:val="FFFFFF"/>
       </w:rPr>
       <w:tblPr/>
@@ -14714,6 +15330,7 @@
     </w:tblStylePr>
     <w:tblStylePr w:type="lastCol">
       <w:rPr>
+        <w:rFonts w:eastAsia="黑体"/>
         <w:color w:themeColor="background1" w:val="FFFFFF"/>
       </w:rPr>
       <w:tblPr/>
@@ -14743,6 +15360,7 @@
       <w:spacing w:after="0" w:line="240" w:lineRule="auto"/>
     </w:pPr>
     <w:rPr>
+      <w:rFonts w:eastAsia="黑体"/>
       <w:color w:themeColor="text1" w:val="000000"/>
     </w:rPr>
     <w:tblPr>
@@ -14764,6 +15382,7 @@
     </w:tcPr>
     <w:tblStylePr w:type="firstRow">
       <w:rPr>
+        <w:rFonts w:eastAsia="黑体"/>
         <w:b/>
         <w:bCs/>
       </w:rPr>
@@ -14774,6 +15393,7 @@
     </w:tblStylePr>
     <w:tblStylePr w:type="lastRow">
       <w:rPr>
+        <w:rFonts w:eastAsia="黑体"/>
         <w:b/>
         <w:bCs/>
         <w:color w:themeColor="text1" w:val="000000"/>
@@ -14785,6 +15405,7 @@
     </w:tblStylePr>
     <w:tblStylePr w:type="firstCol">
       <w:rPr>
+        <w:rFonts w:eastAsia="黑体"/>
         <w:color w:themeColor="background1" w:val="FFFFFF"/>
       </w:rPr>
       <w:tblPr/>
@@ -14794,6 +15415,7 @@
     </w:tblStylePr>
     <w:tblStylePr w:type="lastCol">
       <w:rPr>
+        <w:rFonts w:eastAsia="黑体"/>
         <w:color w:themeColor="background1" w:val="FFFFFF"/>
       </w:rPr>
       <w:tblPr/>
@@ -14823,6 +15445,7 @@
       <w:spacing w:after="0" w:line="240" w:lineRule="auto"/>
     </w:pPr>
     <w:rPr>
+      <w:rFonts w:eastAsia="黑体"/>
       <w:color w:themeColor="text1" w:val="000000"/>
     </w:rPr>
     <w:tblPr>
@@ -14844,6 +15467,7 @@
     </w:tcPr>
     <w:tblStylePr w:type="firstRow">
       <w:rPr>
+        <w:rFonts w:eastAsia="黑体"/>
         <w:b/>
         <w:bCs/>
       </w:rPr>
@@ -14854,6 +15478,7 @@
     </w:tblStylePr>
     <w:tblStylePr w:type="lastRow">
       <w:rPr>
+        <w:rFonts w:eastAsia="黑体"/>
         <w:b/>
         <w:bCs/>
         <w:color w:themeColor="text1" w:val="000000"/>
@@ -14865,6 +15490,7 @@
     </w:tblStylePr>
     <w:tblStylePr w:type="firstCol">
       <w:rPr>
+        <w:rFonts w:eastAsia="黑体"/>
         <w:color w:themeColor="background1" w:val="FFFFFF"/>
       </w:rPr>
       <w:tblPr/>
@@ -14874,6 +15500,7 @@
     </w:tblStylePr>
     <w:tblStylePr w:type="lastCol">
       <w:rPr>
+        <w:rFonts w:eastAsia="黑体"/>
         <w:color w:themeColor="background1" w:val="FFFFFF"/>
       </w:rPr>
       <w:tblPr/>
@@ -14906,6 +15533,7 @@
     <w:name w:val="KeywordTok"/>
     <w:basedOn w:val="VerbatimChar"/>
     <w:rPr>
+      <w:rFonts w:eastAsia="黑体"/>
       <w:b/>
       <w:color w:val="007020"/>
     </w:rPr>
@@ -14914,6 +15542,7 @@
     <w:name w:val="DataTypeTok"/>
     <w:basedOn w:val="VerbatimChar"/>
     <w:rPr>
+      <w:rFonts w:eastAsia="黑体"/>
       <w:color w:val="902000"/>
     </w:rPr>
   </w:style>
@@ -14921,6 +15550,7 @@
     <w:name w:val="DecValTok"/>
     <w:basedOn w:val="VerbatimChar"/>
     <w:rPr>
+      <w:rFonts w:eastAsia="黑体"/>
       <w:color w:val="40a070"/>
     </w:rPr>
   </w:style>
@@ -14928,6 +15558,7 @@
     <w:name w:val="BaseNTok"/>
     <w:basedOn w:val="VerbatimChar"/>
     <w:rPr>
+      <w:rFonts w:eastAsia="黑体"/>
       <w:color w:val="40a070"/>
     </w:rPr>
   </w:style>
@@ -14935,6 +15566,7 @@
     <w:name w:val="FloatTok"/>
     <w:basedOn w:val="VerbatimChar"/>
     <w:rPr>
+      <w:rFonts w:eastAsia="黑体"/>
       <w:color w:val="40a070"/>
     </w:rPr>
   </w:style>
@@ -14942,6 +15574,7 @@
     <w:name w:val="ConstantTok"/>
     <w:basedOn w:val="VerbatimChar"/>
     <w:rPr>
+      <w:rFonts w:eastAsia="黑体"/>
       <w:color w:val="880000"/>
     </w:rPr>
   </w:style>
@@ -14949,6 +15582,7 @@
     <w:name w:val="CharTok"/>
     <w:basedOn w:val="VerbatimChar"/>
     <w:rPr>
+      <w:rFonts w:eastAsia="黑体"/>
       <w:color w:val="4070a0"/>
     </w:rPr>
   </w:style>
@@ -14956,6 +15590,7 @@
     <w:name w:val="SpecialCharTok"/>
     <w:basedOn w:val="VerbatimChar"/>
     <w:rPr>
+      <w:rFonts w:eastAsia="黑体"/>
       <w:color w:val="4070a0"/>
     </w:rPr>
   </w:style>
@@ -14963,6 +15598,7 @@
     <w:name w:val="StringTok"/>
     <w:basedOn w:val="VerbatimChar"/>
     <w:rPr>
+      <w:rFonts w:eastAsia="黑体"/>
       <w:color w:val="4070a0"/>
     </w:rPr>
   </w:style>
@@ -14970,6 +15606,7 @@
     <w:name w:val="VerbatimStringTok"/>
     <w:basedOn w:val="VerbatimChar"/>
     <w:rPr>
+      <w:rFonts w:eastAsia="黑体"/>
       <w:color w:val="4070a0"/>
     </w:rPr>
   </w:style>
@@ -14977,6 +15614,7 @@
     <w:name w:val="SpecialStringTok"/>
     <w:basedOn w:val="VerbatimChar"/>
     <w:rPr>
+      <w:rFonts w:eastAsia="黑体"/>
       <w:color w:val="bb6688"/>
     </w:rPr>
   </w:style>
@@ -14984,6 +15622,7 @@
     <w:name w:val="ImportTok"/>
     <w:basedOn w:val="VerbatimChar"/>
     <w:rPr>
+      <w:rFonts w:eastAsia="黑体"/>
       <w:b/>
       <w:color w:val="008000"/>
     </w:rPr>
@@ -14992,6 +15631,7 @@
     <w:name w:val="CommentTok"/>
     <w:basedOn w:val="VerbatimChar"/>
     <w:rPr>
+      <w:rFonts w:eastAsia="黑体"/>
       <w:i/>
       <w:color w:val="60a0b0"/>
     </w:rPr>
@@ -15000,6 +15640,7 @@
     <w:name w:val="DocumentationTok"/>
     <w:basedOn w:val="VerbatimChar"/>
     <w:rPr>
+      <w:rFonts w:eastAsia="黑体"/>
       <w:i/>
       <w:color w:val="ba2121"/>
     </w:rPr>
@@ -15008,6 +15649,7 @@
     <w:name w:val="AnnotationTok"/>
     <w:basedOn w:val="VerbatimChar"/>
     <w:rPr>
+      <w:rFonts w:eastAsia="黑体"/>
       <w:b/>
       <w:i/>
       <w:color w:val="60a0b0"/>
@@ -15017,6 +15659,7 @@
     <w:name w:val="CommentVarTok"/>
     <w:basedOn w:val="VerbatimChar"/>
     <w:rPr>
+      <w:rFonts w:eastAsia="黑体"/>
       <w:b/>
       <w:i/>
       <w:color w:val="60a0b0"/>
@@ -15026,6 +15669,7 @@
     <w:name w:val="OtherTok"/>
     <w:basedOn w:val="VerbatimChar"/>
     <w:rPr>
+      <w:rFonts w:eastAsia="黑体"/>
       <w:color w:val="007020"/>
     </w:rPr>
   </w:style>
@@ -15033,6 +15677,7 @@
     <w:name w:val="FunctionTok"/>
     <w:basedOn w:val="VerbatimChar"/>
     <w:rPr>
+      <w:rFonts w:eastAsia="黑体"/>
       <w:color w:val="06287e"/>
     </w:rPr>
   </w:style>
@@ -15040,6 +15685,7 @@
     <w:name w:val="VariableTok"/>
     <w:basedOn w:val="VerbatimChar"/>
     <w:rPr>
+      <w:rFonts w:eastAsia="黑体"/>
       <w:color w:val="19177c"/>
     </w:rPr>
   </w:style>
@@ -15047,6 +15693,7 @@
     <w:name w:val="ControlFlowTok"/>
     <w:basedOn w:val="VerbatimChar"/>
     <w:rPr>
+      <w:rFonts w:eastAsia="黑体"/>
       <w:b/>
       <w:color w:val="007020"/>
     </w:rPr>
@@ -15055,6 +15702,7 @@
     <w:name w:val="OperatorTok"/>
     <w:basedOn w:val="VerbatimChar"/>
     <w:rPr>
+      <w:rFonts w:eastAsia="黑体"/>
       <w:color w:val="666666"/>
     </w:rPr>
   </w:style>
@@ -15062,18 +15710,22 @@
     <w:name w:val="BuiltInTok"/>
     <w:basedOn w:val="VerbatimChar"/>
     <w:rPr>
+      <w:rFonts w:eastAsia="黑体"/>
       <w:color w:val="008000"/>
     </w:rPr>
   </w:style>
   <w:style w:type="character" w:customStyle="1" w:styleId="ExtensionTok">
     <w:name w:val="ExtensionTok"/>
     <w:basedOn w:val="VerbatimChar"/>
-    <w:rPr/>
+    <w:rPr>
+      <w:rFonts w:eastAsia="黑体"/>
+    </w:rPr>
   </w:style>
   <w:style w:type="character" w:customStyle="1" w:styleId="PreprocessorTok">
     <w:name w:val="PreprocessorTok"/>
     <w:basedOn w:val="VerbatimChar"/>
     <w:rPr>
+      <w:rFonts w:eastAsia="黑体"/>
       <w:color w:val="bc7a00"/>
     </w:rPr>
   </w:style>
@@ -15081,18 +15733,22 @@
     <w:name w:val="AttributeTok"/>
     <w:basedOn w:val="VerbatimChar"/>
     <w:rPr>
+      <w:rFonts w:eastAsia="黑体"/>
       <w:color w:val="7d9029"/>
     </w:rPr>
   </w:style>
   <w:style w:type="character" w:customStyle="1" w:styleId="RegionMarkerTok">
     <w:name w:val="RegionMarkerTok"/>
     <w:basedOn w:val="VerbatimChar"/>
-    <w:rPr/>
+    <w:rPr>
+      <w:rFonts w:eastAsia="黑体"/>
+    </w:rPr>
   </w:style>
   <w:style w:type="character" w:customStyle="1" w:styleId="InformationTok">
     <w:name w:val="InformationTok"/>
     <w:basedOn w:val="VerbatimChar"/>
     <w:rPr>
+      <w:rFonts w:eastAsia="黑体"/>
       <w:b/>
       <w:i/>
       <w:color w:val="60a0b0"/>
@@ -15102,6 +15758,7 @@
     <w:name w:val="WarningTok"/>
     <w:basedOn w:val="VerbatimChar"/>
     <w:rPr>
+      <w:rFonts w:eastAsia="黑体"/>
       <w:b/>
       <w:i/>
       <w:color w:val="60a0b0"/>
@@ -15111,6 +15768,7 @@
     <w:name w:val="AlertTok"/>
     <w:basedOn w:val="VerbatimChar"/>
     <w:rPr>
+      <w:rFonts w:eastAsia="黑体"/>
       <w:b/>
       <w:color w:val="ff0000"/>
     </w:rPr>
@@ -15119,6 +15777,7 @@
     <w:name w:val="ErrorTok"/>
     <w:basedOn w:val="VerbatimChar"/>
     <w:rPr>
+      <w:rFonts w:eastAsia="黑体"/>
       <w:b/>
       <w:color w:val="ff0000"/>
     </w:rPr>
@@ -15126,7 +15785,9 @@
   <w:style w:type="character" w:customStyle="1" w:styleId="NormalTok">
     <w:name w:val="NormalTok"/>
     <w:basedOn w:val="VerbatimChar"/>
-    <w:rPr/>
+    <w:rPr>
+      <w:rFonts w:eastAsia="黑体"/>
+    </w:rPr>
   </w:style>
 </w:styles>
 </file>
@@ -15175,12 +15836,12 @@
     <a:fontScheme name="Office">
       <a:majorFont>
         <a:latin typeface="Calibri"/>
-        <a:ea typeface=""/>
+        <a:ea typeface="黑体"/>
         <a:cs typeface=""/>
         <a:font script="Jpan" typeface="ＭＳ ゴシック"/>
         <a:font script="Hang" typeface="맑은 고딕"/>
-        <a:font script="Hans" typeface="宋体"/>
-        <a:font script="Hant" typeface="新細明體"/>
+        <a:font script="Hans" typeface="黑体"/>
+        <a:font script="Hant" typeface="黑体"/>
         <a:font script="Arab" typeface="Times New Roman"/>
         <a:font script="Hebr" typeface="Times New Roman"/>
         <a:font script="Thai" typeface="Angsana New"/>
@@ -15210,12 +15871,12 @@
       </a:majorFont>
       <a:minorFont>
         <a:latin typeface="Cambria"/>
-        <a:ea typeface=""/>
+        <a:ea typeface="黑体"/>
         <a:cs typeface=""/>
         <a:font script="Jpan" typeface="ＭＳ 明朝"/>
         <a:font script="Hang" typeface="맑은 고딕"/>
-        <a:font script="Hans" typeface="宋体"/>
-        <a:font script="Hant" typeface="新細明體"/>
+        <a:font script="Hans" typeface="黑体"/>
+        <a:font script="Hant" typeface="黑体"/>
         <a:font script="Arab" typeface="Arial"/>
         <a:font script="Hebr" typeface="Arial"/>
         <a:font script="Thai" typeface="Cordia New"/>

--- a/02-放大电路/02-功率放大电路/变压器耦合功率放大电路/变压器耦合功率放大电路.docx
+++ b/02-放大电路/02-功率放大电路/变压器耦合功率放大电路/变压器耦合功率放大电路.docx
@@ -2765,7 +2765,7 @@
           <w:color w:val="555555"/>
           <w:sz w:val="21"/>
         </w:rPr>
-        <w:t>材料收集者：杜文杰，WX手机：19519196569，QQ:3478827729</w:t>
+        <w:t>材料收集者：杜文杰，微信/手机：19519196569，QQ:3478827729</w:t>
       </w:r>
     </w:p>
     <w:sectPr>
